--- a/assets/word/agency_ru_v1.docx
+++ b/assets/word/agency_ru_v1.docx
@@ -5,104 +5,713 @@
     <w:p>
       <w:pPr>
         <w:pStyle w:val="Title"/>
+        <w:widowControl/>
+        <w:jc w:val="center"/>
       </w:pPr>
       <w:r>
+        <w:rPr>
+          <w:color w:val="000000"/>
+        </w:rPr>
         <w:t>Агентский договор</w:t>
       </w:r>
     </w:p>
     <w:p>
+      <w:pPr>
+        <w:widowControl/>
+      </w:pPr>
       <w:r>
-        <w:t>Место: [Место составления]. Дата: [Дата документа].</w:t>
+        <w:rPr>
+          <w:color w:val="000000"/>
+        </w:rPr>
+        <w:t>Место составления: [Место составления]    Дата: [Дата документа]</w:t>
       </w:r>
     </w:p>
+    <w:tbl>
+      <w:tblPr>
+        <w:tblW w:type="auto" w:w="0"/>
+        <w:jc w:val="center"/>
+        <w:tblLayout w:type="fixed"/>
+        <w:tblLook w:firstColumn="1" w:firstRow="1" w:lastColumn="0" w:lastRow="0" w:noHBand="0" w:noVBand="1" w:val="04A0"/>
+        <w:tblBorders>
+          <w:top w:val="single" w:sz="5" w:color="000000"/>
+          <w:left w:val="single" w:sz="5" w:color="000000"/>
+          <w:bottom w:val="single" w:sz="5" w:color="000000"/>
+          <w:right w:val="single" w:sz="5" w:color="000000"/>
+          <w:insideH w:val="single" w:sz="5" w:color="000000"/>
+          <w:insideV w:val="single" w:sz="5" w:color="000000"/>
+        </w:tblBorders>
+        <w:tblCellMar>
+          <w:top w:w="85" w:type="dxa"/>
+          <w:bottom w:w="85" w:type="dxa"/>
+          <w:left w:w="100" w:type="dxa"/>
+          <w:right w:w="100" w:type="dxa"/>
+        </w:tblCellMar>
+      </w:tblPr>
+      <w:tblGrid>
+        <w:gridCol w:w="4819"/>
+        <w:gridCol w:w="4819"/>
+      </w:tblGrid>
+      <w:tr>
+        <w:trPr>
+          <w:cantSplit/>
+          <w:tblHeader/>
+        </w:trPr>
+        <w:tc>
+          <w:tcPr>
+            <w:tcW w:type="dxa" w:w="4819"/>
+            <w:vAlign w:val="center"/>
+          </w:tcPr>
+          <w:p>
+            <w:pPr>
+              <w:spacing w:after="20" w:line="240" w:lineRule="auto"/>
+            </w:pPr>
+            <w:r>
+              <w:rPr>
+                <w:b/>
+                <w:sz w:val="21"/>
+                <w:color w:val="000000"/>
+              </w:rPr>
+              <w:t>ПРИНЦИПАЛ</w:t>
+            </w:r>
+          </w:p>
+        </w:tc>
+        <w:tc>
+          <w:tcPr>
+            <w:tcW w:type="dxa" w:w="4819"/>
+            <w:vAlign w:val="center"/>
+          </w:tcPr>
+          <w:p>
+            <w:pPr>
+              <w:spacing w:after="20" w:line="240" w:lineRule="auto"/>
+            </w:pPr>
+            <w:r>
+              <w:rPr>
+                <w:b/>
+                <w:sz w:val="21"/>
+                <w:color w:val="000000"/>
+              </w:rPr>
+              <w:t>АГЕНТ</w:t>
+            </w:r>
+          </w:p>
+        </w:tc>
+      </w:tr>
+      <w:tr>
+        <w:trPr>
+          <w:cantSplit/>
+        </w:trPr>
+        <w:tc>
+          <w:tcPr>
+            <w:tcW w:type="dxa" w:w="4819"/>
+            <w:vAlign w:val="center"/>
+          </w:tcPr>
+          <w:p>
+            <w:pPr>
+              <w:spacing w:after="20" w:line="240" w:lineRule="auto"/>
+            </w:pPr>
+            <w:r>
+              <w:rPr>
+                <w:b w:val="0"/>
+                <w:sz w:val="21"/>
+                <w:color w:val="000000"/>
+              </w:rPr>
+              <w:t>[Принципал]</w:t>
+            </w:r>
+          </w:p>
+        </w:tc>
+        <w:tc>
+          <w:tcPr>
+            <w:tcW w:type="dxa" w:w="4819"/>
+            <w:vAlign w:val="center"/>
+          </w:tcPr>
+          <w:p>
+            <w:pPr>
+              <w:spacing w:after="20" w:line="240" w:lineRule="auto"/>
+            </w:pPr>
+            <w:r>
+              <w:rPr>
+                <w:b w:val="0"/>
+                <w:sz w:val="21"/>
+                <w:color w:val="000000"/>
+              </w:rPr>
+              <w:t>[Агент]</w:t>
+            </w:r>
+          </w:p>
+        </w:tc>
+      </w:tr>
+      <w:tr>
+        <w:trPr>
+          <w:cantSplit/>
+        </w:trPr>
+        <w:tc>
+          <w:tcPr>
+            <w:tcW w:type="dxa" w:w="4819"/>
+            <w:vAlign w:val="center"/>
+          </w:tcPr>
+          <w:p>
+            <w:pPr>
+              <w:spacing w:after="20" w:line="240" w:lineRule="auto"/>
+            </w:pPr>
+            <w:r>
+              <w:rPr>
+                <w:b w:val="0"/>
+                <w:sz w:val="21"/>
+                <w:color w:val="000000"/>
+              </w:rPr>
+              <w:t>Подписант и полномочия: [Подписант первой стороны и полномочия]</w:t>
+            </w:r>
+          </w:p>
+        </w:tc>
+        <w:tc>
+          <w:tcPr>
+            <w:tcW w:type="dxa" w:w="4819"/>
+            <w:vAlign w:val="center"/>
+          </w:tcPr>
+          <w:p>
+            <w:pPr>
+              <w:spacing w:after="20" w:line="240" w:lineRule="auto"/>
+            </w:pPr>
+            <w:r>
+              <w:rPr>
+                <w:b w:val="0"/>
+                <w:sz w:val="21"/>
+                <w:color w:val="000000"/>
+              </w:rPr>
+              <w:t>Подписант и полномочия: [Подписант второй стороны и полномочия]</w:t>
+            </w:r>
+          </w:p>
+        </w:tc>
+      </w:tr>
+    </w:tbl>
     <w:p>
+      <w:pPr>
+        <w:widowControl/>
+        <w:spacing w:before="120"/>
+      </w:pPr>
       <w:r>
-        <w:t>Принципал: [Принципал]. Подписант и основание полномочий: [Подписант первой стороны и полномочия].</w:t>
-      </w:r>
-    </w:p>
-    <w:p>
-      <w:r>
-        <w:t>Агент: [Агент]. Подписант и основание полномочий: [Подписант второй стороны и полномочия].</w:t>
+        <w:rPr>
+          <w:color w:val="000000"/>
+        </w:rPr>
+        <w:t>Указанные стороны заключили настоящий договор о нижеследующем.</w:t>
       </w:r>
     </w:p>
     <w:p>
       <w:pPr>
         <w:pStyle w:val="Heading1"/>
+        <w:widowControl/>
       </w:pPr>
       <w:r>
-        <w:t>Поручение</w:t>
+        <w:rPr>
+          <w:color w:val="000000"/>
+        </w:rPr>
+        <w:t>1. Поручение и полномочия</w:t>
       </w:r>
     </w:p>
     <w:p>
+      <w:pPr>
+        <w:widowControl/>
+      </w:pPr>
       <w:r>
-        <w:t>Агент за вознаграждение выполняет от имени и за счёт принципала следующие действия: [Порученные действия и ограничения].</w:t>
+        <w:rPr>
+          <w:color w:val="000000"/>
+        </w:rPr>
+        <w:t>1.1. Агент за вознаграждение выполняет от имени и за счёт принципала следующие действия: [Порученные действия и ограничения].</w:t>
       </w:r>
     </w:p>
     <w:p>
+      <w:pPr>
+        <w:widowControl/>
+      </w:pPr>
       <w:r>
-        <w:t>Срок: [Срок поручения]. Агент соблюдает согласованные указания и пределы полномочий. Доверенность выдаётся отдельно, когда необходима.</w:t>
+        <w:rPr>
+          <w:color w:val="000000"/>
+        </w:rPr>
+        <w:t>1.2. Срок: [Срок поручения]. Агент соблюдает согласованные указания и пределы полномочий. Доверенность выдаётся отдельно, когда необходима.</w:t>
       </w:r>
     </w:p>
     <w:p>
       <w:pPr>
         <w:pStyle w:val="Heading1"/>
+        <w:widowControl/>
       </w:pPr>
       <w:r>
-        <w:t>Вознаграждение и отчётность</w:t>
+        <w:rPr>
+          <w:color w:val="000000"/>
+        </w:rPr>
+        <w:t>2. Вознаграждение и расходы</w:t>
+      </w:r>
+    </w:p>
+    <w:tbl>
+      <w:tblPr>
+        <w:tblW w:type="auto" w:w="0"/>
+        <w:jc w:val="center"/>
+        <w:tblLayout w:type="fixed"/>
+        <w:tblLook w:firstColumn="1" w:firstRow="1" w:lastColumn="0" w:lastRow="0" w:noHBand="0" w:noVBand="1" w:val="04A0"/>
+        <w:tblBorders>
+          <w:top w:val="single" w:sz="5" w:color="000000"/>
+          <w:left w:val="single" w:sz="5" w:color="000000"/>
+          <w:bottom w:val="single" w:sz="5" w:color="000000"/>
+          <w:right w:val="single" w:sz="5" w:color="000000"/>
+          <w:insideH w:val="single" w:sz="5" w:color="000000"/>
+          <w:insideV w:val="single" w:sz="5" w:color="000000"/>
+        </w:tblBorders>
+        <w:tblCellMar>
+          <w:top w:w="85" w:type="dxa"/>
+          <w:bottom w:w="85" w:type="dxa"/>
+          <w:left w:w="100" w:type="dxa"/>
+          <w:right w:w="100" w:type="dxa"/>
+        </w:tblCellMar>
+      </w:tblPr>
+      <w:tblGrid>
+        <w:gridCol w:w="2835"/>
+        <w:gridCol w:w="6803"/>
+      </w:tblGrid>
+      <w:tr>
+        <w:trPr>
+          <w:cantSplit/>
+          <w:tblHeader/>
+        </w:trPr>
+        <w:tc>
+          <w:tcPr>
+            <w:tcW w:type="dxa" w:w="2835"/>
+            <w:vAlign w:val="center"/>
+          </w:tcPr>
+          <w:p>
+            <w:pPr>
+              <w:spacing w:after="20" w:line="240" w:lineRule="auto"/>
+            </w:pPr>
+            <w:r>
+              <w:rPr>
+                <w:b/>
+                <w:sz w:val="21"/>
+                <w:color w:val="000000"/>
+              </w:rPr>
+              <w:t>Сведения</w:t>
+            </w:r>
+          </w:p>
+        </w:tc>
+        <w:tc>
+          <w:tcPr>
+            <w:tcW w:type="dxa" w:w="6803"/>
+            <w:vAlign w:val="center"/>
+          </w:tcPr>
+          <w:p>
+            <w:pPr>
+              <w:spacing w:after="20" w:line="240" w:lineRule="auto"/>
+            </w:pPr>
+            <w:r>
+              <w:rPr>
+                <w:b/>
+                <w:sz w:val="21"/>
+                <w:color w:val="000000"/>
+              </w:rPr>
+              <w:t>Согласованные данные</w:t>
+            </w:r>
+          </w:p>
+        </w:tc>
+      </w:tr>
+      <w:tr>
+        <w:trPr>
+          <w:cantSplit/>
+        </w:trPr>
+        <w:tc>
+          <w:tcPr>
+            <w:tcW w:type="dxa" w:w="2835"/>
+            <w:vAlign w:val="center"/>
+          </w:tcPr>
+          <w:p>
+            <w:pPr>
+              <w:spacing w:after="20" w:line="240" w:lineRule="auto"/>
+            </w:pPr>
+            <w:r>
+              <w:rPr>
+                <w:b w:val="0"/>
+                <w:sz w:val="21"/>
+                <w:color w:val="000000"/>
+              </w:rPr>
+              <w:t>Вознаграждение</w:t>
+            </w:r>
+          </w:p>
+        </w:tc>
+        <w:tc>
+          <w:tcPr>
+            <w:tcW w:type="dxa" w:w="6803"/>
+            <w:vAlign w:val="center"/>
+          </w:tcPr>
+          <w:p>
+            <w:pPr>
+              <w:spacing w:after="20" w:line="240" w:lineRule="auto"/>
+            </w:pPr>
+            <w:r>
+              <w:rPr>
+                <w:b w:val="0"/>
+                <w:sz w:val="21"/>
+                <w:color w:val="000000"/>
+              </w:rPr>
+              <w:t>[Вознаграждение и налоги]</w:t>
+            </w:r>
+          </w:p>
+        </w:tc>
+      </w:tr>
+      <w:tr>
+        <w:trPr>
+          <w:cantSplit/>
+        </w:trPr>
+        <w:tc>
+          <w:tcPr>
+            <w:tcW w:type="dxa" w:w="2835"/>
+            <w:vAlign w:val="center"/>
+          </w:tcPr>
+          <w:p>
+            <w:pPr>
+              <w:spacing w:after="20" w:line="240" w:lineRule="auto"/>
+            </w:pPr>
+            <w:r>
+              <w:rPr>
+                <w:b w:val="0"/>
+                <w:sz w:val="21"/>
+                <w:color w:val="000000"/>
+              </w:rPr>
+              <w:t>Срок выплаты</w:t>
+            </w:r>
+          </w:p>
+        </w:tc>
+        <w:tc>
+          <w:tcPr>
+            <w:tcW w:type="dxa" w:w="6803"/>
+            <w:vAlign w:val="center"/>
+          </w:tcPr>
+          <w:p>
+            <w:pPr>
+              <w:spacing w:after="20" w:line="240" w:lineRule="auto"/>
+            </w:pPr>
+            <w:r>
+              <w:rPr>
+                <w:b w:val="0"/>
+                <w:sz w:val="21"/>
+                <w:color w:val="000000"/>
+              </w:rPr>
+              <w:t>[Срок выплаты вознаграждения]</w:t>
+            </w:r>
+          </w:p>
+        </w:tc>
+      </w:tr>
+      <w:tr>
+        <w:trPr>
+          <w:cantSplit/>
+        </w:trPr>
+        <w:tc>
+          <w:tcPr>
+            <w:tcW w:type="dxa" w:w="2835"/>
+            <w:vAlign w:val="center"/>
+          </w:tcPr>
+          <w:p>
+            <w:pPr>
+              <w:spacing w:after="20" w:line="240" w:lineRule="auto"/>
+            </w:pPr>
+            <w:r>
+              <w:rPr>
+                <w:b w:val="0"/>
+                <w:sz w:val="21"/>
+                <w:color w:val="000000"/>
+              </w:rPr>
+              <w:t>Расходы</w:t>
+            </w:r>
+          </w:p>
+        </w:tc>
+        <w:tc>
+          <w:tcPr>
+            <w:tcW w:type="dxa" w:w="6803"/>
+            <w:vAlign w:val="center"/>
+          </w:tcPr>
+          <w:p>
+            <w:pPr>
+              <w:spacing w:after="20" w:line="240" w:lineRule="auto"/>
+            </w:pPr>
+            <w:r>
+              <w:rPr>
+                <w:b w:val="0"/>
+                <w:sz w:val="21"/>
+                <w:color w:val="000000"/>
+              </w:rPr>
+              <w:t>[Согласование и возмещение расходов]</w:t>
+            </w:r>
+          </w:p>
+        </w:tc>
+      </w:tr>
+    </w:tbl>
+    <w:p>
+      <w:pPr>
+        <w:pStyle w:val="Heading1"/>
+        <w:widowControl/>
+      </w:pPr>
+      <w:r>
+        <w:rPr>
+          <w:color w:val="000000"/>
+        </w:rPr>
+        <w:t>3. Отчётность и субагенты</w:t>
       </w:r>
     </w:p>
     <w:p>
+      <w:pPr>
+        <w:widowControl/>
+      </w:pPr>
       <w:r>
-        <w:t>Вознаграждение: [Вознаграждение и налоги]. Выплата: [Срок выплаты вознаграждения]. Расходы: [Согласование и возмещение расходов].</w:t>
+        <w:rPr>
+          <w:color w:val="000000"/>
+        </w:rPr>
+        <w:t>3.1. Отчёты: [Периодичность и содержание отчёта]. Срок мотивированных возражений: [Срок возражений по отчёту]. Если возражения не поступили в согласованный срок, отчёт считается принятым в соответствии со статьёй 1008 ГК РФ.</w:t>
       </w:r>
     </w:p>
     <w:p>
+      <w:pPr>
+        <w:widowControl/>
+      </w:pPr>
       <w:r>
-        <w:t>Отчёты: [Периодичность и содержание отчёта]. Срок мотивированных возражений: [Срок возражений по отчёту]. Если возражения не поступили в согласованный срок, отчёт считается принятым в соответствии со статьёй 1008 ГК РФ.</w:t>
-      </w:r>
-    </w:p>
-    <w:p>
-      <w:r>
-        <w:t>Субагенты: [Условия привлечения субагентов]. Агент отвечает перед принципалом за их действия в пределах закона.</w:t>
-      </w:r>
-    </w:p>
-    <w:p>
-      <w:r>
-        <w:t>Стороны передают друг другу необходимые документы. Ответственность, прекращение договора и окончательные расчёты регулируются законодательством РФ.</w:t>
+        <w:rPr>
+          <w:color w:val="000000"/>
+        </w:rPr>
+        <w:t>3.2. Субагенты: [Условия привлечения субагентов]. Агент отвечает перед принципалом за их действия в пределах закона.</w:t>
       </w:r>
     </w:p>
     <w:p>
       <w:pPr>
         <w:pStyle w:val="Heading1"/>
+        <w:widowControl/>
       </w:pPr>
       <w:r>
-        <w:t>Реквизиты и подписи</w:t>
+        <w:rPr>
+          <w:color w:val="000000"/>
+        </w:rPr>
+        <w:t>4. Ответственность и прекращение</w:t>
       </w:r>
     </w:p>
     <w:p>
+      <w:pPr>
+        <w:widowControl/>
+      </w:pPr>
       <w:r>
-        <w:t>Первая сторона: [Принципал]. [Реквизиты первой стороны].</w:t>
+        <w:rPr>
+          <w:color w:val="000000"/>
+        </w:rPr>
+        <w:t>4.1. Стороны передают друг другу необходимые документы. Ответственность, прекращение договора и окончательные расчёты регулируются законодательством РФ.</w:t>
       </w:r>
     </w:p>
     <w:p>
+      <w:pPr>
+        <w:pStyle w:val="Heading1"/>
+        <w:widowControl/>
+      </w:pPr>
       <w:r>
-        <w:t>Подпись ____________________</w:t>
+        <w:rPr>
+          <w:color w:val="000000"/>
+        </w:rPr>
+        <w:t>5. Реквизиты и подписи сторон</w:t>
       </w:r>
     </w:p>
-    <w:p>
-      <w:r>
-        <w:t>Вторая сторона: [Агент]. [Реквизиты второй стороны].</w:t>
-      </w:r>
-    </w:p>
-    <w:p>
-      <w:r>
-        <w:t>Подпись ____________________</w:t>
-      </w:r>
-    </w:p>
+    <w:tbl>
+      <w:tblPr>
+        <w:tblW w:type="auto" w:w="0"/>
+        <w:jc w:val="center"/>
+        <w:tblLayout w:type="fixed"/>
+        <w:tblLook w:firstColumn="1" w:firstRow="1" w:lastColumn="0" w:lastRow="0" w:noHBand="0" w:noVBand="1" w:val="04A0"/>
+        <w:tblBorders>
+          <w:top w:val="single" w:sz="5" w:color="000000"/>
+          <w:left w:val="single" w:sz="5" w:color="000000"/>
+          <w:bottom w:val="single" w:sz="5" w:color="000000"/>
+          <w:right w:val="single" w:sz="5" w:color="000000"/>
+          <w:insideH w:val="single" w:sz="5" w:color="000000"/>
+          <w:insideV w:val="single" w:sz="5" w:color="000000"/>
+        </w:tblBorders>
+        <w:tblCellMar>
+          <w:top w:w="85" w:type="dxa"/>
+          <w:bottom w:w="85" w:type="dxa"/>
+          <w:left w:w="100" w:type="dxa"/>
+          <w:right w:w="100" w:type="dxa"/>
+        </w:tblCellMar>
+      </w:tblPr>
+      <w:tblGrid>
+        <w:gridCol w:w="4819"/>
+        <w:gridCol w:w="4819"/>
+      </w:tblGrid>
+      <w:tr>
+        <w:trPr>
+          <w:cantSplit/>
+          <w:tblHeader/>
+        </w:trPr>
+        <w:tc>
+          <w:tcPr>
+            <w:tcW w:type="dxa" w:w="4819"/>
+            <w:vAlign w:val="center"/>
+          </w:tcPr>
+          <w:p>
+            <w:pPr>
+              <w:spacing w:after="20" w:line="240" w:lineRule="auto"/>
+            </w:pPr>
+            <w:r>
+              <w:rPr>
+                <w:b/>
+                <w:sz w:val="21"/>
+                <w:color w:val="000000"/>
+              </w:rPr>
+              <w:t>ПРИНЦИПАЛ</w:t>
+            </w:r>
+          </w:p>
+        </w:tc>
+        <w:tc>
+          <w:tcPr>
+            <w:tcW w:type="dxa" w:w="4819"/>
+            <w:vAlign w:val="center"/>
+          </w:tcPr>
+          <w:p>
+            <w:pPr>
+              <w:spacing w:after="20" w:line="240" w:lineRule="auto"/>
+            </w:pPr>
+            <w:r>
+              <w:rPr>
+                <w:b/>
+                <w:sz w:val="21"/>
+                <w:color w:val="000000"/>
+              </w:rPr>
+              <w:t>АГЕНТ</w:t>
+            </w:r>
+          </w:p>
+        </w:tc>
+      </w:tr>
+      <w:tr>
+        <w:trPr>
+          <w:cantSplit/>
+        </w:trPr>
+        <w:tc>
+          <w:tcPr>
+            <w:tcW w:type="dxa" w:w="4819"/>
+            <w:vAlign w:val="center"/>
+          </w:tcPr>
+          <w:p>
+            <w:pPr>
+              <w:spacing w:after="20" w:line="240" w:lineRule="auto"/>
+            </w:pPr>
+            <w:r>
+              <w:rPr>
+                <w:b w:val="0"/>
+                <w:sz w:val="21"/>
+                <w:color w:val="000000"/>
+              </w:rPr>
+              <w:t>[Принципал]</w:t>
+            </w:r>
+          </w:p>
+        </w:tc>
+        <w:tc>
+          <w:tcPr>
+            <w:tcW w:type="dxa" w:w="4819"/>
+            <w:vAlign w:val="center"/>
+          </w:tcPr>
+          <w:p>
+            <w:pPr>
+              <w:spacing w:after="20" w:line="240" w:lineRule="auto"/>
+            </w:pPr>
+            <w:r>
+              <w:rPr>
+                <w:b w:val="0"/>
+                <w:sz w:val="21"/>
+                <w:color w:val="000000"/>
+              </w:rPr>
+              <w:t>[Агент]</w:t>
+            </w:r>
+          </w:p>
+        </w:tc>
+      </w:tr>
+      <w:tr>
+        <w:trPr>
+          <w:cantSplit/>
+        </w:trPr>
+        <w:tc>
+          <w:tcPr>
+            <w:tcW w:type="dxa" w:w="4819"/>
+            <w:vAlign w:val="center"/>
+          </w:tcPr>
+          <w:p>
+            <w:pPr>
+              <w:spacing w:after="20" w:line="240" w:lineRule="auto"/>
+            </w:pPr>
+            <w:r>
+              <w:rPr>
+                <w:b w:val="0"/>
+                <w:sz w:val="21"/>
+                <w:color w:val="000000"/>
+              </w:rPr>
+              <w:t>[Реквизиты первой стороны]</w:t>
+            </w:r>
+          </w:p>
+        </w:tc>
+        <w:tc>
+          <w:tcPr>
+            <w:tcW w:type="dxa" w:w="4819"/>
+            <w:vAlign w:val="center"/>
+          </w:tcPr>
+          <w:p>
+            <w:pPr>
+              <w:spacing w:after="20" w:line="240" w:lineRule="auto"/>
+            </w:pPr>
+            <w:r>
+              <w:rPr>
+                <w:b w:val="0"/>
+                <w:sz w:val="21"/>
+                <w:color w:val="000000"/>
+              </w:rPr>
+              <w:t>[Реквизиты второй стороны]</w:t>
+            </w:r>
+          </w:p>
+        </w:tc>
+      </w:tr>
+      <w:tr>
+        <w:trPr>
+          <w:cantSplit/>
+        </w:trPr>
+        <w:tc>
+          <w:tcPr>
+            <w:tcW w:type="dxa" w:w="4819"/>
+            <w:vAlign w:val="center"/>
+          </w:tcPr>
+          <w:p>
+            <w:pPr>
+              <w:spacing w:after="20" w:line="240" w:lineRule="auto"/>
+            </w:pPr>
+            <w:r>
+              <w:rPr>
+                <w:b w:val="0"/>
+                <w:sz w:val="21"/>
+                <w:color w:val="000000"/>
+              </w:rPr>
+              <w:t>Подпись __________ / __________ /</w:t>
+            </w:r>
+          </w:p>
+        </w:tc>
+        <w:tc>
+          <w:tcPr>
+            <w:tcW w:type="dxa" w:w="4819"/>
+            <w:vAlign w:val="center"/>
+          </w:tcPr>
+          <w:p>
+            <w:pPr>
+              <w:spacing w:after="20" w:line="240" w:lineRule="auto"/>
+            </w:pPr>
+            <w:r>
+              <w:rPr>
+                <w:b w:val="0"/>
+                <w:sz w:val="21"/>
+                <w:color w:val="000000"/>
+              </w:rPr>
+              <w:t>Подпись __________ / __________ /</w:t>
+            </w:r>
+          </w:p>
+        </w:tc>
+      </w:tr>
+    </w:tbl>
     <w:sectPr>
       <w:footerReference w:type="default" r:id="rId9"/>
+      <w:headerReference w:type="default" r:id="rId10"/>
       <w:pgSz w:w="11906" w:h="16838"/>
-      <w:pgMar w:top="964" w:right="1134" w:bottom="964" w:left="1134" w:header="720" w:footer="720" w:gutter="0"/>
+      <w:pgMar w:top="1020" w:right="1020" w:bottom="1020" w:left="1247" w:header="720" w:footer="720" w:gutter="0"/>
       <w:cols w:space="720"/>
       <w:docGrid w:linePitch="360"/>
     </w:sectPr>
@@ -117,9 +726,26 @@
       <w:pStyle w:val="Footer"/>
       <w:jc w:val="center"/>
     </w:pPr>
+    <w:r>
+      <w:rPr>
+        <w:rFonts w:ascii="Times New Roman" w:hAnsi="Times New Roman"/>
+        <w:color w:val="000000"/>
+        <w:sz w:val="18"/>
+      </w:rPr>
+    </w:r>
     <w:fldSimple w:instr="PAGE"/>
   </w:p>
 </w:ftr>
+</file>
+
+<file path=word/header1.xml><?xml version="1.0" encoding="utf-8"?>
+<w:hdr xmlns:m="http://schemas.openxmlformats.org/officeDocument/2006/math" xmlns:mc="http://schemas.openxmlformats.org/markup-compatibility/2006" xmlns:mo="http://schemas.microsoft.com/office/mac/office/2008/main" xmlns:mv="urn:schemas-microsoft-com:mac:vml" xmlns:o="urn:schemas-microsoft-com:office:office" xmlns:r="http://schemas.openxmlformats.org/officeDocument/2006/relationships" xmlns:v="urn:schemas-microsoft-com:vml" xmlns:w10="urn:schemas-microsoft-com:office:word" xmlns:w14="http://schemas.microsoft.com/office/word/2010/wordml" xmlns:w="http://schemas.openxmlformats.org/wordprocessingml/2006/main" xmlns:wne="http://schemas.microsoft.com/office/word/2006/wordml" xmlns:wp14="http://schemas.microsoft.com/office/word/2010/wordprocessingDrawing" xmlns:wp="http://schemas.openxmlformats.org/drawingml/2006/wordprocessingDrawing" xmlns:wpc="http://schemas.microsoft.com/office/word/2010/wordprocessingCanvas" xmlns:wpg="http://schemas.microsoft.com/office/word/2010/wordprocessingGroup" xmlns:wpi="http://schemas.microsoft.com/office/word/2010/wordprocessingInk" xmlns:wps="http://schemas.microsoft.com/office/word/2010/wordprocessingShape" mc:Ignorable="w14 wp14">
+  <w:p>
+    <w:pPr>
+      <w:pStyle w:val="Header"/>
+    </w:pPr>
+  </w:p>
+</w:hdr>
 </file>
 
 <file path=word/numbering.xml><?xml version="1.0" encoding="utf-8"?>
@@ -486,7 +1112,7 @@
     <w:qFormat/>
     <w:rsid w:val="00FC693F"/>
     <w:pPr>
-      <w:spacing w:after="100" w:line="250" w:lineRule="auto"/>
+      <w:spacing w:after="100" w:line="254" w:lineRule="auto"/>
     </w:pPr>
     <w:rPr>
       <w:rFonts w:ascii="Times New Roman" w:hAnsi="Times New Roman" w:eastAsia="Times New Roman" w:cs="Times New Roman"/>
@@ -549,7 +1175,7 @@
     <w:pPr>
       <w:keepNext/>
       <w:keepLines/>
-      <w:spacing w:before="140" w:after="100" w:line="250" w:lineRule="auto"/>
+      <w:spacing w:before="180" w:after="100" w:line="254" w:lineRule="auto"/>
       <w:outlineLvl w:val="0"/>
     </w:pPr>
     <w:rPr>
@@ -557,7 +1183,7 @@
       <w:b/>
       <w:bCs/>
       <w:color w:val="000000"/>
-      <w:sz w:val="24"/>
+      <w:sz w:val="23"/>
       <w:szCs w:val="28"/>
     </w:rPr>
   </w:style>
@@ -573,15 +1199,15 @@
     <w:pPr>
       <w:keepNext/>
       <w:keepLines/>
-      <w:spacing w:before="200" w:after="0"/>
+      <w:spacing w:before="200" w:after="100" w:line="254" w:lineRule="auto"/>
       <w:outlineLvl w:val="1"/>
     </w:pPr>
     <w:rPr>
-      <w:rFonts w:asciiTheme="majorHAnsi" w:eastAsiaTheme="majorEastAsia" w:hAnsiTheme="majorHAnsi" w:cstheme="majorBidi"/>
+      <w:rFonts w:ascii="Times New Roman" w:hAnsi="Times New Roman" w:eastAsia="Times New Roman" w:cs="Times New Roman"/>
       <w:b/>
       <w:bCs/>
-      <w:color w:val="4F81BD" w:themeColor="accent1"/>
-      <w:sz w:val="26"/>
+      <w:color w:val="000000"/>
+      <w:sz w:val="22"/>
       <w:szCs w:val="26"/>
     </w:rPr>
   </w:style>
@@ -604,7 +1230,7 @@
       <w:rFonts w:asciiTheme="majorHAnsi" w:eastAsiaTheme="majorEastAsia" w:hAnsiTheme="majorHAnsi" w:cstheme="majorBidi"/>
       <w:b/>
       <w:bCs/>
-      <w:color w:val="4F81BD" w:themeColor="accent1"/>
+      <w:color w:val="000000"/>
     </w:rPr>
   </w:style>
   <w:style w:type="paragraph" w:styleId="Heading4">
@@ -629,7 +1255,7 @@
       <w:bCs/>
       <w:i/>
       <w:iCs/>
-      <w:color w:val="4F81BD" w:themeColor="accent1"/>
+      <w:color w:val="000000"/>
     </w:rPr>
   </w:style>
   <w:style w:type="paragraph" w:styleId="Heading5">
@@ -650,7 +1276,7 @@
     </w:pPr>
     <w:rPr>
       <w:rFonts w:asciiTheme="majorHAnsi" w:eastAsiaTheme="majorEastAsia" w:hAnsiTheme="majorHAnsi" w:cstheme="majorBidi"/>
-      <w:color w:val="243F60" w:themeColor="accent1" w:themeShade="7F"/>
+      <w:color w:val="000000"/>
     </w:rPr>
   </w:style>
   <w:style w:type="paragraph" w:styleId="Heading6">
@@ -673,7 +1299,7 @@
       <w:rFonts w:asciiTheme="majorHAnsi" w:eastAsiaTheme="majorEastAsia" w:hAnsiTheme="majorHAnsi" w:cstheme="majorBidi"/>
       <w:i/>
       <w:iCs/>
-      <w:color w:val="243F60" w:themeColor="accent1" w:themeShade="7F"/>
+      <w:color w:val="000000"/>
     </w:rPr>
   </w:style>
   <w:style w:type="paragraph" w:styleId="Heading7">
@@ -696,7 +1322,7 @@
       <w:rFonts w:asciiTheme="majorHAnsi" w:eastAsiaTheme="majorEastAsia" w:hAnsiTheme="majorHAnsi" w:cstheme="majorBidi"/>
       <w:i/>
       <w:iCs/>
-      <w:color w:val="404040" w:themeColor="text1" w:themeTint="BF"/>
+      <w:color w:val="000000"/>
     </w:rPr>
   </w:style>
   <w:style w:type="paragraph" w:styleId="Heading8">
@@ -717,7 +1343,7 @@
     </w:pPr>
     <w:rPr>
       <w:rFonts w:asciiTheme="majorHAnsi" w:eastAsiaTheme="majorEastAsia" w:hAnsiTheme="majorHAnsi" w:cstheme="majorBidi"/>
-      <w:color w:val="4F81BD" w:themeColor="accent1"/>
+      <w:color w:val="000000"/>
       <w:sz w:val="20"/>
       <w:szCs w:val="20"/>
     </w:rPr>
@@ -742,7 +1368,7 @@
       <w:rFonts w:asciiTheme="majorHAnsi" w:eastAsiaTheme="majorEastAsia" w:hAnsiTheme="majorHAnsi" w:cstheme="majorBidi"/>
       <w:i/>
       <w:iCs/>
-      <w:color w:val="404040" w:themeColor="text1" w:themeTint="BF"/>
+      <w:color w:val="000000"/>
       <w:sz w:val="20"/>
       <w:szCs w:val="20"/>
     </w:rPr>
@@ -793,7 +1419,7 @@
       <w:rFonts w:asciiTheme="majorHAnsi" w:eastAsiaTheme="majorEastAsia" w:hAnsiTheme="majorHAnsi" w:cstheme="majorBidi"/>
       <w:b/>
       <w:bCs/>
-      <w:color w:val="365F91" w:themeColor="accent1" w:themeShade="BF"/>
+      <w:color w:val="000000"/>
       <w:sz w:val="28"/>
       <w:szCs w:val="28"/>
     </w:rPr>
@@ -808,7 +1434,7 @@
       <w:rFonts w:asciiTheme="majorHAnsi" w:eastAsiaTheme="majorEastAsia" w:hAnsiTheme="majorHAnsi" w:cstheme="majorBidi"/>
       <w:b/>
       <w:bCs/>
-      <w:color w:val="4F81BD" w:themeColor="accent1"/>
+      <w:color w:val="000000"/>
       <w:sz w:val="26"/>
       <w:szCs w:val="26"/>
     </w:rPr>
@@ -823,7 +1449,7 @@
       <w:rFonts w:asciiTheme="majorHAnsi" w:eastAsiaTheme="majorEastAsia" w:hAnsiTheme="majorHAnsi" w:cstheme="majorBidi"/>
       <w:b/>
       <w:bCs/>
-      <w:color w:val="4F81BD" w:themeColor="accent1"/>
+      <w:color w:val="000000"/>
     </w:rPr>
   </w:style>
   <w:style w:type="paragraph" w:styleId="Title">
@@ -835,7 +1461,7 @@
     <w:qFormat/>
     <w:rsid w:val="00FC693F"/>
     <w:pPr>
-      <w:spacing w:after="100" w:line="250" w:lineRule="auto"/>
+      <w:spacing w:after="200" w:line="254" w:lineRule="auto"/>
       <w:contextualSpacing/>
     </w:pPr>
     <w:rPr>
@@ -844,7 +1470,7 @@
       <w:color w:val="000000"/>
       <w:spacing w:val="5"/>
       <w:kern w:val="28"/>
-      <w:sz w:val="32"/>
+      <w:sz w:val="28"/>
       <w:szCs w:val="52"/>
     </w:rPr>
   </w:style>
@@ -856,7 +1482,7 @@
     <w:rsid w:val="00FC693F"/>
     <w:rPr>
       <w:rFonts w:asciiTheme="majorHAnsi" w:eastAsiaTheme="majorEastAsia" w:hAnsiTheme="majorHAnsi" w:cstheme="majorBidi"/>
-      <w:color w:val="17365D" w:themeColor="text2" w:themeShade="BF"/>
+      <w:color w:val="000000"/>
       <w:spacing w:val="5"/>
       <w:kern w:val="28"/>
       <w:sz w:val="52"/>
@@ -880,7 +1506,7 @@
       <w:rFonts w:asciiTheme="majorHAnsi" w:eastAsiaTheme="majorEastAsia" w:hAnsiTheme="majorHAnsi" w:cstheme="majorBidi"/>
       <w:i/>
       <w:iCs/>
-      <w:color w:val="4F81BD" w:themeColor="accent1"/>
+      <w:color w:val="000000"/>
       <w:spacing w:val="15"/>
       <w:sz w:val="24"/>
       <w:szCs w:val="24"/>
@@ -896,7 +1522,7 @@
       <w:rFonts w:asciiTheme="majorHAnsi" w:eastAsiaTheme="majorEastAsia" w:hAnsiTheme="majorHAnsi" w:cstheme="majorBidi"/>
       <w:i/>
       <w:iCs/>
-      <w:color w:val="4F81BD" w:themeColor="accent1"/>
+      <w:color w:val="000000"/>
       <w:spacing w:val="15"/>
       <w:sz w:val="24"/>
       <w:szCs w:val="24"/>
@@ -1168,7 +1794,7 @@
     <w:rPr>
       <w:i/>
       <w:iCs/>
-      <w:color w:val="000000" w:themeColor="text1"/>
+      <w:color w:val="000000"/>
     </w:rPr>
   </w:style>
   <w:style w:type="character" w:customStyle="1" w:styleId="QuoteChar">
@@ -1180,7 +1806,7 @@
     <w:rPr>
       <w:i/>
       <w:iCs/>
-      <w:color w:val="000000" w:themeColor="text1"/>
+      <w:color w:val="000000"/>
     </w:rPr>
   </w:style>
   <w:style w:type="character" w:customStyle="1" w:styleId="Heading4Char">
@@ -1196,7 +1822,7 @@
       <w:bCs/>
       <w:i/>
       <w:iCs/>
-      <w:color w:val="4F81BD" w:themeColor="accent1"/>
+      <w:color w:val="000000"/>
     </w:rPr>
   </w:style>
   <w:style w:type="character" w:customStyle="1" w:styleId="Heading5Char">
@@ -1208,7 +1834,7 @@
     <w:rsid w:val="00FC693F"/>
     <w:rPr>
       <w:rFonts w:asciiTheme="majorHAnsi" w:eastAsiaTheme="majorEastAsia" w:hAnsiTheme="majorHAnsi" w:cstheme="majorBidi"/>
-      <w:color w:val="243F60" w:themeColor="accent1" w:themeShade="7F"/>
+      <w:color w:val="000000"/>
     </w:rPr>
   </w:style>
   <w:style w:type="character" w:customStyle="1" w:styleId="Heading6Char">
@@ -1222,7 +1848,7 @@
       <w:rFonts w:asciiTheme="majorHAnsi" w:eastAsiaTheme="majorEastAsia" w:hAnsiTheme="majorHAnsi" w:cstheme="majorBidi"/>
       <w:i/>
       <w:iCs/>
-      <w:color w:val="243F60" w:themeColor="accent1" w:themeShade="7F"/>
+      <w:color w:val="000000"/>
     </w:rPr>
   </w:style>
   <w:style w:type="character" w:customStyle="1" w:styleId="Heading7Char">
@@ -1236,7 +1862,7 @@
       <w:rFonts w:asciiTheme="majorHAnsi" w:eastAsiaTheme="majorEastAsia" w:hAnsiTheme="majorHAnsi" w:cstheme="majorBidi"/>
       <w:i/>
       <w:iCs/>
-      <w:color w:val="404040" w:themeColor="text1" w:themeTint="BF"/>
+      <w:color w:val="000000"/>
     </w:rPr>
   </w:style>
   <w:style w:type="character" w:customStyle="1" w:styleId="Heading8Char">
@@ -1248,7 +1874,7 @@
     <w:rsid w:val="00FC693F"/>
     <w:rPr>
       <w:rFonts w:asciiTheme="majorHAnsi" w:eastAsiaTheme="majorEastAsia" w:hAnsiTheme="majorHAnsi" w:cstheme="majorBidi"/>
-      <w:color w:val="4F81BD" w:themeColor="accent1"/>
+      <w:color w:val="000000"/>
       <w:sz w:val="20"/>
       <w:szCs w:val="20"/>
     </w:rPr>
@@ -1264,7 +1890,7 @@
       <w:rFonts w:asciiTheme="majorHAnsi" w:eastAsiaTheme="majorEastAsia" w:hAnsiTheme="majorHAnsi" w:cstheme="majorBidi"/>
       <w:i/>
       <w:iCs/>
-      <w:color w:val="404040" w:themeColor="text1" w:themeTint="BF"/>
+      <w:color w:val="000000"/>
       <w:sz w:val="20"/>
       <w:szCs w:val="20"/>
     </w:rPr>
@@ -1284,7 +1910,7 @@
     <w:rPr>
       <w:b/>
       <w:bCs/>
-      <w:color w:val="4F81BD" w:themeColor="accent1"/>
+      <w:color w:val="000000"/>
       <w:sz w:val="18"/>
       <w:szCs w:val="18"/>
     </w:rPr>
@@ -1328,7 +1954,7 @@
       <w:bCs/>
       <w:i/>
       <w:iCs/>
-      <w:color w:val="4F81BD" w:themeColor="accent1"/>
+      <w:color w:val="000000"/>
     </w:rPr>
   </w:style>
   <w:style w:type="character" w:customStyle="1" w:styleId="IntenseQuoteChar">
@@ -1342,7 +1968,7 @@
       <w:bCs/>
       <w:i/>
       <w:iCs/>
-      <w:color w:val="4F81BD" w:themeColor="accent1"/>
+      <w:color w:val="000000"/>
     </w:rPr>
   </w:style>
   <w:style w:type="character" w:styleId="SubtleEmphasis">
@@ -1354,7 +1980,7 @@
     <w:rPr>
       <w:i/>
       <w:iCs/>
-      <w:color w:val="808080" w:themeColor="text1" w:themeTint="7F"/>
+      <w:color w:val="000000"/>
     </w:rPr>
   </w:style>
   <w:style w:type="character" w:styleId="IntenseEmphasis">
@@ -1368,7 +1994,7 @@
       <w:bCs/>
       <w:i/>
       <w:iCs/>
-      <w:color w:val="4F81BD" w:themeColor="accent1"/>
+      <w:color w:val="000000"/>
     </w:rPr>
   </w:style>
   <w:style w:type="character" w:styleId="SubtleReference">
@@ -1379,7 +2005,7 @@
     <w:rsid w:val="00FC693F"/>
     <w:rPr>
       <w:smallCaps/>
-      <w:color w:val="C0504D" w:themeColor="accent2"/>
+      <w:color w:val="000000"/>
       <w:u w:val="single"/>
     </w:rPr>
   </w:style>
@@ -1393,7 +2019,7 @@
       <w:b/>
       <w:bCs/>
       <w:smallCaps/>
-      <w:color w:val="C0504D" w:themeColor="accent2"/>
+      <w:color w:val="000000"/>
       <w:spacing w:val="5"/>
       <w:u w:val="single"/>
     </w:rPr>
@@ -1459,7 +2085,7 @@
       <w:spacing w:after="0" w:line="240" w:lineRule="auto"/>
     </w:pPr>
     <w:rPr>
-      <w:color w:val="000000" w:themeColor="text1" w:themeShade="BF"/>
+      <w:color w:val="000000"/>
     </w:rPr>
     <w:tblPr>
       <w:tblStyleRowBandSize w:val="1"/>
@@ -1562,7 +2188,7 @@
       <w:spacing w:after="0" w:line="240" w:lineRule="auto"/>
     </w:pPr>
     <w:rPr>
-      <w:color w:val="365F91" w:themeColor="accent1" w:themeShade="BF"/>
+      <w:color w:val="000000"/>
     </w:rPr>
     <w:tblPr>
       <w:tblStyleRowBandSize w:val="1"/>
@@ -1665,7 +2291,7 @@
       <w:spacing w:after="0" w:line="240" w:lineRule="auto"/>
     </w:pPr>
     <w:rPr>
-      <w:color w:val="943634" w:themeColor="accent2" w:themeShade="BF"/>
+      <w:color w:val="000000"/>
     </w:rPr>
     <w:tblPr>
       <w:tblStyleRowBandSize w:val="1"/>
@@ -1768,7 +2394,7 @@
       <w:spacing w:after="0" w:line="240" w:lineRule="auto"/>
     </w:pPr>
     <w:rPr>
-      <w:color w:val="76923C" w:themeColor="accent3" w:themeShade="BF"/>
+      <w:color w:val="000000"/>
     </w:rPr>
     <w:tblPr>
       <w:tblStyleRowBandSize w:val="1"/>
@@ -1871,7 +2497,7 @@
       <w:spacing w:after="0" w:line="240" w:lineRule="auto"/>
     </w:pPr>
     <w:rPr>
-      <w:color w:val="5F497A" w:themeColor="accent4" w:themeShade="BF"/>
+      <w:color w:val="000000"/>
     </w:rPr>
     <w:tblPr>
       <w:tblStyleRowBandSize w:val="1"/>
@@ -1974,7 +2600,7 @@
       <w:spacing w:after="0" w:line="240" w:lineRule="auto"/>
     </w:pPr>
     <w:rPr>
-      <w:color w:val="31849B" w:themeColor="accent5" w:themeShade="BF"/>
+      <w:color w:val="000000"/>
     </w:rPr>
     <w:tblPr>
       <w:tblStyleRowBandSize w:val="1"/>
@@ -2077,7 +2703,7 @@
       <w:spacing w:after="0" w:line="240" w:lineRule="auto"/>
     </w:pPr>
     <w:rPr>
-      <w:color w:val="E36C0A" w:themeColor="accent6" w:themeShade="BF"/>
+      <w:color w:val="000000"/>
     </w:rPr>
     <w:tblPr>
       <w:tblStyleRowBandSize w:val="1"/>
@@ -2203,7 +2829,7 @@
       <w:rPr>
         <w:b/>
         <w:bCs/>
-        <w:color w:val="FFFFFF" w:themeColor="background1"/>
+        <w:color w:val="000000"/>
       </w:rPr>
       <w:tblPr/>
       <w:tcPr>
@@ -2295,7 +2921,7 @@
       <w:rPr>
         <w:b/>
         <w:bCs/>
-        <w:color w:val="FFFFFF" w:themeColor="background1"/>
+        <w:color w:val="000000"/>
       </w:rPr>
       <w:tblPr/>
       <w:tcPr>
@@ -2387,7 +3013,7 @@
       <w:rPr>
         <w:b/>
         <w:bCs/>
-        <w:color w:val="FFFFFF" w:themeColor="background1"/>
+        <w:color w:val="000000"/>
       </w:rPr>
       <w:tblPr/>
       <w:tcPr>
@@ -2479,7 +3105,7 @@
       <w:rPr>
         <w:b/>
         <w:bCs/>
-        <w:color w:val="FFFFFF" w:themeColor="background1"/>
+        <w:color w:val="000000"/>
       </w:rPr>
       <w:tblPr/>
       <w:tcPr>
@@ -2571,7 +3197,7 @@
       <w:rPr>
         <w:b/>
         <w:bCs/>
-        <w:color w:val="FFFFFF" w:themeColor="background1"/>
+        <w:color w:val="000000"/>
       </w:rPr>
       <w:tblPr/>
       <w:tcPr>
@@ -2663,7 +3289,7 @@
       <w:rPr>
         <w:b/>
         <w:bCs/>
-        <w:color w:val="FFFFFF" w:themeColor="background1"/>
+        <w:color w:val="000000"/>
       </w:rPr>
       <w:tblPr/>
       <w:tcPr>
@@ -2755,7 +3381,7 @@
       <w:rPr>
         <w:b/>
         <w:bCs/>
-        <w:color w:val="FFFFFF" w:themeColor="background1"/>
+        <w:color w:val="000000"/>
       </w:rPr>
       <w:tblPr/>
       <w:tcPr>
@@ -3758,7 +4384,7 @@
       <w:rPr>
         <w:b/>
         <w:bCs/>
-        <w:color w:val="FFFFFF" w:themeColor="background1"/>
+        <w:color w:val="000000"/>
       </w:rPr>
       <w:tblPr/>
       <w:tcPr>
@@ -3864,7 +4490,7 @@
       <w:rPr>
         <w:b/>
         <w:bCs/>
-        <w:color w:val="FFFFFF" w:themeColor="background1"/>
+        <w:color w:val="000000"/>
       </w:rPr>
       <w:tblPr/>
       <w:tcPr>
@@ -3970,7 +4596,7 @@
       <w:rPr>
         <w:b/>
         <w:bCs/>
-        <w:color w:val="FFFFFF" w:themeColor="background1"/>
+        <w:color w:val="000000"/>
       </w:rPr>
       <w:tblPr/>
       <w:tcPr>
@@ -4076,7 +4702,7 @@
       <w:rPr>
         <w:b/>
         <w:bCs/>
-        <w:color w:val="FFFFFF" w:themeColor="background1"/>
+        <w:color w:val="000000"/>
       </w:rPr>
       <w:tblPr/>
       <w:tcPr>
@@ -4182,7 +4808,7 @@
       <w:rPr>
         <w:b/>
         <w:bCs/>
-        <w:color w:val="FFFFFF" w:themeColor="background1"/>
+        <w:color w:val="000000"/>
       </w:rPr>
       <w:tblPr/>
       <w:tcPr>
@@ -4288,7 +4914,7 @@
       <w:rPr>
         <w:b/>
         <w:bCs/>
-        <w:color w:val="FFFFFF" w:themeColor="background1"/>
+        <w:color w:val="000000"/>
       </w:rPr>
       <w:tblPr/>
       <w:tcPr>
@@ -4394,7 +5020,7 @@
       <w:rPr>
         <w:b/>
         <w:bCs/>
-        <w:color w:val="FFFFFF" w:themeColor="background1"/>
+        <w:color w:val="000000"/>
       </w:rPr>
       <w:tblPr/>
       <w:tcPr>
@@ -4497,7 +5123,7 @@
       <w:rPr>
         <w:b/>
         <w:bCs/>
-        <w:color w:val="FFFFFF" w:themeColor="background1"/>
+        <w:color w:val="000000"/>
       </w:rPr>
       <w:tblPr/>
       <w:tcPr>
@@ -4517,7 +5143,7 @@
         <w:spacing w:before="0" w:after="0" w:line="240" w:lineRule="auto"/>
       </w:pPr>
       <w:rPr>
-        <w:color w:val="auto"/>
+        <w:color w:val="000000"/>
       </w:rPr>
       <w:tblPr/>
       <w:tcPr>
@@ -4536,7 +5162,7 @@
       <w:rPr>
         <w:b/>
         <w:bCs/>
-        <w:color w:val="FFFFFF" w:themeColor="background1"/>
+        <w:color w:val="000000"/>
       </w:rPr>
       <w:tblPr/>
       <w:tcPr>
@@ -4555,7 +5181,7 @@
       <w:rPr>
         <w:b/>
         <w:bCs/>
-        <w:color w:val="FFFFFF" w:themeColor="background1"/>
+        <w:color w:val="000000"/>
       </w:rPr>
       <w:tblPr/>
       <w:tcPr>
@@ -4601,7 +5227,7 @@
     </w:tblStylePr>
     <w:tblStylePr w:type="nwCell">
       <w:rPr>
-        <w:color w:val="FFFFFF" w:themeColor="background1"/>
+        <w:color w:val="000000"/>
       </w:rPr>
       <w:tblPr/>
       <w:tcPr>
@@ -4646,7 +5272,7 @@
       <w:rPr>
         <w:b/>
         <w:bCs/>
-        <w:color w:val="FFFFFF" w:themeColor="background1"/>
+        <w:color w:val="000000"/>
       </w:rPr>
       <w:tblPr/>
       <w:tcPr>
@@ -4666,7 +5292,7 @@
         <w:spacing w:before="0" w:after="0" w:line="240" w:lineRule="auto"/>
       </w:pPr>
       <w:rPr>
-        <w:color w:val="auto"/>
+        <w:color w:val="000000"/>
       </w:rPr>
       <w:tblPr/>
       <w:tcPr>
@@ -4685,7 +5311,7 @@
       <w:rPr>
         <w:b/>
         <w:bCs/>
-        <w:color w:val="FFFFFF" w:themeColor="background1"/>
+        <w:color w:val="000000"/>
       </w:rPr>
       <w:tblPr/>
       <w:tcPr>
@@ -4704,7 +5330,7 @@
       <w:rPr>
         <w:b/>
         <w:bCs/>
-        <w:color w:val="FFFFFF" w:themeColor="background1"/>
+        <w:color w:val="000000"/>
       </w:rPr>
       <w:tblPr/>
       <w:tcPr>
@@ -4750,7 +5376,7 @@
     </w:tblStylePr>
     <w:tblStylePr w:type="nwCell">
       <w:rPr>
-        <w:color w:val="FFFFFF" w:themeColor="background1"/>
+        <w:color w:val="000000"/>
       </w:rPr>
       <w:tblPr/>
       <w:tcPr>
@@ -4795,7 +5421,7 @@
       <w:rPr>
         <w:b/>
         <w:bCs/>
-        <w:color w:val="FFFFFF" w:themeColor="background1"/>
+        <w:color w:val="000000"/>
       </w:rPr>
       <w:tblPr/>
       <w:tcPr>
@@ -4815,7 +5441,7 @@
         <w:spacing w:before="0" w:after="0" w:line="240" w:lineRule="auto"/>
       </w:pPr>
       <w:rPr>
-        <w:color w:val="auto"/>
+        <w:color w:val="000000"/>
       </w:rPr>
       <w:tblPr/>
       <w:tcPr>
@@ -4834,7 +5460,7 @@
       <w:rPr>
         <w:b/>
         <w:bCs/>
-        <w:color w:val="FFFFFF" w:themeColor="background1"/>
+        <w:color w:val="000000"/>
       </w:rPr>
       <w:tblPr/>
       <w:tcPr>
@@ -4853,7 +5479,7 @@
       <w:rPr>
         <w:b/>
         <w:bCs/>
-        <w:color w:val="FFFFFF" w:themeColor="background1"/>
+        <w:color w:val="000000"/>
       </w:rPr>
       <w:tblPr/>
       <w:tcPr>
@@ -4899,7 +5525,7 @@
     </w:tblStylePr>
     <w:tblStylePr w:type="nwCell">
       <w:rPr>
-        <w:color w:val="FFFFFF" w:themeColor="background1"/>
+        <w:color w:val="000000"/>
       </w:rPr>
       <w:tblPr/>
       <w:tcPr>
@@ -4944,7 +5570,7 @@
       <w:rPr>
         <w:b/>
         <w:bCs/>
-        <w:color w:val="FFFFFF" w:themeColor="background1"/>
+        <w:color w:val="000000"/>
       </w:rPr>
       <w:tblPr/>
       <w:tcPr>
@@ -4964,7 +5590,7 @@
         <w:spacing w:before="0" w:after="0" w:line="240" w:lineRule="auto"/>
       </w:pPr>
       <w:rPr>
-        <w:color w:val="auto"/>
+        <w:color w:val="000000"/>
       </w:rPr>
       <w:tblPr/>
       <w:tcPr>
@@ -4983,7 +5609,7 @@
       <w:rPr>
         <w:b/>
         <w:bCs/>
-        <w:color w:val="FFFFFF" w:themeColor="background1"/>
+        <w:color w:val="000000"/>
       </w:rPr>
       <w:tblPr/>
       <w:tcPr>
@@ -5002,7 +5628,7 @@
       <w:rPr>
         <w:b/>
         <w:bCs/>
-        <w:color w:val="FFFFFF" w:themeColor="background1"/>
+        <w:color w:val="000000"/>
       </w:rPr>
       <w:tblPr/>
       <w:tcPr>
@@ -5048,7 +5674,7 @@
     </w:tblStylePr>
     <w:tblStylePr w:type="nwCell">
       <w:rPr>
-        <w:color w:val="FFFFFF" w:themeColor="background1"/>
+        <w:color w:val="000000"/>
       </w:rPr>
       <w:tblPr/>
       <w:tcPr>
@@ -5093,7 +5719,7 @@
       <w:rPr>
         <w:b/>
         <w:bCs/>
-        <w:color w:val="FFFFFF" w:themeColor="background1"/>
+        <w:color w:val="000000"/>
       </w:rPr>
       <w:tblPr/>
       <w:tcPr>
@@ -5113,7 +5739,7 @@
         <w:spacing w:before="0" w:after="0" w:line="240" w:lineRule="auto"/>
       </w:pPr>
       <w:rPr>
-        <w:color w:val="auto"/>
+        <w:color w:val="000000"/>
       </w:rPr>
       <w:tblPr/>
       <w:tcPr>
@@ -5132,7 +5758,7 @@
       <w:rPr>
         <w:b/>
         <w:bCs/>
-        <w:color w:val="FFFFFF" w:themeColor="background1"/>
+        <w:color w:val="000000"/>
       </w:rPr>
       <w:tblPr/>
       <w:tcPr>
@@ -5151,7 +5777,7 @@
       <w:rPr>
         <w:b/>
         <w:bCs/>
-        <w:color w:val="FFFFFF" w:themeColor="background1"/>
+        <w:color w:val="000000"/>
       </w:rPr>
       <w:tblPr/>
       <w:tcPr>
@@ -5197,7 +5823,7 @@
     </w:tblStylePr>
     <w:tblStylePr w:type="nwCell">
       <w:rPr>
-        <w:color w:val="FFFFFF" w:themeColor="background1"/>
+        <w:color w:val="000000"/>
       </w:rPr>
       <w:tblPr/>
       <w:tcPr>
@@ -5242,7 +5868,7 @@
       <w:rPr>
         <w:b/>
         <w:bCs/>
-        <w:color w:val="FFFFFF" w:themeColor="background1"/>
+        <w:color w:val="000000"/>
       </w:rPr>
       <w:tblPr/>
       <w:tcPr>
@@ -5262,7 +5888,7 @@
         <w:spacing w:before="0" w:after="0" w:line="240" w:lineRule="auto"/>
       </w:pPr>
       <w:rPr>
-        <w:color w:val="auto"/>
+        <w:color w:val="000000"/>
       </w:rPr>
       <w:tblPr/>
       <w:tcPr>
@@ -5281,7 +5907,7 @@
       <w:rPr>
         <w:b/>
         <w:bCs/>
-        <w:color w:val="FFFFFF" w:themeColor="background1"/>
+        <w:color w:val="000000"/>
       </w:rPr>
       <w:tblPr/>
       <w:tcPr>
@@ -5300,7 +5926,7 @@
       <w:rPr>
         <w:b/>
         <w:bCs/>
-        <w:color w:val="FFFFFF" w:themeColor="background1"/>
+        <w:color w:val="000000"/>
       </w:rPr>
       <w:tblPr/>
       <w:tcPr>
@@ -5346,7 +5972,7 @@
     </w:tblStylePr>
     <w:tblStylePr w:type="nwCell">
       <w:rPr>
-        <w:color w:val="FFFFFF" w:themeColor="background1"/>
+        <w:color w:val="000000"/>
       </w:rPr>
       <w:tblPr/>
       <w:tcPr>
@@ -5391,7 +6017,7 @@
       <w:rPr>
         <w:b/>
         <w:bCs/>
-        <w:color w:val="FFFFFF" w:themeColor="background1"/>
+        <w:color w:val="000000"/>
       </w:rPr>
       <w:tblPr/>
       <w:tcPr>
@@ -5411,7 +6037,7 @@
         <w:spacing w:before="0" w:after="0" w:line="240" w:lineRule="auto"/>
       </w:pPr>
       <w:rPr>
-        <w:color w:val="auto"/>
+        <w:color w:val="000000"/>
       </w:rPr>
       <w:tblPr/>
       <w:tcPr>
@@ -5430,7 +6056,7 @@
       <w:rPr>
         <w:b/>
         <w:bCs/>
-        <w:color w:val="FFFFFF" w:themeColor="background1"/>
+        <w:color w:val="000000"/>
       </w:rPr>
       <w:tblPr/>
       <w:tcPr>
@@ -5449,7 +6075,7 @@
       <w:rPr>
         <w:b/>
         <w:bCs/>
-        <w:color w:val="FFFFFF" w:themeColor="background1"/>
+        <w:color w:val="000000"/>
       </w:rPr>
       <w:tblPr/>
       <w:tcPr>
@@ -5495,7 +6121,7 @@
     </w:tblStylePr>
     <w:tblStylePr w:type="nwCell">
       <w:rPr>
-        <w:color w:val="FFFFFF" w:themeColor="background1"/>
+        <w:color w:val="000000"/>
       </w:rPr>
       <w:tblPr/>
       <w:tcPr>
@@ -5519,7 +6145,7 @@
       <w:spacing w:after="0" w:line="240" w:lineRule="auto"/>
     </w:pPr>
     <w:rPr>
-      <w:color w:val="000000" w:themeColor="text1"/>
+      <w:color w:val="000000"/>
     </w:rPr>
     <w:tblPr>
       <w:tblStyleRowBandSize w:val="1"/>
@@ -5552,7 +6178,7 @@
       <w:rPr>
         <w:b/>
         <w:bCs/>
-        <w:color w:val="1F497D" w:themeColor="text2"/>
+        <w:color w:val="000000"/>
       </w:rPr>
       <w:tblPr/>
       <w:tcPr>
@@ -5603,7 +6229,7 @@
       <w:spacing w:after="0" w:line="240" w:lineRule="auto"/>
     </w:pPr>
     <w:rPr>
-      <w:color w:val="000000" w:themeColor="text1"/>
+      <w:color w:val="000000"/>
     </w:rPr>
     <w:tblPr>
       <w:tblStyleRowBandSize w:val="1"/>
@@ -5636,7 +6262,7 @@
       <w:rPr>
         <w:b/>
         <w:bCs/>
-        <w:color w:val="1F497D" w:themeColor="text2"/>
+        <w:color w:val="000000"/>
       </w:rPr>
       <w:tblPr/>
       <w:tcPr>
@@ -5687,7 +6313,7 @@
       <w:spacing w:after="0" w:line="240" w:lineRule="auto"/>
     </w:pPr>
     <w:rPr>
-      <w:color w:val="000000" w:themeColor="text1"/>
+      <w:color w:val="000000"/>
     </w:rPr>
     <w:tblPr>
       <w:tblStyleRowBandSize w:val="1"/>
@@ -5720,7 +6346,7 @@
       <w:rPr>
         <w:b/>
         <w:bCs/>
-        <w:color w:val="1F497D" w:themeColor="text2"/>
+        <w:color w:val="000000"/>
       </w:rPr>
       <w:tblPr/>
       <w:tcPr>
@@ -5771,7 +6397,7 @@
       <w:spacing w:after="0" w:line="240" w:lineRule="auto"/>
     </w:pPr>
     <w:rPr>
-      <w:color w:val="000000" w:themeColor="text1"/>
+      <w:color w:val="000000"/>
     </w:rPr>
     <w:tblPr>
       <w:tblStyleRowBandSize w:val="1"/>
@@ -5804,7 +6430,7 @@
       <w:rPr>
         <w:b/>
         <w:bCs/>
-        <w:color w:val="1F497D" w:themeColor="text2"/>
+        <w:color w:val="000000"/>
       </w:rPr>
       <w:tblPr/>
       <w:tcPr>
@@ -5855,7 +6481,7 @@
       <w:spacing w:after="0" w:line="240" w:lineRule="auto"/>
     </w:pPr>
     <w:rPr>
-      <w:color w:val="000000" w:themeColor="text1"/>
+      <w:color w:val="000000"/>
     </w:rPr>
     <w:tblPr>
       <w:tblStyleRowBandSize w:val="1"/>
@@ -5888,7 +6514,7 @@
       <w:rPr>
         <w:b/>
         <w:bCs/>
-        <w:color w:val="1F497D" w:themeColor="text2"/>
+        <w:color w:val="000000"/>
       </w:rPr>
       <w:tblPr/>
       <w:tcPr>
@@ -5939,7 +6565,7 @@
       <w:spacing w:after="0" w:line="240" w:lineRule="auto"/>
     </w:pPr>
     <w:rPr>
-      <w:color w:val="000000" w:themeColor="text1"/>
+      <w:color w:val="000000"/>
     </w:rPr>
     <w:tblPr>
       <w:tblStyleRowBandSize w:val="1"/>
@@ -5972,7 +6598,7 @@
       <w:rPr>
         <w:b/>
         <w:bCs/>
-        <w:color w:val="1F497D" w:themeColor="text2"/>
+        <w:color w:val="000000"/>
       </w:rPr>
       <w:tblPr/>
       <w:tcPr>
@@ -6023,7 +6649,7 @@
       <w:spacing w:after="0" w:line="240" w:lineRule="auto"/>
     </w:pPr>
     <w:rPr>
-      <w:color w:val="000000" w:themeColor="text1"/>
+      <w:color w:val="000000"/>
     </w:rPr>
     <w:tblPr>
       <w:tblStyleRowBandSize w:val="1"/>
@@ -6056,7 +6682,7 @@
       <w:rPr>
         <w:b/>
         <w:bCs/>
-        <w:color w:val="1F497D" w:themeColor="text2"/>
+        <w:color w:val="000000"/>
       </w:rPr>
       <w:tblPr/>
       <w:tcPr>
@@ -6108,7 +6734,7 @@
     </w:pPr>
     <w:rPr>
       <w:rFonts w:asciiTheme="majorHAnsi" w:eastAsiaTheme="majorEastAsia" w:hAnsiTheme="majorHAnsi" w:cstheme="majorBidi"/>
-      <w:color w:val="000000" w:themeColor="text1"/>
+      <w:color w:val="000000"/>
     </w:rPr>
     <w:tblPr>
       <w:tblStyleRowBandSize w:val="1"/>
@@ -6236,7 +6862,7 @@
     </w:pPr>
     <w:rPr>
       <w:rFonts w:asciiTheme="majorHAnsi" w:eastAsiaTheme="majorEastAsia" w:hAnsiTheme="majorHAnsi" w:cstheme="majorBidi"/>
-      <w:color w:val="000000" w:themeColor="text1"/>
+      <w:color w:val="000000"/>
     </w:rPr>
     <w:tblPr>
       <w:tblStyleRowBandSize w:val="1"/>
@@ -6364,7 +6990,7 @@
     </w:pPr>
     <w:rPr>
       <w:rFonts w:asciiTheme="majorHAnsi" w:eastAsiaTheme="majorEastAsia" w:hAnsiTheme="majorHAnsi" w:cstheme="majorBidi"/>
-      <w:color w:val="000000" w:themeColor="text1"/>
+      <w:color w:val="000000"/>
     </w:rPr>
     <w:tblPr>
       <w:tblStyleRowBandSize w:val="1"/>
@@ -6492,7 +7118,7 @@
     </w:pPr>
     <w:rPr>
       <w:rFonts w:asciiTheme="majorHAnsi" w:eastAsiaTheme="majorEastAsia" w:hAnsiTheme="majorHAnsi" w:cstheme="majorBidi"/>
-      <w:color w:val="000000" w:themeColor="text1"/>
+      <w:color w:val="000000"/>
     </w:rPr>
     <w:tblPr>
       <w:tblStyleRowBandSize w:val="1"/>
@@ -6620,7 +7246,7 @@
     </w:pPr>
     <w:rPr>
       <w:rFonts w:asciiTheme="majorHAnsi" w:eastAsiaTheme="majorEastAsia" w:hAnsiTheme="majorHAnsi" w:cstheme="majorBidi"/>
-      <w:color w:val="000000" w:themeColor="text1"/>
+      <w:color w:val="000000"/>
     </w:rPr>
     <w:tblPr>
       <w:tblStyleRowBandSize w:val="1"/>
@@ -6748,7 +7374,7 @@
     </w:pPr>
     <w:rPr>
       <w:rFonts w:asciiTheme="majorHAnsi" w:eastAsiaTheme="majorEastAsia" w:hAnsiTheme="majorHAnsi" w:cstheme="majorBidi"/>
-      <w:color w:val="000000" w:themeColor="text1"/>
+      <w:color w:val="000000"/>
     </w:rPr>
     <w:tblPr>
       <w:tblStyleRowBandSize w:val="1"/>
@@ -6876,7 +7502,7 @@
     </w:pPr>
     <w:rPr>
       <w:rFonts w:asciiTheme="majorHAnsi" w:eastAsiaTheme="majorEastAsia" w:hAnsiTheme="majorHAnsi" w:cstheme="majorBidi"/>
-      <w:color w:val="000000" w:themeColor="text1"/>
+      <w:color w:val="000000"/>
     </w:rPr>
     <w:tblPr>
       <w:tblStyleRowBandSize w:val="1"/>
@@ -7515,7 +8141,7 @@
     </w:pPr>
     <w:rPr>
       <w:rFonts w:asciiTheme="majorHAnsi" w:eastAsiaTheme="majorEastAsia" w:hAnsiTheme="majorHAnsi" w:cstheme="majorBidi"/>
-      <w:color w:val="000000" w:themeColor="text1"/>
+      <w:color w:val="000000"/>
     </w:rPr>
     <w:tblPr>
       <w:tblStyleRowBandSize w:val="1"/>
@@ -7543,7 +8169,7 @@
       <w:rPr>
         <w:b/>
         <w:bCs/>
-        <w:color w:val="000000" w:themeColor="text1"/>
+        <w:color w:val="000000"/>
       </w:rPr>
       <w:tblPr/>
       <w:tcPr>
@@ -7554,7 +8180,7 @@
       <w:rPr>
         <w:b/>
         <w:bCs/>
-        <w:color w:val="000000" w:themeColor="text1"/>
+        <w:color w:val="000000"/>
       </w:rPr>
       <w:tblPr/>
       <w:tcPr>
@@ -7573,7 +8199,7 @@
       <w:rPr>
         <w:b/>
         <w:bCs/>
-        <w:color w:val="000000" w:themeColor="text1"/>
+        <w:color w:val="000000"/>
       </w:rPr>
       <w:tblPr/>
       <w:tcPr>
@@ -7592,7 +8218,7 @@
       <w:rPr>
         <w:b w:val="0"/>
         <w:bCs w:val="0"/>
-        <w:color w:val="000000" w:themeColor="text1"/>
+        <w:color w:val="000000"/>
       </w:rPr>
       <w:tblPr/>
       <w:tcPr>
@@ -7640,7 +8266,7 @@
     </w:pPr>
     <w:rPr>
       <w:rFonts w:asciiTheme="majorHAnsi" w:eastAsiaTheme="majorEastAsia" w:hAnsiTheme="majorHAnsi" w:cstheme="majorBidi"/>
-      <w:color w:val="000000" w:themeColor="text1"/>
+      <w:color w:val="000000"/>
     </w:rPr>
     <w:tblPr>
       <w:tblStyleRowBandSize w:val="1"/>
@@ -7668,7 +8294,7 @@
       <w:rPr>
         <w:b/>
         <w:bCs/>
-        <w:color w:val="000000" w:themeColor="text1"/>
+        <w:color w:val="000000"/>
       </w:rPr>
       <w:tblPr/>
       <w:tcPr>
@@ -7679,7 +8305,7 @@
       <w:rPr>
         <w:b/>
         <w:bCs/>
-        <w:color w:val="000000" w:themeColor="text1"/>
+        <w:color w:val="000000"/>
       </w:rPr>
       <w:tblPr/>
       <w:tcPr>
@@ -7698,7 +8324,7 @@
       <w:rPr>
         <w:b/>
         <w:bCs/>
-        <w:color w:val="000000" w:themeColor="text1"/>
+        <w:color w:val="000000"/>
       </w:rPr>
       <w:tblPr/>
       <w:tcPr>
@@ -7717,7 +8343,7 @@
       <w:rPr>
         <w:b w:val="0"/>
         <w:bCs w:val="0"/>
-        <w:color w:val="000000" w:themeColor="text1"/>
+        <w:color w:val="000000"/>
       </w:rPr>
       <w:tblPr/>
       <w:tcPr>
@@ -7765,7 +8391,7 @@
     </w:pPr>
     <w:rPr>
       <w:rFonts w:asciiTheme="majorHAnsi" w:eastAsiaTheme="majorEastAsia" w:hAnsiTheme="majorHAnsi" w:cstheme="majorBidi"/>
-      <w:color w:val="000000" w:themeColor="text1"/>
+      <w:color w:val="000000"/>
     </w:rPr>
     <w:tblPr>
       <w:tblStyleRowBandSize w:val="1"/>
@@ -7793,7 +8419,7 @@
       <w:rPr>
         <w:b/>
         <w:bCs/>
-        <w:color w:val="000000" w:themeColor="text1"/>
+        <w:color w:val="000000"/>
       </w:rPr>
       <w:tblPr/>
       <w:tcPr>
@@ -7804,7 +8430,7 @@
       <w:rPr>
         <w:b/>
         <w:bCs/>
-        <w:color w:val="000000" w:themeColor="text1"/>
+        <w:color w:val="000000"/>
       </w:rPr>
       <w:tblPr/>
       <w:tcPr>
@@ -7823,7 +8449,7 @@
       <w:rPr>
         <w:b/>
         <w:bCs/>
-        <w:color w:val="000000" w:themeColor="text1"/>
+        <w:color w:val="000000"/>
       </w:rPr>
       <w:tblPr/>
       <w:tcPr>
@@ -7842,7 +8468,7 @@
       <w:rPr>
         <w:b w:val="0"/>
         <w:bCs w:val="0"/>
-        <w:color w:val="000000" w:themeColor="text1"/>
+        <w:color w:val="000000"/>
       </w:rPr>
       <w:tblPr/>
       <w:tcPr>
@@ -7890,7 +8516,7 @@
     </w:pPr>
     <w:rPr>
       <w:rFonts w:asciiTheme="majorHAnsi" w:eastAsiaTheme="majorEastAsia" w:hAnsiTheme="majorHAnsi" w:cstheme="majorBidi"/>
-      <w:color w:val="000000" w:themeColor="text1"/>
+      <w:color w:val="000000"/>
     </w:rPr>
     <w:tblPr>
       <w:tblStyleRowBandSize w:val="1"/>
@@ -7918,7 +8544,7 @@
       <w:rPr>
         <w:b/>
         <w:bCs/>
-        <w:color w:val="000000" w:themeColor="text1"/>
+        <w:color w:val="000000"/>
       </w:rPr>
       <w:tblPr/>
       <w:tcPr>
@@ -7929,7 +8555,7 @@
       <w:rPr>
         <w:b/>
         <w:bCs/>
-        <w:color w:val="000000" w:themeColor="text1"/>
+        <w:color w:val="000000"/>
       </w:rPr>
       <w:tblPr/>
       <w:tcPr>
@@ -7948,7 +8574,7 @@
       <w:rPr>
         <w:b/>
         <w:bCs/>
-        <w:color w:val="000000" w:themeColor="text1"/>
+        <w:color w:val="000000"/>
       </w:rPr>
       <w:tblPr/>
       <w:tcPr>
@@ -7967,7 +8593,7 @@
       <w:rPr>
         <w:b w:val="0"/>
         <w:bCs w:val="0"/>
-        <w:color w:val="000000" w:themeColor="text1"/>
+        <w:color w:val="000000"/>
       </w:rPr>
       <w:tblPr/>
       <w:tcPr>
@@ -8015,7 +8641,7 @@
     </w:pPr>
     <w:rPr>
       <w:rFonts w:asciiTheme="majorHAnsi" w:eastAsiaTheme="majorEastAsia" w:hAnsiTheme="majorHAnsi" w:cstheme="majorBidi"/>
-      <w:color w:val="000000" w:themeColor="text1"/>
+      <w:color w:val="000000"/>
     </w:rPr>
     <w:tblPr>
       <w:tblStyleRowBandSize w:val="1"/>
@@ -8043,7 +8669,7 @@
       <w:rPr>
         <w:b/>
         <w:bCs/>
-        <w:color w:val="000000" w:themeColor="text1"/>
+        <w:color w:val="000000"/>
       </w:rPr>
       <w:tblPr/>
       <w:tcPr>
@@ -8054,7 +8680,7 @@
       <w:rPr>
         <w:b/>
         <w:bCs/>
-        <w:color w:val="000000" w:themeColor="text1"/>
+        <w:color w:val="000000"/>
       </w:rPr>
       <w:tblPr/>
       <w:tcPr>
@@ -8073,7 +8699,7 @@
       <w:rPr>
         <w:b/>
         <w:bCs/>
-        <w:color w:val="000000" w:themeColor="text1"/>
+        <w:color w:val="000000"/>
       </w:rPr>
       <w:tblPr/>
       <w:tcPr>
@@ -8092,7 +8718,7 @@
       <w:rPr>
         <w:b w:val="0"/>
         <w:bCs w:val="0"/>
-        <w:color w:val="000000" w:themeColor="text1"/>
+        <w:color w:val="000000"/>
       </w:rPr>
       <w:tblPr/>
       <w:tcPr>
@@ -8140,7 +8766,7 @@
     </w:pPr>
     <w:rPr>
       <w:rFonts w:asciiTheme="majorHAnsi" w:eastAsiaTheme="majorEastAsia" w:hAnsiTheme="majorHAnsi" w:cstheme="majorBidi"/>
-      <w:color w:val="000000" w:themeColor="text1"/>
+      <w:color w:val="000000"/>
     </w:rPr>
     <w:tblPr>
       <w:tblStyleRowBandSize w:val="1"/>
@@ -8168,7 +8794,7 @@
       <w:rPr>
         <w:b/>
         <w:bCs/>
-        <w:color w:val="000000" w:themeColor="text1"/>
+        <w:color w:val="000000"/>
       </w:rPr>
       <w:tblPr/>
       <w:tcPr>
@@ -8179,7 +8805,7 @@
       <w:rPr>
         <w:b/>
         <w:bCs/>
-        <w:color w:val="000000" w:themeColor="text1"/>
+        <w:color w:val="000000"/>
       </w:rPr>
       <w:tblPr/>
       <w:tcPr>
@@ -8198,7 +8824,7 @@
       <w:rPr>
         <w:b/>
         <w:bCs/>
-        <w:color w:val="000000" w:themeColor="text1"/>
+        <w:color w:val="000000"/>
       </w:rPr>
       <w:tblPr/>
       <w:tcPr>
@@ -8217,7 +8843,7 @@
       <w:rPr>
         <w:b w:val="0"/>
         <w:bCs w:val="0"/>
-        <w:color w:val="000000" w:themeColor="text1"/>
+        <w:color w:val="000000"/>
       </w:rPr>
       <w:tblPr/>
       <w:tcPr>
@@ -8265,7 +8891,7 @@
     </w:pPr>
     <w:rPr>
       <w:rFonts w:asciiTheme="majorHAnsi" w:eastAsiaTheme="majorEastAsia" w:hAnsiTheme="majorHAnsi" w:cstheme="majorBidi"/>
-      <w:color w:val="000000" w:themeColor="text1"/>
+      <w:color w:val="000000"/>
     </w:rPr>
     <w:tblPr>
       <w:tblStyleRowBandSize w:val="1"/>
@@ -8293,7 +8919,7 @@
       <w:rPr>
         <w:b/>
         <w:bCs/>
-        <w:color w:val="000000" w:themeColor="text1"/>
+        <w:color w:val="000000"/>
       </w:rPr>
       <w:tblPr/>
       <w:tcPr>
@@ -8304,7 +8930,7 @@
       <w:rPr>
         <w:b/>
         <w:bCs/>
-        <w:color w:val="000000" w:themeColor="text1"/>
+        <w:color w:val="000000"/>
       </w:rPr>
       <w:tblPr/>
       <w:tcPr>
@@ -8323,7 +8949,7 @@
       <w:rPr>
         <w:b/>
         <w:bCs/>
-        <w:color w:val="000000" w:themeColor="text1"/>
+        <w:color w:val="000000"/>
       </w:rPr>
       <w:tblPr/>
       <w:tcPr>
@@ -8342,7 +8968,7 @@
       <w:rPr>
         <w:b w:val="0"/>
         <w:bCs w:val="0"/>
-        <w:color w:val="000000" w:themeColor="text1"/>
+        <w:color w:val="000000"/>
       </w:rPr>
       <w:tblPr/>
       <w:tcPr>
@@ -8416,7 +9042,7 @@
         <w:bCs/>
         <w:i w:val="0"/>
         <w:iCs w:val="0"/>
-        <w:color w:val="FFFFFF" w:themeColor="background1"/>
+        <w:color w:val="000000"/>
       </w:rPr>
       <w:tblPr/>
       <w:tcPr>
@@ -8437,7 +9063,7 @@
         <w:bCs/>
         <w:i w:val="0"/>
         <w:iCs w:val="0"/>
-        <w:color w:val="FFFFFF" w:themeColor="background1"/>
+        <w:color w:val="000000"/>
       </w:rPr>
       <w:tblPr/>
       <w:tcPr>
@@ -8458,7 +9084,7 @@
         <w:bCs/>
         <w:i w:val="0"/>
         <w:iCs w:val="0"/>
-        <w:color w:val="FFFFFF" w:themeColor="background1"/>
+        <w:color w:val="000000"/>
       </w:rPr>
       <w:tblPr/>
       <w:tcPr>
@@ -8477,7 +9103,7 @@
         <w:bCs/>
         <w:i w:val="0"/>
         <w:iCs w:val="0"/>
-        <w:color w:val="FFFFFF" w:themeColor="background1"/>
+        <w:color w:val="000000"/>
       </w:rPr>
       <w:tblPr/>
       <w:tcPr>
@@ -8557,7 +9183,7 @@
         <w:bCs/>
         <w:i w:val="0"/>
         <w:iCs w:val="0"/>
-        <w:color w:val="FFFFFF" w:themeColor="background1"/>
+        <w:color w:val="000000"/>
       </w:rPr>
       <w:tblPr/>
       <w:tcPr>
@@ -8578,7 +9204,7 @@
         <w:bCs/>
         <w:i w:val="0"/>
         <w:iCs w:val="0"/>
-        <w:color w:val="FFFFFF" w:themeColor="background1"/>
+        <w:color w:val="000000"/>
       </w:rPr>
       <w:tblPr/>
       <w:tcPr>
@@ -8599,7 +9225,7 @@
         <w:bCs/>
         <w:i w:val="0"/>
         <w:iCs w:val="0"/>
-        <w:color w:val="FFFFFF" w:themeColor="background1"/>
+        <w:color w:val="000000"/>
       </w:rPr>
       <w:tblPr/>
       <w:tcPr>
@@ -8618,7 +9244,7 @@
         <w:bCs/>
         <w:i w:val="0"/>
         <w:iCs w:val="0"/>
-        <w:color w:val="FFFFFF" w:themeColor="background1"/>
+        <w:color w:val="000000"/>
       </w:rPr>
       <w:tblPr/>
       <w:tcPr>
@@ -8698,7 +9324,7 @@
         <w:bCs/>
         <w:i w:val="0"/>
         <w:iCs w:val="0"/>
-        <w:color w:val="FFFFFF" w:themeColor="background1"/>
+        <w:color w:val="000000"/>
       </w:rPr>
       <w:tblPr/>
       <w:tcPr>
@@ -8719,7 +9345,7 @@
         <w:bCs/>
         <w:i w:val="0"/>
         <w:iCs w:val="0"/>
-        <w:color w:val="FFFFFF" w:themeColor="background1"/>
+        <w:color w:val="000000"/>
       </w:rPr>
       <w:tblPr/>
       <w:tcPr>
@@ -8740,7 +9366,7 @@
         <w:bCs/>
         <w:i w:val="0"/>
         <w:iCs w:val="0"/>
-        <w:color w:val="FFFFFF" w:themeColor="background1"/>
+        <w:color w:val="000000"/>
       </w:rPr>
       <w:tblPr/>
       <w:tcPr>
@@ -8759,7 +9385,7 @@
         <w:bCs/>
         <w:i w:val="0"/>
         <w:iCs w:val="0"/>
-        <w:color w:val="FFFFFF" w:themeColor="background1"/>
+        <w:color w:val="000000"/>
       </w:rPr>
       <w:tblPr/>
       <w:tcPr>
@@ -8839,7 +9465,7 @@
         <w:bCs/>
         <w:i w:val="0"/>
         <w:iCs w:val="0"/>
-        <w:color w:val="FFFFFF" w:themeColor="background1"/>
+        <w:color w:val="000000"/>
       </w:rPr>
       <w:tblPr/>
       <w:tcPr>
@@ -8860,7 +9486,7 @@
         <w:bCs/>
         <w:i w:val="0"/>
         <w:iCs w:val="0"/>
-        <w:color w:val="FFFFFF" w:themeColor="background1"/>
+        <w:color w:val="000000"/>
       </w:rPr>
       <w:tblPr/>
       <w:tcPr>
@@ -8881,7 +9507,7 @@
         <w:bCs/>
         <w:i w:val="0"/>
         <w:iCs w:val="0"/>
-        <w:color w:val="FFFFFF" w:themeColor="background1"/>
+        <w:color w:val="000000"/>
       </w:rPr>
       <w:tblPr/>
       <w:tcPr>
@@ -8900,7 +9526,7 @@
         <w:bCs/>
         <w:i w:val="0"/>
         <w:iCs w:val="0"/>
-        <w:color w:val="FFFFFF" w:themeColor="background1"/>
+        <w:color w:val="000000"/>
       </w:rPr>
       <w:tblPr/>
       <w:tcPr>
@@ -8980,7 +9606,7 @@
         <w:bCs/>
         <w:i w:val="0"/>
         <w:iCs w:val="0"/>
-        <w:color w:val="FFFFFF" w:themeColor="background1"/>
+        <w:color w:val="000000"/>
       </w:rPr>
       <w:tblPr/>
       <w:tcPr>
@@ -9001,7 +9627,7 @@
         <w:bCs/>
         <w:i w:val="0"/>
         <w:iCs w:val="0"/>
-        <w:color w:val="FFFFFF" w:themeColor="background1"/>
+        <w:color w:val="000000"/>
       </w:rPr>
       <w:tblPr/>
       <w:tcPr>
@@ -9022,7 +9648,7 @@
         <w:bCs/>
         <w:i w:val="0"/>
         <w:iCs w:val="0"/>
-        <w:color w:val="FFFFFF" w:themeColor="background1"/>
+        <w:color w:val="000000"/>
       </w:rPr>
       <w:tblPr/>
       <w:tcPr>
@@ -9041,7 +9667,7 @@
         <w:bCs/>
         <w:i w:val="0"/>
         <w:iCs w:val="0"/>
-        <w:color w:val="FFFFFF" w:themeColor="background1"/>
+        <w:color w:val="000000"/>
       </w:rPr>
       <w:tblPr/>
       <w:tcPr>
@@ -9121,7 +9747,7 @@
         <w:bCs/>
         <w:i w:val="0"/>
         <w:iCs w:val="0"/>
-        <w:color w:val="FFFFFF" w:themeColor="background1"/>
+        <w:color w:val="000000"/>
       </w:rPr>
       <w:tblPr/>
       <w:tcPr>
@@ -9142,7 +9768,7 @@
         <w:bCs/>
         <w:i w:val="0"/>
         <w:iCs w:val="0"/>
-        <w:color w:val="FFFFFF" w:themeColor="background1"/>
+        <w:color w:val="000000"/>
       </w:rPr>
       <w:tblPr/>
       <w:tcPr>
@@ -9163,7 +9789,7 @@
         <w:bCs/>
         <w:i w:val="0"/>
         <w:iCs w:val="0"/>
-        <w:color w:val="FFFFFF" w:themeColor="background1"/>
+        <w:color w:val="000000"/>
       </w:rPr>
       <w:tblPr/>
       <w:tcPr>
@@ -9182,7 +9808,7 @@
         <w:bCs/>
         <w:i w:val="0"/>
         <w:iCs w:val="0"/>
-        <w:color w:val="FFFFFF" w:themeColor="background1"/>
+        <w:color w:val="000000"/>
       </w:rPr>
       <w:tblPr/>
       <w:tcPr>
@@ -9262,7 +9888,7 @@
         <w:bCs/>
         <w:i w:val="0"/>
         <w:iCs w:val="0"/>
-        <w:color w:val="FFFFFF" w:themeColor="background1"/>
+        <w:color w:val="000000"/>
       </w:rPr>
       <w:tblPr/>
       <w:tcPr>
@@ -9283,7 +9909,7 @@
         <w:bCs/>
         <w:i w:val="0"/>
         <w:iCs w:val="0"/>
-        <w:color w:val="FFFFFF" w:themeColor="background1"/>
+        <w:color w:val="000000"/>
       </w:rPr>
       <w:tblPr/>
       <w:tcPr>
@@ -9304,7 +9930,7 @@
         <w:bCs/>
         <w:i w:val="0"/>
         <w:iCs w:val="0"/>
-        <w:color w:val="FFFFFF" w:themeColor="background1"/>
+        <w:color w:val="000000"/>
       </w:rPr>
       <w:tblPr/>
       <w:tcPr>
@@ -9323,7 +9949,7 @@
         <w:bCs/>
         <w:i w:val="0"/>
         <w:iCs w:val="0"/>
-        <w:color w:val="FFFFFF" w:themeColor="background1"/>
+        <w:color w:val="000000"/>
       </w:rPr>
       <w:tblPr/>
       <w:tcPr>
@@ -9376,7 +10002,7 @@
       <w:spacing w:after="0" w:line="240" w:lineRule="auto"/>
     </w:pPr>
     <w:rPr>
-      <w:color w:val="FFFFFF" w:themeColor="background1"/>
+      <w:color w:val="000000"/>
     </w:rPr>
     <w:tblPr>
       <w:tblStyleRowBandSize w:val="1"/>
@@ -9490,7 +10116,7 @@
       <w:spacing w:after="0" w:line="240" w:lineRule="auto"/>
     </w:pPr>
     <w:rPr>
-      <w:color w:val="FFFFFF" w:themeColor="background1"/>
+      <w:color w:val="000000"/>
     </w:rPr>
     <w:tblPr>
       <w:tblStyleRowBandSize w:val="1"/>
@@ -9604,7 +10230,7 @@
       <w:spacing w:after="0" w:line="240" w:lineRule="auto"/>
     </w:pPr>
     <w:rPr>
-      <w:color w:val="FFFFFF" w:themeColor="background1"/>
+      <w:color w:val="000000"/>
     </w:rPr>
     <w:tblPr>
       <w:tblStyleRowBandSize w:val="1"/>
@@ -9718,7 +10344,7 @@
       <w:spacing w:after="0" w:line="240" w:lineRule="auto"/>
     </w:pPr>
     <w:rPr>
-      <w:color w:val="FFFFFF" w:themeColor="background1"/>
+      <w:color w:val="000000"/>
     </w:rPr>
     <w:tblPr>
       <w:tblStyleRowBandSize w:val="1"/>
@@ -9832,7 +10458,7 @@
       <w:spacing w:after="0" w:line="240" w:lineRule="auto"/>
     </w:pPr>
     <w:rPr>
-      <w:color w:val="FFFFFF" w:themeColor="background1"/>
+      <w:color w:val="000000"/>
     </w:rPr>
     <w:tblPr>
       <w:tblStyleRowBandSize w:val="1"/>
@@ -9946,7 +10572,7 @@
       <w:spacing w:after="0" w:line="240" w:lineRule="auto"/>
     </w:pPr>
     <w:rPr>
-      <w:color w:val="FFFFFF" w:themeColor="background1"/>
+      <w:color w:val="000000"/>
     </w:rPr>
     <w:tblPr>
       <w:tblStyleRowBandSize w:val="1"/>
@@ -10060,7 +10686,7 @@
       <w:spacing w:after="0" w:line="240" w:lineRule="auto"/>
     </w:pPr>
     <w:rPr>
-      <w:color w:val="FFFFFF" w:themeColor="background1"/>
+      <w:color w:val="000000"/>
     </w:rPr>
     <w:tblPr>
       <w:tblStyleRowBandSize w:val="1"/>
@@ -10174,7 +10800,7 @@
       <w:spacing w:after="0" w:line="240" w:lineRule="auto"/>
     </w:pPr>
     <w:rPr>
-      <w:color w:val="000000" w:themeColor="text1"/>
+      <w:color w:val="000000"/>
     </w:rPr>
     <w:tblPr>
       <w:tblStyleRowBandSize w:val="1"/>
@@ -10220,7 +10846,7 @@
       <w:rPr>
         <w:b/>
         <w:bCs/>
-        <w:color w:val="FFFFFF" w:themeColor="background1"/>
+        <w:color w:val="000000"/>
       </w:rPr>
       <w:tblPr/>
       <w:tcPr>
@@ -10232,7 +10858,7 @@
     </w:tblStylePr>
     <w:tblStylePr w:type="firstCol">
       <w:rPr>
-        <w:color w:val="FFFFFF" w:themeColor="background1"/>
+        <w:color w:val="000000"/>
       </w:rPr>
       <w:tblPr/>
       <w:tcPr>
@@ -10249,7 +10875,7 @@
     </w:tblStylePr>
     <w:tblStylePr w:type="lastCol">
       <w:rPr>
-        <w:color w:val="FFFFFF" w:themeColor="background1"/>
+        <w:color w:val="000000"/>
       </w:rPr>
       <w:tblPr/>
       <w:tcPr>
@@ -10278,12 +10904,12 @@
     </w:tblStylePr>
     <w:tblStylePr w:type="neCell">
       <w:rPr>
-        <w:color w:val="000000" w:themeColor="text1"/>
+        <w:color w:val="000000"/>
       </w:rPr>
     </w:tblStylePr>
     <w:tblStylePr w:type="nwCell">
       <w:rPr>
-        <w:color w:val="000000" w:themeColor="text1"/>
+        <w:color w:val="000000"/>
       </w:rPr>
     </w:tblStylePr>
   </w:style>
@@ -10296,7 +10922,7 @@
       <w:spacing w:after="0" w:line="240" w:lineRule="auto"/>
     </w:pPr>
     <w:rPr>
-      <w:color w:val="000000" w:themeColor="text1"/>
+      <w:color w:val="000000"/>
     </w:rPr>
     <w:tblPr>
       <w:tblStyleRowBandSize w:val="1"/>
@@ -10342,7 +10968,7 @@
       <w:rPr>
         <w:b/>
         <w:bCs/>
-        <w:color w:val="FFFFFF" w:themeColor="background1"/>
+        <w:color w:val="000000"/>
       </w:rPr>
       <w:tblPr/>
       <w:tcPr>
@@ -10354,7 +10980,7 @@
     </w:tblStylePr>
     <w:tblStylePr w:type="firstCol">
       <w:rPr>
-        <w:color w:val="FFFFFF" w:themeColor="background1"/>
+        <w:color w:val="000000"/>
       </w:rPr>
       <w:tblPr/>
       <w:tcPr>
@@ -10371,7 +10997,7 @@
     </w:tblStylePr>
     <w:tblStylePr w:type="lastCol">
       <w:rPr>
-        <w:color w:val="FFFFFF" w:themeColor="background1"/>
+        <w:color w:val="000000"/>
       </w:rPr>
       <w:tblPr/>
       <w:tcPr>
@@ -10400,12 +11026,12 @@
     </w:tblStylePr>
     <w:tblStylePr w:type="neCell">
       <w:rPr>
-        <w:color w:val="000000" w:themeColor="text1"/>
+        <w:color w:val="000000"/>
       </w:rPr>
     </w:tblStylePr>
     <w:tblStylePr w:type="nwCell">
       <w:rPr>
-        <w:color w:val="000000" w:themeColor="text1"/>
+        <w:color w:val="000000"/>
       </w:rPr>
     </w:tblStylePr>
   </w:style>
@@ -10418,7 +11044,7 @@
       <w:spacing w:after="0" w:line="240" w:lineRule="auto"/>
     </w:pPr>
     <w:rPr>
-      <w:color w:val="000000" w:themeColor="text1"/>
+      <w:color w:val="000000"/>
     </w:rPr>
     <w:tblPr>
       <w:tblStyleRowBandSize w:val="1"/>
@@ -10464,7 +11090,7 @@
       <w:rPr>
         <w:b/>
         <w:bCs/>
-        <w:color w:val="FFFFFF" w:themeColor="background1"/>
+        <w:color w:val="000000"/>
       </w:rPr>
       <w:tblPr/>
       <w:tcPr>
@@ -10476,7 +11102,7 @@
     </w:tblStylePr>
     <w:tblStylePr w:type="firstCol">
       <w:rPr>
-        <w:color w:val="FFFFFF" w:themeColor="background1"/>
+        <w:color w:val="000000"/>
       </w:rPr>
       <w:tblPr/>
       <w:tcPr>
@@ -10493,7 +11119,7 @@
     </w:tblStylePr>
     <w:tblStylePr w:type="lastCol">
       <w:rPr>
-        <w:color w:val="FFFFFF" w:themeColor="background1"/>
+        <w:color w:val="000000"/>
       </w:rPr>
       <w:tblPr/>
       <w:tcPr>
@@ -10522,12 +11148,12 @@
     </w:tblStylePr>
     <w:tblStylePr w:type="neCell">
       <w:rPr>
-        <w:color w:val="000000" w:themeColor="text1"/>
+        <w:color w:val="000000"/>
       </w:rPr>
     </w:tblStylePr>
     <w:tblStylePr w:type="nwCell">
       <w:rPr>
-        <w:color w:val="000000" w:themeColor="text1"/>
+        <w:color w:val="000000"/>
       </w:rPr>
     </w:tblStylePr>
   </w:style>
@@ -10540,7 +11166,7 @@
       <w:spacing w:after="0" w:line="240" w:lineRule="auto"/>
     </w:pPr>
     <w:rPr>
-      <w:color w:val="000000" w:themeColor="text1"/>
+      <w:color w:val="000000"/>
     </w:rPr>
     <w:tblPr>
       <w:tblStyleRowBandSize w:val="1"/>
@@ -10586,7 +11212,7 @@
       <w:rPr>
         <w:b/>
         <w:bCs/>
-        <w:color w:val="FFFFFF" w:themeColor="background1"/>
+        <w:color w:val="000000"/>
       </w:rPr>
       <w:tblPr/>
       <w:tcPr>
@@ -10598,7 +11224,7 @@
     </w:tblStylePr>
     <w:tblStylePr w:type="firstCol">
       <w:rPr>
-        <w:color w:val="FFFFFF" w:themeColor="background1"/>
+        <w:color w:val="000000"/>
       </w:rPr>
       <w:tblPr/>
       <w:tcPr>
@@ -10615,7 +11241,7 @@
     </w:tblStylePr>
     <w:tblStylePr w:type="lastCol">
       <w:rPr>
-        <w:color w:val="FFFFFF" w:themeColor="background1"/>
+        <w:color w:val="000000"/>
       </w:rPr>
       <w:tblPr/>
       <w:tcPr>
@@ -10652,7 +11278,7 @@
       <w:spacing w:after="0" w:line="240" w:lineRule="auto"/>
     </w:pPr>
     <w:rPr>
-      <w:color w:val="000000" w:themeColor="text1"/>
+      <w:color w:val="000000"/>
     </w:rPr>
     <w:tblPr>
       <w:tblStyleRowBandSize w:val="1"/>
@@ -10698,7 +11324,7 @@
       <w:rPr>
         <w:b/>
         <w:bCs/>
-        <w:color w:val="FFFFFF" w:themeColor="background1"/>
+        <w:color w:val="000000"/>
       </w:rPr>
       <w:tblPr/>
       <w:tcPr>
@@ -10710,7 +11336,7 @@
     </w:tblStylePr>
     <w:tblStylePr w:type="firstCol">
       <w:rPr>
-        <w:color w:val="FFFFFF" w:themeColor="background1"/>
+        <w:color w:val="000000"/>
       </w:rPr>
       <w:tblPr/>
       <w:tcPr>
@@ -10727,7 +11353,7 @@
     </w:tblStylePr>
     <w:tblStylePr w:type="lastCol">
       <w:rPr>
-        <w:color w:val="FFFFFF" w:themeColor="background1"/>
+        <w:color w:val="000000"/>
       </w:rPr>
       <w:tblPr/>
       <w:tcPr>
@@ -10756,12 +11382,12 @@
     </w:tblStylePr>
     <w:tblStylePr w:type="neCell">
       <w:rPr>
-        <w:color w:val="000000" w:themeColor="text1"/>
+        <w:color w:val="000000"/>
       </w:rPr>
     </w:tblStylePr>
     <w:tblStylePr w:type="nwCell">
       <w:rPr>
-        <w:color w:val="000000" w:themeColor="text1"/>
+        <w:color w:val="000000"/>
       </w:rPr>
     </w:tblStylePr>
   </w:style>
@@ -10774,7 +11400,7 @@
       <w:spacing w:after="0" w:line="240" w:lineRule="auto"/>
     </w:pPr>
     <w:rPr>
-      <w:color w:val="000000" w:themeColor="text1"/>
+      <w:color w:val="000000"/>
     </w:rPr>
     <w:tblPr>
       <w:tblStyleRowBandSize w:val="1"/>
@@ -10820,7 +11446,7 @@
       <w:rPr>
         <w:b/>
         <w:bCs/>
-        <w:color w:val="FFFFFF" w:themeColor="background1"/>
+        <w:color w:val="000000"/>
       </w:rPr>
       <w:tblPr/>
       <w:tcPr>
@@ -10832,7 +11458,7 @@
     </w:tblStylePr>
     <w:tblStylePr w:type="firstCol">
       <w:rPr>
-        <w:color w:val="FFFFFF" w:themeColor="background1"/>
+        <w:color w:val="000000"/>
       </w:rPr>
       <w:tblPr/>
       <w:tcPr>
@@ -10849,7 +11475,7 @@
     </w:tblStylePr>
     <w:tblStylePr w:type="lastCol">
       <w:rPr>
-        <w:color w:val="FFFFFF" w:themeColor="background1"/>
+        <w:color w:val="000000"/>
       </w:rPr>
       <w:tblPr/>
       <w:tcPr>
@@ -10878,12 +11504,12 @@
     </w:tblStylePr>
     <w:tblStylePr w:type="neCell">
       <w:rPr>
-        <w:color w:val="000000" w:themeColor="text1"/>
+        <w:color w:val="000000"/>
       </w:rPr>
     </w:tblStylePr>
     <w:tblStylePr w:type="nwCell">
       <w:rPr>
-        <w:color w:val="000000" w:themeColor="text1"/>
+        <w:color w:val="000000"/>
       </w:rPr>
     </w:tblStylePr>
   </w:style>
@@ -10896,7 +11522,7 @@
       <w:spacing w:after="0" w:line="240" w:lineRule="auto"/>
     </w:pPr>
     <w:rPr>
-      <w:color w:val="000000" w:themeColor="text1"/>
+      <w:color w:val="000000"/>
     </w:rPr>
     <w:tblPr>
       <w:tblStyleRowBandSize w:val="1"/>
@@ -10942,7 +11568,7 @@
       <w:rPr>
         <w:b/>
         <w:bCs/>
-        <w:color w:val="FFFFFF" w:themeColor="background1"/>
+        <w:color w:val="000000"/>
       </w:rPr>
       <w:tblPr/>
       <w:tcPr>
@@ -10954,7 +11580,7 @@
     </w:tblStylePr>
     <w:tblStylePr w:type="firstCol">
       <w:rPr>
-        <w:color w:val="FFFFFF" w:themeColor="background1"/>
+        <w:color w:val="000000"/>
       </w:rPr>
       <w:tblPr/>
       <w:tcPr>
@@ -10971,7 +11597,7 @@
     </w:tblStylePr>
     <w:tblStylePr w:type="lastCol">
       <w:rPr>
-        <w:color w:val="FFFFFF" w:themeColor="background1"/>
+        <w:color w:val="000000"/>
       </w:rPr>
       <w:tblPr/>
       <w:tcPr>
@@ -11000,12 +11626,12 @@
     </w:tblStylePr>
     <w:tblStylePr w:type="neCell">
       <w:rPr>
-        <w:color w:val="000000" w:themeColor="text1"/>
+        <w:color w:val="000000"/>
       </w:rPr>
     </w:tblStylePr>
     <w:tblStylePr w:type="nwCell">
       <w:rPr>
-        <w:color w:val="000000" w:themeColor="text1"/>
+        <w:color w:val="000000"/>
       </w:rPr>
     </w:tblStylePr>
   </w:style>
@@ -11018,7 +11644,7 @@
       <w:spacing w:after="0" w:line="240" w:lineRule="auto"/>
     </w:pPr>
     <w:rPr>
-      <w:color w:val="000000" w:themeColor="text1"/>
+      <w:color w:val="000000"/>
     </w:rPr>
     <w:tblPr>
       <w:tblStyleRowBandSize w:val="1"/>
@@ -11038,7 +11664,7 @@
       <w:rPr>
         <w:b/>
         <w:bCs/>
-        <w:color w:val="FFFFFF" w:themeColor="background1"/>
+        <w:color w:val="000000"/>
       </w:rPr>
       <w:tblPr/>
       <w:tcPr>
@@ -11052,7 +11678,7 @@
       <w:rPr>
         <w:b/>
         <w:bCs/>
-        <w:color w:val="9E3A38" w:themeColor="accent2" w:themeShade="CC"/>
+        <w:color w:val="000000"/>
       </w:rPr>
       <w:tblPr/>
       <w:tcPr>
@@ -11104,7 +11730,7 @@
       <w:spacing w:after="0" w:line="240" w:lineRule="auto"/>
     </w:pPr>
     <w:rPr>
-      <w:color w:val="000000" w:themeColor="text1"/>
+      <w:color w:val="000000"/>
     </w:rPr>
     <w:tblPr>
       <w:tblStyleRowBandSize w:val="1"/>
@@ -11124,7 +11750,7 @@
       <w:rPr>
         <w:b/>
         <w:bCs/>
-        <w:color w:val="FFFFFF" w:themeColor="background1"/>
+        <w:color w:val="000000"/>
       </w:rPr>
       <w:tblPr/>
       <w:tcPr>
@@ -11138,7 +11764,7 @@
       <w:rPr>
         <w:b/>
         <w:bCs/>
-        <w:color w:val="9E3A38" w:themeColor="accent2" w:themeShade="CC"/>
+        <w:color w:val="000000"/>
       </w:rPr>
       <w:tblPr/>
       <w:tcPr>
@@ -11190,7 +11816,7 @@
       <w:spacing w:after="0" w:line="240" w:lineRule="auto"/>
     </w:pPr>
     <w:rPr>
-      <w:color w:val="000000" w:themeColor="text1"/>
+      <w:color w:val="000000"/>
     </w:rPr>
     <w:tblPr>
       <w:tblStyleRowBandSize w:val="1"/>
@@ -11210,7 +11836,7 @@
       <w:rPr>
         <w:b/>
         <w:bCs/>
-        <w:color w:val="FFFFFF" w:themeColor="background1"/>
+        <w:color w:val="000000"/>
       </w:rPr>
       <w:tblPr/>
       <w:tcPr>
@@ -11224,7 +11850,7 @@
       <w:rPr>
         <w:b/>
         <w:bCs/>
-        <w:color w:val="9E3A38" w:themeColor="accent2" w:themeShade="CC"/>
+        <w:color w:val="000000"/>
       </w:rPr>
       <w:tblPr/>
       <w:tcPr>
@@ -11276,7 +11902,7 @@
       <w:spacing w:after="0" w:line="240" w:lineRule="auto"/>
     </w:pPr>
     <w:rPr>
-      <w:color w:val="000000" w:themeColor="text1"/>
+      <w:color w:val="000000"/>
     </w:rPr>
     <w:tblPr>
       <w:tblStyleRowBandSize w:val="1"/>
@@ -11296,7 +11922,7 @@
       <w:rPr>
         <w:b/>
         <w:bCs/>
-        <w:color w:val="FFFFFF" w:themeColor="background1"/>
+        <w:color w:val="000000"/>
       </w:rPr>
       <w:tblPr/>
       <w:tcPr>
@@ -11310,7 +11936,7 @@
       <w:rPr>
         <w:b/>
         <w:bCs/>
-        <w:color w:val="664E82" w:themeColor="accent4" w:themeShade="CC"/>
+        <w:color w:val="000000"/>
       </w:rPr>
       <w:tblPr/>
       <w:tcPr>
@@ -11362,7 +11988,7 @@
       <w:spacing w:after="0" w:line="240" w:lineRule="auto"/>
     </w:pPr>
     <w:rPr>
-      <w:color w:val="000000" w:themeColor="text1"/>
+      <w:color w:val="000000"/>
     </w:rPr>
     <w:tblPr>
       <w:tblStyleRowBandSize w:val="1"/>
@@ -11382,7 +12008,7 @@
       <w:rPr>
         <w:b/>
         <w:bCs/>
-        <w:color w:val="FFFFFF" w:themeColor="background1"/>
+        <w:color w:val="000000"/>
       </w:rPr>
       <w:tblPr/>
       <w:tcPr>
@@ -11396,7 +12022,7 @@
       <w:rPr>
         <w:b/>
         <w:bCs/>
-        <w:color w:val="7E9C40" w:themeColor="accent3" w:themeShade="CC"/>
+        <w:color w:val="000000"/>
       </w:rPr>
       <w:tblPr/>
       <w:tcPr>
@@ -11448,7 +12074,7 @@
       <w:spacing w:after="0" w:line="240" w:lineRule="auto"/>
     </w:pPr>
     <w:rPr>
-      <w:color w:val="000000" w:themeColor="text1"/>
+      <w:color w:val="000000"/>
     </w:rPr>
     <w:tblPr>
       <w:tblStyleRowBandSize w:val="1"/>
@@ -11468,7 +12094,7 @@
       <w:rPr>
         <w:b/>
         <w:bCs/>
-        <w:color w:val="FFFFFF" w:themeColor="background1"/>
+        <w:color w:val="000000"/>
       </w:rPr>
       <w:tblPr/>
       <w:tcPr>
@@ -11482,7 +12108,7 @@
       <w:rPr>
         <w:b/>
         <w:bCs/>
-        <w:color w:val="F2730A" w:themeColor="accent6" w:themeShade="CC"/>
+        <w:color w:val="000000"/>
       </w:rPr>
       <w:tblPr/>
       <w:tcPr>
@@ -11534,7 +12160,7 @@
       <w:spacing w:after="0" w:line="240" w:lineRule="auto"/>
     </w:pPr>
     <w:rPr>
-      <w:color w:val="000000" w:themeColor="text1"/>
+      <w:color w:val="000000"/>
     </w:rPr>
     <w:tblPr>
       <w:tblStyleRowBandSize w:val="1"/>
@@ -11554,7 +12180,7 @@
       <w:rPr>
         <w:b/>
         <w:bCs/>
-        <w:color w:val="FFFFFF" w:themeColor="background1"/>
+        <w:color w:val="000000"/>
       </w:rPr>
       <w:tblPr/>
       <w:tcPr>
@@ -11568,7 +12194,7 @@
       <w:rPr>
         <w:b/>
         <w:bCs/>
-        <w:color w:val="348DA5" w:themeColor="accent5" w:themeShade="CC"/>
+        <w:color w:val="000000"/>
       </w:rPr>
       <w:tblPr/>
       <w:tcPr>
@@ -11620,7 +12246,7 @@
       <w:spacing w:after="0" w:line="240" w:lineRule="auto"/>
     </w:pPr>
     <w:rPr>
-      <w:color w:val="000000" w:themeColor="text1"/>
+      <w:color w:val="000000"/>
     </w:rPr>
     <w:tblPr>
       <w:tblStyleRowBandSize w:val="1"/>
@@ -11653,7 +12279,7 @@
       <w:rPr>
         <w:b/>
         <w:bCs/>
-        <w:color w:val="000000" w:themeColor="text1"/>
+        <w:color w:val="000000"/>
       </w:rPr>
       <w:tblPr/>
       <w:tcPr>
@@ -11662,7 +12288,7 @@
     </w:tblStylePr>
     <w:tblStylePr w:type="firstCol">
       <w:rPr>
-        <w:color w:val="FFFFFF" w:themeColor="background1"/>
+        <w:color w:val="000000"/>
       </w:rPr>
       <w:tblPr/>
       <w:tcPr>
@@ -11671,7 +12297,7 @@
     </w:tblStylePr>
     <w:tblStylePr w:type="lastCol">
       <w:rPr>
-        <w:color w:val="FFFFFF" w:themeColor="background1"/>
+        <w:color w:val="000000"/>
       </w:rPr>
       <w:tblPr/>
       <w:tcPr>
@@ -11700,7 +12326,7 @@
       <w:spacing w:after="0" w:line="240" w:lineRule="auto"/>
     </w:pPr>
     <w:rPr>
-      <w:color w:val="000000" w:themeColor="text1"/>
+      <w:color w:val="000000"/>
     </w:rPr>
     <w:tblPr>
       <w:tblStyleRowBandSize w:val="1"/>
@@ -11733,7 +12359,7 @@
       <w:rPr>
         <w:b/>
         <w:bCs/>
-        <w:color w:val="000000" w:themeColor="text1"/>
+        <w:color w:val="000000"/>
       </w:rPr>
       <w:tblPr/>
       <w:tcPr>
@@ -11742,7 +12368,7 @@
     </w:tblStylePr>
     <w:tblStylePr w:type="firstCol">
       <w:rPr>
-        <w:color w:val="FFFFFF" w:themeColor="background1"/>
+        <w:color w:val="000000"/>
       </w:rPr>
       <w:tblPr/>
       <w:tcPr>
@@ -11751,7 +12377,7 @@
     </w:tblStylePr>
     <w:tblStylePr w:type="lastCol">
       <w:rPr>
-        <w:color w:val="FFFFFF" w:themeColor="background1"/>
+        <w:color w:val="000000"/>
       </w:rPr>
       <w:tblPr/>
       <w:tcPr>
@@ -11780,7 +12406,7 @@
       <w:spacing w:after="0" w:line="240" w:lineRule="auto"/>
     </w:pPr>
     <w:rPr>
-      <w:color w:val="000000" w:themeColor="text1"/>
+      <w:color w:val="000000"/>
     </w:rPr>
     <w:tblPr>
       <w:tblStyleRowBandSize w:val="1"/>
@@ -11813,7 +12439,7 @@
       <w:rPr>
         <w:b/>
         <w:bCs/>
-        <w:color w:val="000000" w:themeColor="text1"/>
+        <w:color w:val="000000"/>
       </w:rPr>
       <w:tblPr/>
       <w:tcPr>
@@ -11822,7 +12448,7 @@
     </w:tblStylePr>
     <w:tblStylePr w:type="firstCol">
       <w:rPr>
-        <w:color w:val="FFFFFF" w:themeColor="background1"/>
+        <w:color w:val="000000"/>
       </w:rPr>
       <w:tblPr/>
       <w:tcPr>
@@ -11831,7 +12457,7 @@
     </w:tblStylePr>
     <w:tblStylePr w:type="lastCol">
       <w:rPr>
-        <w:color w:val="FFFFFF" w:themeColor="background1"/>
+        <w:color w:val="000000"/>
       </w:rPr>
       <w:tblPr/>
       <w:tcPr>
@@ -11860,7 +12486,7 @@
       <w:spacing w:after="0" w:line="240" w:lineRule="auto"/>
     </w:pPr>
     <w:rPr>
-      <w:color w:val="000000" w:themeColor="text1"/>
+      <w:color w:val="000000"/>
     </w:rPr>
     <w:tblPr>
       <w:tblStyleRowBandSize w:val="1"/>
@@ -11893,7 +12519,7 @@
       <w:rPr>
         <w:b/>
         <w:bCs/>
-        <w:color w:val="000000" w:themeColor="text1"/>
+        <w:color w:val="000000"/>
       </w:rPr>
       <w:tblPr/>
       <w:tcPr>
@@ -11902,7 +12528,7 @@
     </w:tblStylePr>
     <w:tblStylePr w:type="firstCol">
       <w:rPr>
-        <w:color w:val="FFFFFF" w:themeColor="background1"/>
+        <w:color w:val="000000"/>
       </w:rPr>
       <w:tblPr/>
       <w:tcPr>
@@ -11911,7 +12537,7 @@
     </w:tblStylePr>
     <w:tblStylePr w:type="lastCol">
       <w:rPr>
-        <w:color w:val="FFFFFF" w:themeColor="background1"/>
+        <w:color w:val="000000"/>
       </w:rPr>
       <w:tblPr/>
       <w:tcPr>
@@ -11940,7 +12566,7 @@
       <w:spacing w:after="0" w:line="240" w:lineRule="auto"/>
     </w:pPr>
     <w:rPr>
-      <w:color w:val="000000" w:themeColor="text1"/>
+      <w:color w:val="000000"/>
     </w:rPr>
     <w:tblPr>
       <w:tblStyleRowBandSize w:val="1"/>
@@ -11973,7 +12599,7 @@
       <w:rPr>
         <w:b/>
         <w:bCs/>
-        <w:color w:val="000000" w:themeColor="text1"/>
+        <w:color w:val="000000"/>
       </w:rPr>
       <w:tblPr/>
       <w:tcPr>
@@ -11982,7 +12608,7 @@
     </w:tblStylePr>
     <w:tblStylePr w:type="firstCol">
       <w:rPr>
-        <w:color w:val="FFFFFF" w:themeColor="background1"/>
+        <w:color w:val="000000"/>
       </w:rPr>
       <w:tblPr/>
       <w:tcPr>
@@ -11991,7 +12617,7 @@
     </w:tblStylePr>
     <w:tblStylePr w:type="lastCol">
       <w:rPr>
-        <w:color w:val="FFFFFF" w:themeColor="background1"/>
+        <w:color w:val="000000"/>
       </w:rPr>
       <w:tblPr/>
       <w:tcPr>
@@ -12020,7 +12646,7 @@
       <w:spacing w:after="0" w:line="240" w:lineRule="auto"/>
     </w:pPr>
     <w:rPr>
-      <w:color w:val="000000" w:themeColor="text1"/>
+      <w:color w:val="000000"/>
     </w:rPr>
     <w:tblPr>
       <w:tblStyleRowBandSize w:val="1"/>
@@ -12053,7 +12679,7 @@
       <w:rPr>
         <w:b/>
         <w:bCs/>
-        <w:color w:val="000000" w:themeColor="text1"/>
+        <w:color w:val="000000"/>
       </w:rPr>
       <w:tblPr/>
       <w:tcPr>
@@ -12062,7 +12688,7 @@
     </w:tblStylePr>
     <w:tblStylePr w:type="firstCol">
       <w:rPr>
-        <w:color w:val="FFFFFF" w:themeColor="background1"/>
+        <w:color w:val="000000"/>
       </w:rPr>
       <w:tblPr/>
       <w:tcPr>
@@ -12071,7 +12697,7 @@
     </w:tblStylePr>
     <w:tblStylePr w:type="lastCol">
       <w:rPr>
-        <w:color w:val="FFFFFF" w:themeColor="background1"/>
+        <w:color w:val="000000"/>
       </w:rPr>
       <w:tblPr/>
       <w:tcPr>
@@ -12100,7 +12726,7 @@
       <w:spacing w:after="0" w:line="240" w:lineRule="auto"/>
     </w:pPr>
     <w:rPr>
-      <w:color w:val="000000" w:themeColor="text1"/>
+      <w:color w:val="000000"/>
     </w:rPr>
     <w:tblPr>
       <w:tblStyleRowBandSize w:val="1"/>
@@ -12133,7 +12759,7 @@
       <w:rPr>
         <w:b/>
         <w:bCs/>
-        <w:color w:val="000000" w:themeColor="text1"/>
+        <w:color w:val="000000"/>
       </w:rPr>
       <w:tblPr/>
       <w:tcPr>
@@ -12142,7 +12768,7 @@
     </w:tblStylePr>
     <w:tblStylePr w:type="firstCol">
       <w:rPr>
-        <w:color w:val="FFFFFF" w:themeColor="background1"/>
+        <w:color w:val="000000"/>
       </w:rPr>
       <w:tblPr/>
       <w:tcPr>
@@ -12151,7 +12777,7 @@
     </w:tblStylePr>
     <w:tblStylePr w:type="lastCol">
       <w:rPr>
-        <w:color w:val="FFFFFF" w:themeColor="background1"/>
+        <w:color w:val="000000"/>
       </w:rPr>
       <w:tblPr/>
       <w:tcPr>
@@ -12353,7 +12979,7 @@
       <w:rFonts w:asciiTheme="majorHAnsi" w:eastAsiaTheme="majorEastAsia" w:hAnsiTheme="majorHAnsi" w:cstheme="majorBidi"/>
       <w:b/>
       <w:bCs/>
-      <w:color w:val="365F91" w:themeColor="accent1" w:themeShade="BF"/>
+      <w:color w:val="000000"/>
       <w:sz w:val="28"/>
       <w:szCs w:val="28"/>
     </w:rPr>
@@ -12377,7 +13003,7 @@
       <w:rFonts w:asciiTheme="majorHAnsi" w:eastAsiaTheme="majorEastAsia" w:hAnsiTheme="majorHAnsi" w:cstheme="majorBidi"/>
       <w:b/>
       <w:bCs/>
-      <w:color w:val="4F81BD" w:themeColor="accent1"/>
+      <w:color w:val="000000"/>
       <w:sz w:val="26"/>
       <w:szCs w:val="26"/>
     </w:rPr>
@@ -12401,7 +13027,7 @@
       <w:rFonts w:asciiTheme="majorHAnsi" w:eastAsiaTheme="majorEastAsia" w:hAnsiTheme="majorHAnsi" w:cstheme="majorBidi"/>
       <w:b/>
       <w:bCs/>
-      <w:color w:val="4F81BD" w:themeColor="accent1"/>
+      <w:color w:val="000000"/>
     </w:rPr>
   </w:style>
   <w:style w:type="paragraph" w:styleId="Heading4">
@@ -12426,7 +13052,7 @@
       <w:bCs/>
       <w:i/>
       <w:iCs/>
-      <w:color w:val="4F81BD" w:themeColor="accent1"/>
+      <w:color w:val="000000"/>
     </w:rPr>
   </w:style>
   <w:style w:type="paragraph" w:styleId="Heading5">
@@ -12447,7 +13073,7 @@
     </w:pPr>
     <w:rPr>
       <w:rFonts w:asciiTheme="majorHAnsi" w:eastAsiaTheme="majorEastAsia" w:hAnsiTheme="majorHAnsi" w:cstheme="majorBidi"/>
-      <w:color w:val="243F60" w:themeColor="accent1" w:themeShade="7F"/>
+      <w:color w:val="000000"/>
     </w:rPr>
   </w:style>
   <w:style w:type="paragraph" w:styleId="Heading6">
@@ -12470,7 +13096,7 @@
       <w:rFonts w:asciiTheme="majorHAnsi" w:eastAsiaTheme="majorEastAsia" w:hAnsiTheme="majorHAnsi" w:cstheme="majorBidi"/>
       <w:i/>
       <w:iCs/>
-      <w:color w:val="243F60" w:themeColor="accent1" w:themeShade="7F"/>
+      <w:color w:val="000000"/>
     </w:rPr>
   </w:style>
   <w:style w:type="paragraph" w:styleId="Heading7">
@@ -12493,7 +13119,7 @@
       <w:rFonts w:asciiTheme="majorHAnsi" w:eastAsiaTheme="majorEastAsia" w:hAnsiTheme="majorHAnsi" w:cstheme="majorBidi"/>
       <w:i/>
       <w:iCs/>
-      <w:color w:val="404040" w:themeColor="text1" w:themeTint="BF"/>
+      <w:color w:val="000000"/>
     </w:rPr>
   </w:style>
   <w:style w:type="paragraph" w:styleId="Heading8">
@@ -12514,7 +13140,7 @@
     </w:pPr>
     <w:rPr>
       <w:rFonts w:asciiTheme="majorHAnsi" w:eastAsiaTheme="majorEastAsia" w:hAnsiTheme="majorHAnsi" w:cstheme="majorBidi"/>
-      <w:color w:val="4F81BD" w:themeColor="accent1"/>
+      <w:color w:val="000000"/>
       <w:sz w:val="20"/>
       <w:szCs w:val="20"/>
     </w:rPr>
@@ -12539,7 +13165,7 @@
       <w:rFonts w:asciiTheme="majorHAnsi" w:eastAsiaTheme="majorEastAsia" w:hAnsiTheme="majorHAnsi" w:cstheme="majorBidi"/>
       <w:i/>
       <w:iCs/>
-      <w:color w:val="404040" w:themeColor="text1" w:themeTint="BF"/>
+      <w:color w:val="000000"/>
       <w:sz w:val="20"/>
       <w:szCs w:val="20"/>
     </w:rPr>
@@ -12590,7 +13216,7 @@
       <w:rFonts w:asciiTheme="majorHAnsi" w:eastAsiaTheme="majorEastAsia" w:hAnsiTheme="majorHAnsi" w:cstheme="majorBidi"/>
       <w:b/>
       <w:bCs/>
-      <w:color w:val="365F91" w:themeColor="accent1" w:themeShade="BF"/>
+      <w:color w:val="000000"/>
       <w:sz w:val="28"/>
       <w:szCs w:val="28"/>
     </w:rPr>
@@ -12605,7 +13231,7 @@
       <w:rFonts w:asciiTheme="majorHAnsi" w:eastAsiaTheme="majorEastAsia" w:hAnsiTheme="majorHAnsi" w:cstheme="majorBidi"/>
       <w:b/>
       <w:bCs/>
-      <w:color w:val="4F81BD" w:themeColor="accent1"/>
+      <w:color w:val="000000"/>
       <w:sz w:val="26"/>
       <w:szCs w:val="26"/>
     </w:rPr>
@@ -12620,7 +13246,7 @@
       <w:rFonts w:asciiTheme="majorHAnsi" w:eastAsiaTheme="majorEastAsia" w:hAnsiTheme="majorHAnsi" w:cstheme="majorBidi"/>
       <w:b/>
       <w:bCs/>
-      <w:color w:val="4F81BD" w:themeColor="accent1"/>
+      <w:color w:val="000000"/>
     </w:rPr>
   </w:style>
   <w:style w:type="paragraph" w:styleId="Title">
@@ -12640,7 +13266,7 @@
     </w:pPr>
     <w:rPr>
       <w:rFonts w:asciiTheme="majorHAnsi" w:eastAsiaTheme="majorEastAsia" w:hAnsiTheme="majorHAnsi" w:cstheme="majorBidi"/>
-      <w:color w:val="17365D" w:themeColor="text2" w:themeShade="BF"/>
+      <w:color w:val="000000"/>
       <w:spacing w:val="5"/>
       <w:kern w:val="28"/>
       <w:sz w:val="52"/>
@@ -12655,7 +13281,7 @@
     <w:rsid w:val="00FC693F"/>
     <w:rPr>
       <w:rFonts w:asciiTheme="majorHAnsi" w:eastAsiaTheme="majorEastAsia" w:hAnsiTheme="majorHAnsi" w:cstheme="majorBidi"/>
-      <w:color w:val="17365D" w:themeColor="text2" w:themeShade="BF"/>
+      <w:color w:val="000000"/>
       <w:spacing w:val="5"/>
       <w:kern w:val="28"/>
       <w:sz w:val="52"/>
@@ -12679,7 +13305,7 @@
       <w:rFonts w:asciiTheme="majorHAnsi" w:eastAsiaTheme="majorEastAsia" w:hAnsiTheme="majorHAnsi" w:cstheme="majorBidi"/>
       <w:i/>
       <w:iCs/>
-      <w:color w:val="4F81BD" w:themeColor="accent1"/>
+      <w:color w:val="000000"/>
       <w:spacing w:val="15"/>
       <w:sz w:val="24"/>
       <w:szCs w:val="24"/>
@@ -12695,7 +13321,7 @@
       <w:rFonts w:asciiTheme="majorHAnsi" w:eastAsiaTheme="majorEastAsia" w:hAnsiTheme="majorHAnsi" w:cstheme="majorBidi"/>
       <w:i/>
       <w:iCs/>
-      <w:color w:val="4F81BD" w:themeColor="accent1"/>
+      <w:color w:val="000000"/>
       <w:spacing w:val="15"/>
       <w:sz w:val="24"/>
       <w:szCs w:val="24"/>
@@ -12967,7 +13593,7 @@
     <w:rPr>
       <w:i/>
       <w:iCs/>
-      <w:color w:val="000000" w:themeColor="text1"/>
+      <w:color w:val="000000"/>
     </w:rPr>
   </w:style>
   <w:style w:type="character" w:customStyle="1" w:styleId="QuoteChar">
@@ -12979,7 +13605,7 @@
     <w:rPr>
       <w:i/>
       <w:iCs/>
-      <w:color w:val="000000" w:themeColor="text1"/>
+      <w:color w:val="000000"/>
     </w:rPr>
   </w:style>
   <w:style w:type="character" w:customStyle="1" w:styleId="Heading4Char">
@@ -12995,7 +13621,7 @@
       <w:bCs/>
       <w:i/>
       <w:iCs/>
-      <w:color w:val="4F81BD" w:themeColor="accent1"/>
+      <w:color w:val="000000"/>
     </w:rPr>
   </w:style>
   <w:style w:type="character" w:customStyle="1" w:styleId="Heading5Char">
@@ -13007,7 +13633,7 @@
     <w:rsid w:val="00FC693F"/>
     <w:rPr>
       <w:rFonts w:asciiTheme="majorHAnsi" w:eastAsiaTheme="majorEastAsia" w:hAnsiTheme="majorHAnsi" w:cstheme="majorBidi"/>
-      <w:color w:val="243F60" w:themeColor="accent1" w:themeShade="7F"/>
+      <w:color w:val="000000"/>
     </w:rPr>
   </w:style>
   <w:style w:type="character" w:customStyle="1" w:styleId="Heading6Char">
@@ -13021,7 +13647,7 @@
       <w:rFonts w:asciiTheme="majorHAnsi" w:eastAsiaTheme="majorEastAsia" w:hAnsiTheme="majorHAnsi" w:cstheme="majorBidi"/>
       <w:i/>
       <w:iCs/>
-      <w:color w:val="243F60" w:themeColor="accent1" w:themeShade="7F"/>
+      <w:color w:val="000000"/>
     </w:rPr>
   </w:style>
   <w:style w:type="character" w:customStyle="1" w:styleId="Heading7Char">
@@ -13035,7 +13661,7 @@
       <w:rFonts w:asciiTheme="majorHAnsi" w:eastAsiaTheme="majorEastAsia" w:hAnsiTheme="majorHAnsi" w:cstheme="majorBidi"/>
       <w:i/>
       <w:iCs/>
-      <w:color w:val="404040" w:themeColor="text1" w:themeTint="BF"/>
+      <w:color w:val="000000"/>
     </w:rPr>
   </w:style>
   <w:style w:type="character" w:customStyle="1" w:styleId="Heading8Char">
@@ -13047,7 +13673,7 @@
     <w:rsid w:val="00FC693F"/>
     <w:rPr>
       <w:rFonts w:asciiTheme="majorHAnsi" w:eastAsiaTheme="majorEastAsia" w:hAnsiTheme="majorHAnsi" w:cstheme="majorBidi"/>
-      <w:color w:val="4F81BD" w:themeColor="accent1"/>
+      <w:color w:val="000000"/>
       <w:sz w:val="20"/>
       <w:szCs w:val="20"/>
     </w:rPr>
@@ -13063,7 +13689,7 @@
       <w:rFonts w:asciiTheme="majorHAnsi" w:eastAsiaTheme="majorEastAsia" w:hAnsiTheme="majorHAnsi" w:cstheme="majorBidi"/>
       <w:i/>
       <w:iCs/>
-      <w:color w:val="404040" w:themeColor="text1" w:themeTint="BF"/>
+      <w:color w:val="000000"/>
       <w:sz w:val="20"/>
       <w:szCs w:val="20"/>
     </w:rPr>
@@ -13083,7 +13709,7 @@
     <w:rPr>
       <w:b/>
       <w:bCs/>
-      <w:color w:val="4F81BD" w:themeColor="accent1"/>
+      <w:color w:val="000000"/>
       <w:sz w:val="18"/>
       <w:szCs w:val="18"/>
     </w:rPr>
@@ -13130,7 +13756,7 @@
       <w:bCs/>
       <w:i/>
       <w:iCs/>
-      <w:color w:val="4F81BD" w:themeColor="accent1"/>
+      <w:color w:val="000000"/>
     </w:rPr>
   </w:style>
   <w:style w:type="character" w:customStyle="1" w:styleId="IntenseQuoteChar">
@@ -13144,7 +13770,7 @@
       <w:bCs/>
       <w:i/>
       <w:iCs/>
-      <w:color w:val="4F81BD" w:themeColor="accent1"/>
+      <w:color w:val="000000"/>
     </w:rPr>
   </w:style>
   <w:style w:type="character" w:styleId="SubtleEmphasis">
@@ -13156,7 +13782,7 @@
     <w:rPr>
       <w:i/>
       <w:iCs/>
-      <w:color w:val="808080" w:themeColor="text1" w:themeTint="7F"/>
+      <w:color w:val="000000"/>
     </w:rPr>
   </w:style>
   <w:style w:type="character" w:styleId="IntenseEmphasis">
@@ -13170,7 +13796,7 @@
       <w:bCs/>
       <w:i/>
       <w:iCs/>
-      <w:color w:val="4F81BD" w:themeColor="accent1"/>
+      <w:color w:val="000000"/>
     </w:rPr>
   </w:style>
   <w:style w:type="character" w:styleId="SubtleReference">
@@ -13181,7 +13807,7 @@
     <w:rsid w:val="00FC693F"/>
     <w:rPr>
       <w:smallCaps/>
-      <w:color w:val="C0504D" w:themeColor="accent2"/>
+      <w:color w:val="000000"/>
       <w:u w:val="single"/>
     </w:rPr>
   </w:style>
@@ -13195,7 +13821,7 @@
       <w:b/>
       <w:bCs/>
       <w:smallCaps/>
-      <w:color w:val="C0504D" w:themeColor="accent2"/>
+      <w:color w:val="000000"/>
       <w:spacing w:val="5"/>
       <w:u w:val="single"/>
     </w:rPr>
@@ -13261,7 +13887,7 @@
       <w:spacing w:after="0" w:line="240" w:lineRule="auto"/>
     </w:pPr>
     <w:rPr>
-      <w:color w:val="000000" w:themeColor="text1" w:themeShade="BF"/>
+      <w:color w:val="000000"/>
     </w:rPr>
     <w:tblPr>
       <w:tblStyleRowBandSize w:val="1"/>
@@ -13364,7 +13990,7 @@
       <w:spacing w:after="0" w:line="240" w:lineRule="auto"/>
     </w:pPr>
     <w:rPr>
-      <w:color w:val="365F91" w:themeColor="accent1" w:themeShade="BF"/>
+      <w:color w:val="000000"/>
     </w:rPr>
     <w:tblPr>
       <w:tblStyleRowBandSize w:val="1"/>
@@ -13467,7 +14093,7 @@
       <w:spacing w:after="0" w:line="240" w:lineRule="auto"/>
     </w:pPr>
     <w:rPr>
-      <w:color w:val="943634" w:themeColor="accent2" w:themeShade="BF"/>
+      <w:color w:val="000000"/>
     </w:rPr>
     <w:tblPr>
       <w:tblStyleRowBandSize w:val="1"/>
@@ -13570,7 +14196,7 @@
       <w:spacing w:after="0" w:line="240" w:lineRule="auto"/>
     </w:pPr>
     <w:rPr>
-      <w:color w:val="76923C" w:themeColor="accent3" w:themeShade="BF"/>
+      <w:color w:val="000000"/>
     </w:rPr>
     <w:tblPr>
       <w:tblStyleRowBandSize w:val="1"/>
@@ -13673,7 +14299,7 @@
       <w:spacing w:after="0" w:line="240" w:lineRule="auto"/>
     </w:pPr>
     <w:rPr>
-      <w:color w:val="5F497A" w:themeColor="accent4" w:themeShade="BF"/>
+      <w:color w:val="000000"/>
     </w:rPr>
     <w:tblPr>
       <w:tblStyleRowBandSize w:val="1"/>
@@ -13776,7 +14402,7 @@
       <w:spacing w:after="0" w:line="240" w:lineRule="auto"/>
     </w:pPr>
     <w:rPr>
-      <w:color w:val="31849B" w:themeColor="accent5" w:themeShade="BF"/>
+      <w:color w:val="000000"/>
     </w:rPr>
     <w:tblPr>
       <w:tblStyleRowBandSize w:val="1"/>
@@ -13879,7 +14505,7 @@
       <w:spacing w:after="0" w:line="240" w:lineRule="auto"/>
     </w:pPr>
     <w:rPr>
-      <w:color w:val="E36C0A" w:themeColor="accent6" w:themeShade="BF"/>
+      <w:color w:val="000000"/>
     </w:rPr>
     <w:tblPr>
       <w:tblStyleRowBandSize w:val="1"/>
@@ -14005,7 +14631,7 @@
       <w:rPr>
         <w:b/>
         <w:bCs/>
-        <w:color w:val="FFFFFF" w:themeColor="background1"/>
+        <w:color w:val="000000"/>
       </w:rPr>
       <w:tblPr/>
       <w:tcPr>
@@ -14097,7 +14723,7 @@
       <w:rPr>
         <w:b/>
         <w:bCs/>
-        <w:color w:val="FFFFFF" w:themeColor="background1"/>
+        <w:color w:val="000000"/>
       </w:rPr>
       <w:tblPr/>
       <w:tcPr>
@@ -14189,7 +14815,7 @@
       <w:rPr>
         <w:b/>
         <w:bCs/>
-        <w:color w:val="FFFFFF" w:themeColor="background1"/>
+        <w:color w:val="000000"/>
       </w:rPr>
       <w:tblPr/>
       <w:tcPr>
@@ -14281,7 +14907,7 @@
       <w:rPr>
         <w:b/>
         <w:bCs/>
-        <w:color w:val="FFFFFF" w:themeColor="background1"/>
+        <w:color w:val="000000"/>
       </w:rPr>
       <w:tblPr/>
       <w:tcPr>
@@ -14373,7 +14999,7 @@
       <w:rPr>
         <w:b/>
         <w:bCs/>
-        <w:color w:val="FFFFFF" w:themeColor="background1"/>
+        <w:color w:val="000000"/>
       </w:rPr>
       <w:tblPr/>
       <w:tcPr>
@@ -14465,7 +15091,7 @@
       <w:rPr>
         <w:b/>
         <w:bCs/>
-        <w:color w:val="FFFFFF" w:themeColor="background1"/>
+        <w:color w:val="000000"/>
       </w:rPr>
       <w:tblPr/>
       <w:tcPr>
@@ -14557,7 +15183,7 @@
       <w:rPr>
         <w:b/>
         <w:bCs/>
-        <w:color w:val="FFFFFF" w:themeColor="background1"/>
+        <w:color w:val="000000"/>
       </w:rPr>
       <w:tblPr/>
       <w:tcPr>
@@ -15560,7 +16186,7 @@
       <w:rPr>
         <w:b/>
         <w:bCs/>
-        <w:color w:val="FFFFFF" w:themeColor="background1"/>
+        <w:color w:val="000000"/>
       </w:rPr>
       <w:tblPr/>
       <w:tcPr>
@@ -15666,7 +16292,7 @@
       <w:rPr>
         <w:b/>
         <w:bCs/>
-        <w:color w:val="FFFFFF" w:themeColor="background1"/>
+        <w:color w:val="000000"/>
       </w:rPr>
       <w:tblPr/>
       <w:tcPr>
@@ -15772,7 +16398,7 @@
       <w:rPr>
         <w:b/>
         <w:bCs/>
-        <w:color w:val="FFFFFF" w:themeColor="background1"/>
+        <w:color w:val="000000"/>
       </w:rPr>
       <w:tblPr/>
       <w:tcPr>
@@ -15878,7 +16504,7 @@
       <w:rPr>
         <w:b/>
         <w:bCs/>
-        <w:color w:val="FFFFFF" w:themeColor="background1"/>
+        <w:color w:val="000000"/>
       </w:rPr>
       <w:tblPr/>
       <w:tcPr>
@@ -15984,7 +16610,7 @@
       <w:rPr>
         <w:b/>
         <w:bCs/>
-        <w:color w:val="FFFFFF" w:themeColor="background1"/>
+        <w:color w:val="000000"/>
       </w:rPr>
       <w:tblPr/>
       <w:tcPr>
@@ -16090,7 +16716,7 @@
       <w:rPr>
         <w:b/>
         <w:bCs/>
-        <w:color w:val="FFFFFF" w:themeColor="background1"/>
+        <w:color w:val="000000"/>
       </w:rPr>
       <w:tblPr/>
       <w:tcPr>
@@ -16196,7 +16822,7 @@
       <w:rPr>
         <w:b/>
         <w:bCs/>
-        <w:color w:val="FFFFFF" w:themeColor="background1"/>
+        <w:color w:val="000000"/>
       </w:rPr>
       <w:tblPr/>
       <w:tcPr>
@@ -16299,7 +16925,7 @@
       <w:rPr>
         <w:b/>
         <w:bCs/>
-        <w:color w:val="FFFFFF" w:themeColor="background1"/>
+        <w:color w:val="000000"/>
       </w:rPr>
       <w:tblPr/>
       <w:tcPr>
@@ -16319,7 +16945,7 @@
         <w:spacing w:before="0" w:after="0" w:line="240" w:lineRule="auto"/>
       </w:pPr>
       <w:rPr>
-        <w:color w:val="auto"/>
+        <w:color w:val="000000"/>
       </w:rPr>
       <w:tblPr/>
       <w:tcPr>
@@ -16338,7 +16964,7 @@
       <w:rPr>
         <w:b/>
         <w:bCs/>
-        <w:color w:val="FFFFFF" w:themeColor="background1"/>
+        <w:color w:val="000000"/>
       </w:rPr>
       <w:tblPr/>
       <w:tcPr>
@@ -16357,7 +16983,7 @@
       <w:rPr>
         <w:b/>
         <w:bCs/>
-        <w:color w:val="FFFFFF" w:themeColor="background1"/>
+        <w:color w:val="000000"/>
       </w:rPr>
       <w:tblPr/>
       <w:tcPr>
@@ -16403,7 +17029,7 @@
     </w:tblStylePr>
     <w:tblStylePr w:type="nwCell">
       <w:rPr>
-        <w:color w:val="FFFFFF" w:themeColor="background1"/>
+        <w:color w:val="000000"/>
       </w:rPr>
       <w:tblPr/>
       <w:tcPr>
@@ -16448,7 +17074,7 @@
       <w:rPr>
         <w:b/>
         <w:bCs/>
-        <w:color w:val="FFFFFF" w:themeColor="background1"/>
+        <w:color w:val="000000"/>
       </w:rPr>
       <w:tblPr/>
       <w:tcPr>
@@ -16468,7 +17094,7 @@
         <w:spacing w:before="0" w:after="0" w:line="240" w:lineRule="auto"/>
       </w:pPr>
       <w:rPr>
-        <w:color w:val="auto"/>
+        <w:color w:val="000000"/>
       </w:rPr>
       <w:tblPr/>
       <w:tcPr>
@@ -16487,7 +17113,7 @@
       <w:rPr>
         <w:b/>
         <w:bCs/>
-        <w:color w:val="FFFFFF" w:themeColor="background1"/>
+        <w:color w:val="000000"/>
       </w:rPr>
       <w:tblPr/>
       <w:tcPr>
@@ -16506,7 +17132,7 @@
       <w:rPr>
         <w:b/>
         <w:bCs/>
-        <w:color w:val="FFFFFF" w:themeColor="background1"/>
+        <w:color w:val="000000"/>
       </w:rPr>
       <w:tblPr/>
       <w:tcPr>
@@ -16552,7 +17178,7 @@
     </w:tblStylePr>
     <w:tblStylePr w:type="nwCell">
       <w:rPr>
-        <w:color w:val="FFFFFF" w:themeColor="background1"/>
+        <w:color w:val="000000"/>
       </w:rPr>
       <w:tblPr/>
       <w:tcPr>
@@ -16597,7 +17223,7 @@
       <w:rPr>
         <w:b/>
         <w:bCs/>
-        <w:color w:val="FFFFFF" w:themeColor="background1"/>
+        <w:color w:val="000000"/>
       </w:rPr>
       <w:tblPr/>
       <w:tcPr>
@@ -16617,7 +17243,7 @@
         <w:spacing w:before="0" w:after="0" w:line="240" w:lineRule="auto"/>
       </w:pPr>
       <w:rPr>
-        <w:color w:val="auto"/>
+        <w:color w:val="000000"/>
       </w:rPr>
       <w:tblPr/>
       <w:tcPr>
@@ -16636,7 +17262,7 @@
       <w:rPr>
         <w:b/>
         <w:bCs/>
-        <w:color w:val="FFFFFF" w:themeColor="background1"/>
+        <w:color w:val="000000"/>
       </w:rPr>
       <w:tblPr/>
       <w:tcPr>
@@ -16655,7 +17281,7 @@
       <w:rPr>
         <w:b/>
         <w:bCs/>
-        <w:color w:val="FFFFFF" w:themeColor="background1"/>
+        <w:color w:val="000000"/>
       </w:rPr>
       <w:tblPr/>
       <w:tcPr>
@@ -16701,7 +17327,7 @@
     </w:tblStylePr>
     <w:tblStylePr w:type="nwCell">
       <w:rPr>
-        <w:color w:val="FFFFFF" w:themeColor="background1"/>
+        <w:color w:val="000000"/>
       </w:rPr>
       <w:tblPr/>
       <w:tcPr>
@@ -16746,7 +17372,7 @@
       <w:rPr>
         <w:b/>
         <w:bCs/>
-        <w:color w:val="FFFFFF" w:themeColor="background1"/>
+        <w:color w:val="000000"/>
       </w:rPr>
       <w:tblPr/>
       <w:tcPr>
@@ -16766,7 +17392,7 @@
         <w:spacing w:before="0" w:after="0" w:line="240" w:lineRule="auto"/>
       </w:pPr>
       <w:rPr>
-        <w:color w:val="auto"/>
+        <w:color w:val="000000"/>
       </w:rPr>
       <w:tblPr/>
       <w:tcPr>
@@ -16785,7 +17411,7 @@
       <w:rPr>
         <w:b/>
         <w:bCs/>
-        <w:color w:val="FFFFFF" w:themeColor="background1"/>
+        <w:color w:val="000000"/>
       </w:rPr>
       <w:tblPr/>
       <w:tcPr>
@@ -16804,7 +17430,7 @@
       <w:rPr>
         <w:b/>
         <w:bCs/>
-        <w:color w:val="FFFFFF" w:themeColor="background1"/>
+        <w:color w:val="000000"/>
       </w:rPr>
       <w:tblPr/>
       <w:tcPr>
@@ -16850,7 +17476,7 @@
     </w:tblStylePr>
     <w:tblStylePr w:type="nwCell">
       <w:rPr>
-        <w:color w:val="FFFFFF" w:themeColor="background1"/>
+        <w:color w:val="000000"/>
       </w:rPr>
       <w:tblPr/>
       <w:tcPr>
@@ -16895,7 +17521,7 @@
       <w:rPr>
         <w:b/>
         <w:bCs/>
-        <w:color w:val="FFFFFF" w:themeColor="background1"/>
+        <w:color w:val="000000"/>
       </w:rPr>
       <w:tblPr/>
       <w:tcPr>
@@ -16915,7 +17541,7 @@
         <w:spacing w:before="0" w:after="0" w:line="240" w:lineRule="auto"/>
       </w:pPr>
       <w:rPr>
-        <w:color w:val="auto"/>
+        <w:color w:val="000000"/>
       </w:rPr>
       <w:tblPr/>
       <w:tcPr>
@@ -16934,7 +17560,7 @@
       <w:rPr>
         <w:b/>
         <w:bCs/>
-        <w:color w:val="FFFFFF" w:themeColor="background1"/>
+        <w:color w:val="000000"/>
       </w:rPr>
       <w:tblPr/>
       <w:tcPr>
@@ -16953,7 +17579,7 @@
       <w:rPr>
         <w:b/>
         <w:bCs/>
-        <w:color w:val="FFFFFF" w:themeColor="background1"/>
+        <w:color w:val="000000"/>
       </w:rPr>
       <w:tblPr/>
       <w:tcPr>
@@ -16999,7 +17625,7 @@
     </w:tblStylePr>
     <w:tblStylePr w:type="nwCell">
       <w:rPr>
-        <w:color w:val="FFFFFF" w:themeColor="background1"/>
+        <w:color w:val="000000"/>
       </w:rPr>
       <w:tblPr/>
       <w:tcPr>
@@ -17044,7 +17670,7 @@
       <w:rPr>
         <w:b/>
         <w:bCs/>
-        <w:color w:val="FFFFFF" w:themeColor="background1"/>
+        <w:color w:val="000000"/>
       </w:rPr>
       <w:tblPr/>
       <w:tcPr>
@@ -17064,7 +17690,7 @@
         <w:spacing w:before="0" w:after="0" w:line="240" w:lineRule="auto"/>
       </w:pPr>
       <w:rPr>
-        <w:color w:val="auto"/>
+        <w:color w:val="000000"/>
       </w:rPr>
       <w:tblPr/>
       <w:tcPr>
@@ -17083,7 +17709,7 @@
       <w:rPr>
         <w:b/>
         <w:bCs/>
-        <w:color w:val="FFFFFF" w:themeColor="background1"/>
+        <w:color w:val="000000"/>
       </w:rPr>
       <w:tblPr/>
       <w:tcPr>
@@ -17102,7 +17728,7 @@
       <w:rPr>
         <w:b/>
         <w:bCs/>
-        <w:color w:val="FFFFFF" w:themeColor="background1"/>
+        <w:color w:val="000000"/>
       </w:rPr>
       <w:tblPr/>
       <w:tcPr>
@@ -17148,7 +17774,7 @@
     </w:tblStylePr>
     <w:tblStylePr w:type="nwCell">
       <w:rPr>
-        <w:color w:val="FFFFFF" w:themeColor="background1"/>
+        <w:color w:val="000000"/>
       </w:rPr>
       <w:tblPr/>
       <w:tcPr>
@@ -17193,7 +17819,7 @@
       <w:rPr>
         <w:b/>
         <w:bCs/>
-        <w:color w:val="FFFFFF" w:themeColor="background1"/>
+        <w:color w:val="000000"/>
       </w:rPr>
       <w:tblPr/>
       <w:tcPr>
@@ -17213,7 +17839,7 @@
         <w:spacing w:before="0" w:after="0" w:line="240" w:lineRule="auto"/>
       </w:pPr>
       <w:rPr>
-        <w:color w:val="auto"/>
+        <w:color w:val="000000"/>
       </w:rPr>
       <w:tblPr/>
       <w:tcPr>
@@ -17232,7 +17858,7 @@
       <w:rPr>
         <w:b/>
         <w:bCs/>
-        <w:color w:val="FFFFFF" w:themeColor="background1"/>
+        <w:color w:val="000000"/>
       </w:rPr>
       <w:tblPr/>
       <w:tcPr>
@@ -17251,7 +17877,7 @@
       <w:rPr>
         <w:b/>
         <w:bCs/>
-        <w:color w:val="FFFFFF" w:themeColor="background1"/>
+        <w:color w:val="000000"/>
       </w:rPr>
       <w:tblPr/>
       <w:tcPr>
@@ -17297,7 +17923,7 @@
     </w:tblStylePr>
     <w:tblStylePr w:type="nwCell">
       <w:rPr>
-        <w:color w:val="FFFFFF" w:themeColor="background1"/>
+        <w:color w:val="000000"/>
       </w:rPr>
       <w:tblPr/>
       <w:tcPr>
@@ -17321,7 +17947,7 @@
       <w:spacing w:after="0" w:line="240" w:lineRule="auto"/>
     </w:pPr>
     <w:rPr>
-      <w:color w:val="000000" w:themeColor="text1"/>
+      <w:color w:val="000000"/>
     </w:rPr>
     <w:tblPr>
       <w:tblStyleRowBandSize w:val="1"/>
@@ -17354,7 +17980,7 @@
       <w:rPr>
         <w:b/>
         <w:bCs/>
-        <w:color w:val="1F497D" w:themeColor="text2"/>
+        <w:color w:val="000000"/>
       </w:rPr>
       <w:tblPr/>
       <w:tcPr>
@@ -17405,7 +18031,7 @@
       <w:spacing w:after="0" w:line="240" w:lineRule="auto"/>
     </w:pPr>
     <w:rPr>
-      <w:color w:val="000000" w:themeColor="text1"/>
+      <w:color w:val="000000"/>
     </w:rPr>
     <w:tblPr>
       <w:tblStyleRowBandSize w:val="1"/>
@@ -17438,7 +18064,7 @@
       <w:rPr>
         <w:b/>
         <w:bCs/>
-        <w:color w:val="1F497D" w:themeColor="text2"/>
+        <w:color w:val="000000"/>
       </w:rPr>
       <w:tblPr/>
       <w:tcPr>
@@ -17489,7 +18115,7 @@
       <w:spacing w:after="0" w:line="240" w:lineRule="auto"/>
     </w:pPr>
     <w:rPr>
-      <w:color w:val="000000" w:themeColor="text1"/>
+      <w:color w:val="000000"/>
     </w:rPr>
     <w:tblPr>
       <w:tblStyleRowBandSize w:val="1"/>
@@ -17522,7 +18148,7 @@
       <w:rPr>
         <w:b/>
         <w:bCs/>
-        <w:color w:val="1F497D" w:themeColor="text2"/>
+        <w:color w:val="000000"/>
       </w:rPr>
       <w:tblPr/>
       <w:tcPr>
@@ -17573,7 +18199,7 @@
       <w:spacing w:after="0" w:line="240" w:lineRule="auto"/>
     </w:pPr>
     <w:rPr>
-      <w:color w:val="000000" w:themeColor="text1"/>
+      <w:color w:val="000000"/>
     </w:rPr>
     <w:tblPr>
       <w:tblStyleRowBandSize w:val="1"/>
@@ -17606,7 +18232,7 @@
       <w:rPr>
         <w:b/>
         <w:bCs/>
-        <w:color w:val="1F497D" w:themeColor="text2"/>
+        <w:color w:val="000000"/>
       </w:rPr>
       <w:tblPr/>
       <w:tcPr>
@@ -17657,7 +18283,7 @@
       <w:spacing w:after="0" w:line="240" w:lineRule="auto"/>
     </w:pPr>
     <w:rPr>
-      <w:color w:val="000000" w:themeColor="text1"/>
+      <w:color w:val="000000"/>
     </w:rPr>
     <w:tblPr>
       <w:tblStyleRowBandSize w:val="1"/>
@@ -17690,7 +18316,7 @@
       <w:rPr>
         <w:b/>
         <w:bCs/>
-        <w:color w:val="1F497D" w:themeColor="text2"/>
+        <w:color w:val="000000"/>
       </w:rPr>
       <w:tblPr/>
       <w:tcPr>
@@ -17741,7 +18367,7 @@
       <w:spacing w:after="0" w:line="240" w:lineRule="auto"/>
     </w:pPr>
     <w:rPr>
-      <w:color w:val="000000" w:themeColor="text1"/>
+      <w:color w:val="000000"/>
     </w:rPr>
     <w:tblPr>
       <w:tblStyleRowBandSize w:val="1"/>
@@ -17774,7 +18400,7 @@
       <w:rPr>
         <w:b/>
         <w:bCs/>
-        <w:color w:val="1F497D" w:themeColor="text2"/>
+        <w:color w:val="000000"/>
       </w:rPr>
       <w:tblPr/>
       <w:tcPr>
@@ -17825,7 +18451,7 @@
       <w:spacing w:after="0" w:line="240" w:lineRule="auto"/>
     </w:pPr>
     <w:rPr>
-      <w:color w:val="000000" w:themeColor="text1"/>
+      <w:color w:val="000000"/>
     </w:rPr>
     <w:tblPr>
       <w:tblStyleRowBandSize w:val="1"/>
@@ -17858,7 +18484,7 @@
       <w:rPr>
         <w:b/>
         <w:bCs/>
-        <w:color w:val="1F497D" w:themeColor="text2"/>
+        <w:color w:val="000000"/>
       </w:rPr>
       <w:tblPr/>
       <w:tcPr>
@@ -17910,7 +18536,7 @@
     </w:pPr>
     <w:rPr>
       <w:rFonts w:asciiTheme="majorHAnsi" w:eastAsiaTheme="majorEastAsia" w:hAnsiTheme="majorHAnsi" w:cstheme="majorBidi"/>
-      <w:color w:val="000000" w:themeColor="text1"/>
+      <w:color w:val="000000"/>
     </w:rPr>
     <w:tblPr>
       <w:tblStyleRowBandSize w:val="1"/>
@@ -18038,7 +18664,7 @@
     </w:pPr>
     <w:rPr>
       <w:rFonts w:asciiTheme="majorHAnsi" w:eastAsiaTheme="majorEastAsia" w:hAnsiTheme="majorHAnsi" w:cstheme="majorBidi"/>
-      <w:color w:val="000000" w:themeColor="text1"/>
+      <w:color w:val="000000"/>
     </w:rPr>
     <w:tblPr>
       <w:tblStyleRowBandSize w:val="1"/>
@@ -18166,7 +18792,7 @@
     </w:pPr>
     <w:rPr>
       <w:rFonts w:asciiTheme="majorHAnsi" w:eastAsiaTheme="majorEastAsia" w:hAnsiTheme="majorHAnsi" w:cstheme="majorBidi"/>
-      <w:color w:val="000000" w:themeColor="text1"/>
+      <w:color w:val="000000"/>
     </w:rPr>
     <w:tblPr>
       <w:tblStyleRowBandSize w:val="1"/>
@@ -18294,7 +18920,7 @@
     </w:pPr>
     <w:rPr>
       <w:rFonts w:asciiTheme="majorHAnsi" w:eastAsiaTheme="majorEastAsia" w:hAnsiTheme="majorHAnsi" w:cstheme="majorBidi"/>
-      <w:color w:val="000000" w:themeColor="text1"/>
+      <w:color w:val="000000"/>
     </w:rPr>
     <w:tblPr>
       <w:tblStyleRowBandSize w:val="1"/>
@@ -18422,7 +19048,7 @@
     </w:pPr>
     <w:rPr>
       <w:rFonts w:asciiTheme="majorHAnsi" w:eastAsiaTheme="majorEastAsia" w:hAnsiTheme="majorHAnsi" w:cstheme="majorBidi"/>
-      <w:color w:val="000000" w:themeColor="text1"/>
+      <w:color w:val="000000"/>
     </w:rPr>
     <w:tblPr>
       <w:tblStyleRowBandSize w:val="1"/>
@@ -18550,7 +19176,7 @@
     </w:pPr>
     <w:rPr>
       <w:rFonts w:asciiTheme="majorHAnsi" w:eastAsiaTheme="majorEastAsia" w:hAnsiTheme="majorHAnsi" w:cstheme="majorBidi"/>
-      <w:color w:val="000000" w:themeColor="text1"/>
+      <w:color w:val="000000"/>
     </w:rPr>
     <w:tblPr>
       <w:tblStyleRowBandSize w:val="1"/>
@@ -18678,7 +19304,7 @@
     </w:pPr>
     <w:rPr>
       <w:rFonts w:asciiTheme="majorHAnsi" w:eastAsiaTheme="majorEastAsia" w:hAnsiTheme="majorHAnsi" w:cstheme="majorBidi"/>
-      <w:color w:val="000000" w:themeColor="text1"/>
+      <w:color w:val="000000"/>
     </w:rPr>
     <w:tblPr>
       <w:tblStyleRowBandSize w:val="1"/>
@@ -19317,7 +19943,7 @@
     </w:pPr>
     <w:rPr>
       <w:rFonts w:asciiTheme="majorHAnsi" w:eastAsiaTheme="majorEastAsia" w:hAnsiTheme="majorHAnsi" w:cstheme="majorBidi"/>
-      <w:color w:val="000000" w:themeColor="text1"/>
+      <w:color w:val="000000"/>
     </w:rPr>
     <w:tblPr>
       <w:tblStyleRowBandSize w:val="1"/>
@@ -19345,7 +19971,7 @@
       <w:rPr>
         <w:b/>
         <w:bCs/>
-        <w:color w:val="000000" w:themeColor="text1"/>
+        <w:color w:val="000000"/>
       </w:rPr>
       <w:tblPr/>
       <w:tcPr>
@@ -19356,7 +19982,7 @@
       <w:rPr>
         <w:b/>
         <w:bCs/>
-        <w:color w:val="000000" w:themeColor="text1"/>
+        <w:color w:val="000000"/>
       </w:rPr>
       <w:tblPr/>
       <w:tcPr>
@@ -19375,7 +20001,7 @@
       <w:rPr>
         <w:b/>
         <w:bCs/>
-        <w:color w:val="000000" w:themeColor="text1"/>
+        <w:color w:val="000000"/>
       </w:rPr>
       <w:tblPr/>
       <w:tcPr>
@@ -19394,7 +20020,7 @@
       <w:rPr>
         <w:b w:val="0"/>
         <w:bCs w:val="0"/>
-        <w:color w:val="000000" w:themeColor="text1"/>
+        <w:color w:val="000000"/>
       </w:rPr>
       <w:tblPr/>
       <w:tcPr>
@@ -19442,7 +20068,7 @@
     </w:pPr>
     <w:rPr>
       <w:rFonts w:asciiTheme="majorHAnsi" w:eastAsiaTheme="majorEastAsia" w:hAnsiTheme="majorHAnsi" w:cstheme="majorBidi"/>
-      <w:color w:val="000000" w:themeColor="text1"/>
+      <w:color w:val="000000"/>
     </w:rPr>
     <w:tblPr>
       <w:tblStyleRowBandSize w:val="1"/>
@@ -19470,7 +20096,7 @@
       <w:rPr>
         <w:b/>
         <w:bCs/>
-        <w:color w:val="000000" w:themeColor="text1"/>
+        <w:color w:val="000000"/>
       </w:rPr>
       <w:tblPr/>
       <w:tcPr>
@@ -19481,7 +20107,7 @@
       <w:rPr>
         <w:b/>
         <w:bCs/>
-        <w:color w:val="000000" w:themeColor="text1"/>
+        <w:color w:val="000000"/>
       </w:rPr>
       <w:tblPr/>
       <w:tcPr>
@@ -19500,7 +20126,7 @@
       <w:rPr>
         <w:b/>
         <w:bCs/>
-        <w:color w:val="000000" w:themeColor="text1"/>
+        <w:color w:val="000000"/>
       </w:rPr>
       <w:tblPr/>
       <w:tcPr>
@@ -19519,7 +20145,7 @@
       <w:rPr>
         <w:b w:val="0"/>
         <w:bCs w:val="0"/>
-        <w:color w:val="000000" w:themeColor="text1"/>
+        <w:color w:val="000000"/>
       </w:rPr>
       <w:tblPr/>
       <w:tcPr>
@@ -19567,7 +20193,7 @@
     </w:pPr>
     <w:rPr>
       <w:rFonts w:asciiTheme="majorHAnsi" w:eastAsiaTheme="majorEastAsia" w:hAnsiTheme="majorHAnsi" w:cstheme="majorBidi"/>
-      <w:color w:val="000000" w:themeColor="text1"/>
+      <w:color w:val="000000"/>
     </w:rPr>
     <w:tblPr>
       <w:tblStyleRowBandSize w:val="1"/>
@@ -19595,7 +20221,7 @@
       <w:rPr>
         <w:b/>
         <w:bCs/>
-        <w:color w:val="000000" w:themeColor="text1"/>
+        <w:color w:val="000000"/>
       </w:rPr>
       <w:tblPr/>
       <w:tcPr>
@@ -19606,7 +20232,7 @@
       <w:rPr>
         <w:b/>
         <w:bCs/>
-        <w:color w:val="000000" w:themeColor="text1"/>
+        <w:color w:val="000000"/>
       </w:rPr>
       <w:tblPr/>
       <w:tcPr>
@@ -19625,7 +20251,7 @@
       <w:rPr>
         <w:b/>
         <w:bCs/>
-        <w:color w:val="000000" w:themeColor="text1"/>
+        <w:color w:val="000000"/>
       </w:rPr>
       <w:tblPr/>
       <w:tcPr>
@@ -19644,7 +20270,7 @@
       <w:rPr>
         <w:b w:val="0"/>
         <w:bCs w:val="0"/>
-        <w:color w:val="000000" w:themeColor="text1"/>
+        <w:color w:val="000000"/>
       </w:rPr>
       <w:tblPr/>
       <w:tcPr>
@@ -19692,7 +20318,7 @@
     </w:pPr>
     <w:rPr>
       <w:rFonts w:asciiTheme="majorHAnsi" w:eastAsiaTheme="majorEastAsia" w:hAnsiTheme="majorHAnsi" w:cstheme="majorBidi"/>
-      <w:color w:val="000000" w:themeColor="text1"/>
+      <w:color w:val="000000"/>
     </w:rPr>
     <w:tblPr>
       <w:tblStyleRowBandSize w:val="1"/>
@@ -19720,7 +20346,7 @@
       <w:rPr>
         <w:b/>
         <w:bCs/>
-        <w:color w:val="000000" w:themeColor="text1"/>
+        <w:color w:val="000000"/>
       </w:rPr>
       <w:tblPr/>
       <w:tcPr>
@@ -19731,7 +20357,7 @@
       <w:rPr>
         <w:b/>
         <w:bCs/>
-        <w:color w:val="000000" w:themeColor="text1"/>
+        <w:color w:val="000000"/>
       </w:rPr>
       <w:tblPr/>
       <w:tcPr>
@@ -19750,7 +20376,7 @@
       <w:rPr>
         <w:b/>
         <w:bCs/>
-        <w:color w:val="000000" w:themeColor="text1"/>
+        <w:color w:val="000000"/>
       </w:rPr>
       <w:tblPr/>
       <w:tcPr>
@@ -19769,7 +20395,7 @@
       <w:rPr>
         <w:b w:val="0"/>
         <w:bCs w:val="0"/>
-        <w:color w:val="000000" w:themeColor="text1"/>
+        <w:color w:val="000000"/>
       </w:rPr>
       <w:tblPr/>
       <w:tcPr>
@@ -19817,7 +20443,7 @@
     </w:pPr>
     <w:rPr>
       <w:rFonts w:asciiTheme="majorHAnsi" w:eastAsiaTheme="majorEastAsia" w:hAnsiTheme="majorHAnsi" w:cstheme="majorBidi"/>
-      <w:color w:val="000000" w:themeColor="text1"/>
+      <w:color w:val="000000"/>
     </w:rPr>
     <w:tblPr>
       <w:tblStyleRowBandSize w:val="1"/>
@@ -19845,7 +20471,7 @@
       <w:rPr>
         <w:b/>
         <w:bCs/>
-        <w:color w:val="000000" w:themeColor="text1"/>
+        <w:color w:val="000000"/>
       </w:rPr>
       <w:tblPr/>
       <w:tcPr>
@@ -19856,7 +20482,7 @@
       <w:rPr>
         <w:b/>
         <w:bCs/>
-        <w:color w:val="000000" w:themeColor="text1"/>
+        <w:color w:val="000000"/>
       </w:rPr>
       <w:tblPr/>
       <w:tcPr>
@@ -19875,7 +20501,7 @@
       <w:rPr>
         <w:b/>
         <w:bCs/>
-        <w:color w:val="000000" w:themeColor="text1"/>
+        <w:color w:val="000000"/>
       </w:rPr>
       <w:tblPr/>
       <w:tcPr>
@@ -19894,7 +20520,7 @@
       <w:rPr>
         <w:b w:val="0"/>
         <w:bCs w:val="0"/>
-        <w:color w:val="000000" w:themeColor="text1"/>
+        <w:color w:val="000000"/>
       </w:rPr>
       <w:tblPr/>
       <w:tcPr>
@@ -19942,7 +20568,7 @@
     </w:pPr>
     <w:rPr>
       <w:rFonts w:asciiTheme="majorHAnsi" w:eastAsiaTheme="majorEastAsia" w:hAnsiTheme="majorHAnsi" w:cstheme="majorBidi"/>
-      <w:color w:val="000000" w:themeColor="text1"/>
+      <w:color w:val="000000"/>
     </w:rPr>
     <w:tblPr>
       <w:tblStyleRowBandSize w:val="1"/>
@@ -19970,7 +20596,7 @@
       <w:rPr>
         <w:b/>
         <w:bCs/>
-        <w:color w:val="000000" w:themeColor="text1"/>
+        <w:color w:val="000000"/>
       </w:rPr>
       <w:tblPr/>
       <w:tcPr>
@@ -19981,7 +20607,7 @@
       <w:rPr>
         <w:b/>
         <w:bCs/>
-        <w:color w:val="000000" w:themeColor="text1"/>
+        <w:color w:val="000000"/>
       </w:rPr>
       <w:tblPr/>
       <w:tcPr>
@@ -20000,7 +20626,7 @@
       <w:rPr>
         <w:b/>
         <w:bCs/>
-        <w:color w:val="000000" w:themeColor="text1"/>
+        <w:color w:val="000000"/>
       </w:rPr>
       <w:tblPr/>
       <w:tcPr>
@@ -20019,7 +20645,7 @@
       <w:rPr>
         <w:b w:val="0"/>
         <w:bCs w:val="0"/>
-        <w:color w:val="000000" w:themeColor="text1"/>
+        <w:color w:val="000000"/>
       </w:rPr>
       <w:tblPr/>
       <w:tcPr>
@@ -20067,7 +20693,7 @@
     </w:pPr>
     <w:rPr>
       <w:rFonts w:asciiTheme="majorHAnsi" w:eastAsiaTheme="majorEastAsia" w:hAnsiTheme="majorHAnsi" w:cstheme="majorBidi"/>
-      <w:color w:val="000000" w:themeColor="text1"/>
+      <w:color w:val="000000"/>
     </w:rPr>
     <w:tblPr>
       <w:tblStyleRowBandSize w:val="1"/>
@@ -20095,7 +20721,7 @@
       <w:rPr>
         <w:b/>
         <w:bCs/>
-        <w:color w:val="000000" w:themeColor="text1"/>
+        <w:color w:val="000000"/>
       </w:rPr>
       <w:tblPr/>
       <w:tcPr>
@@ -20106,7 +20732,7 @@
       <w:rPr>
         <w:b/>
         <w:bCs/>
-        <w:color w:val="000000" w:themeColor="text1"/>
+        <w:color w:val="000000"/>
       </w:rPr>
       <w:tblPr/>
       <w:tcPr>
@@ -20125,7 +20751,7 @@
       <w:rPr>
         <w:b/>
         <w:bCs/>
-        <w:color w:val="000000" w:themeColor="text1"/>
+        <w:color w:val="000000"/>
       </w:rPr>
       <w:tblPr/>
       <w:tcPr>
@@ -20144,7 +20770,7 @@
       <w:rPr>
         <w:b w:val="0"/>
         <w:bCs w:val="0"/>
-        <w:color w:val="000000" w:themeColor="text1"/>
+        <w:color w:val="000000"/>
       </w:rPr>
       <w:tblPr/>
       <w:tcPr>
@@ -20218,7 +20844,7 @@
         <w:bCs/>
         <w:i w:val="0"/>
         <w:iCs w:val="0"/>
-        <w:color w:val="FFFFFF" w:themeColor="background1"/>
+        <w:color w:val="000000"/>
       </w:rPr>
       <w:tblPr/>
       <w:tcPr>
@@ -20239,7 +20865,7 @@
         <w:bCs/>
         <w:i w:val="0"/>
         <w:iCs w:val="0"/>
-        <w:color w:val="FFFFFF" w:themeColor="background1"/>
+        <w:color w:val="000000"/>
       </w:rPr>
       <w:tblPr/>
       <w:tcPr>
@@ -20260,7 +20886,7 @@
         <w:bCs/>
         <w:i w:val="0"/>
         <w:iCs w:val="0"/>
-        <w:color w:val="FFFFFF" w:themeColor="background1"/>
+        <w:color w:val="000000"/>
       </w:rPr>
       <w:tblPr/>
       <w:tcPr>
@@ -20279,7 +20905,7 @@
         <w:bCs/>
         <w:i w:val="0"/>
         <w:iCs w:val="0"/>
-        <w:color w:val="FFFFFF" w:themeColor="background1"/>
+        <w:color w:val="000000"/>
       </w:rPr>
       <w:tblPr/>
       <w:tcPr>
@@ -20359,7 +20985,7 @@
         <w:bCs/>
         <w:i w:val="0"/>
         <w:iCs w:val="0"/>
-        <w:color w:val="FFFFFF" w:themeColor="background1"/>
+        <w:color w:val="000000"/>
       </w:rPr>
       <w:tblPr/>
       <w:tcPr>
@@ -20380,7 +21006,7 @@
         <w:bCs/>
         <w:i w:val="0"/>
         <w:iCs w:val="0"/>
-        <w:color w:val="FFFFFF" w:themeColor="background1"/>
+        <w:color w:val="000000"/>
       </w:rPr>
       <w:tblPr/>
       <w:tcPr>
@@ -20401,7 +21027,7 @@
         <w:bCs/>
         <w:i w:val="0"/>
         <w:iCs w:val="0"/>
-        <w:color w:val="FFFFFF" w:themeColor="background1"/>
+        <w:color w:val="000000"/>
       </w:rPr>
       <w:tblPr/>
       <w:tcPr>
@@ -20420,7 +21046,7 @@
         <w:bCs/>
         <w:i w:val="0"/>
         <w:iCs w:val="0"/>
-        <w:color w:val="FFFFFF" w:themeColor="background1"/>
+        <w:color w:val="000000"/>
       </w:rPr>
       <w:tblPr/>
       <w:tcPr>
@@ -20500,7 +21126,7 @@
         <w:bCs/>
         <w:i w:val="0"/>
         <w:iCs w:val="0"/>
-        <w:color w:val="FFFFFF" w:themeColor="background1"/>
+        <w:color w:val="000000"/>
       </w:rPr>
       <w:tblPr/>
       <w:tcPr>
@@ -20521,7 +21147,7 @@
         <w:bCs/>
         <w:i w:val="0"/>
         <w:iCs w:val="0"/>
-        <w:color w:val="FFFFFF" w:themeColor="background1"/>
+        <w:color w:val="000000"/>
       </w:rPr>
       <w:tblPr/>
       <w:tcPr>
@@ -20542,7 +21168,7 @@
         <w:bCs/>
         <w:i w:val="0"/>
         <w:iCs w:val="0"/>
-        <w:color w:val="FFFFFF" w:themeColor="background1"/>
+        <w:color w:val="000000"/>
       </w:rPr>
       <w:tblPr/>
       <w:tcPr>
@@ -20561,7 +21187,7 @@
         <w:bCs/>
         <w:i w:val="0"/>
         <w:iCs w:val="0"/>
-        <w:color w:val="FFFFFF" w:themeColor="background1"/>
+        <w:color w:val="000000"/>
       </w:rPr>
       <w:tblPr/>
       <w:tcPr>
@@ -20641,7 +21267,7 @@
         <w:bCs/>
         <w:i w:val="0"/>
         <w:iCs w:val="0"/>
-        <w:color w:val="FFFFFF" w:themeColor="background1"/>
+        <w:color w:val="000000"/>
       </w:rPr>
       <w:tblPr/>
       <w:tcPr>
@@ -20662,7 +21288,7 @@
         <w:bCs/>
         <w:i w:val="0"/>
         <w:iCs w:val="0"/>
-        <w:color w:val="FFFFFF" w:themeColor="background1"/>
+        <w:color w:val="000000"/>
       </w:rPr>
       <w:tblPr/>
       <w:tcPr>
@@ -20683,7 +21309,7 @@
         <w:bCs/>
         <w:i w:val="0"/>
         <w:iCs w:val="0"/>
-        <w:color w:val="FFFFFF" w:themeColor="background1"/>
+        <w:color w:val="000000"/>
       </w:rPr>
       <w:tblPr/>
       <w:tcPr>
@@ -20702,7 +21328,7 @@
         <w:bCs/>
         <w:i w:val="0"/>
         <w:iCs w:val="0"/>
-        <w:color w:val="FFFFFF" w:themeColor="background1"/>
+        <w:color w:val="000000"/>
       </w:rPr>
       <w:tblPr/>
       <w:tcPr>
@@ -20782,7 +21408,7 @@
         <w:bCs/>
         <w:i w:val="0"/>
         <w:iCs w:val="0"/>
-        <w:color w:val="FFFFFF" w:themeColor="background1"/>
+        <w:color w:val="000000"/>
       </w:rPr>
       <w:tblPr/>
       <w:tcPr>
@@ -20803,7 +21429,7 @@
         <w:bCs/>
         <w:i w:val="0"/>
         <w:iCs w:val="0"/>
-        <w:color w:val="FFFFFF" w:themeColor="background1"/>
+        <w:color w:val="000000"/>
       </w:rPr>
       <w:tblPr/>
       <w:tcPr>
@@ -20824,7 +21450,7 @@
         <w:bCs/>
         <w:i w:val="0"/>
         <w:iCs w:val="0"/>
-        <w:color w:val="FFFFFF" w:themeColor="background1"/>
+        <w:color w:val="000000"/>
       </w:rPr>
       <w:tblPr/>
       <w:tcPr>
@@ -20843,7 +21469,7 @@
         <w:bCs/>
         <w:i w:val="0"/>
         <w:iCs w:val="0"/>
-        <w:color w:val="FFFFFF" w:themeColor="background1"/>
+        <w:color w:val="000000"/>
       </w:rPr>
       <w:tblPr/>
       <w:tcPr>
@@ -20923,7 +21549,7 @@
         <w:bCs/>
         <w:i w:val="0"/>
         <w:iCs w:val="0"/>
-        <w:color w:val="FFFFFF" w:themeColor="background1"/>
+        <w:color w:val="000000"/>
       </w:rPr>
       <w:tblPr/>
       <w:tcPr>
@@ -20944,7 +21570,7 @@
         <w:bCs/>
         <w:i w:val="0"/>
         <w:iCs w:val="0"/>
-        <w:color w:val="FFFFFF" w:themeColor="background1"/>
+        <w:color w:val="000000"/>
       </w:rPr>
       <w:tblPr/>
       <w:tcPr>
@@ -20965,7 +21591,7 @@
         <w:bCs/>
         <w:i w:val="0"/>
         <w:iCs w:val="0"/>
-        <w:color w:val="FFFFFF" w:themeColor="background1"/>
+        <w:color w:val="000000"/>
       </w:rPr>
       <w:tblPr/>
       <w:tcPr>
@@ -20984,7 +21610,7 @@
         <w:bCs/>
         <w:i w:val="0"/>
         <w:iCs w:val="0"/>
-        <w:color w:val="FFFFFF" w:themeColor="background1"/>
+        <w:color w:val="000000"/>
       </w:rPr>
       <w:tblPr/>
       <w:tcPr>
@@ -21064,7 +21690,7 @@
         <w:bCs/>
         <w:i w:val="0"/>
         <w:iCs w:val="0"/>
-        <w:color w:val="FFFFFF" w:themeColor="background1"/>
+        <w:color w:val="000000"/>
       </w:rPr>
       <w:tblPr/>
       <w:tcPr>
@@ -21085,7 +21711,7 @@
         <w:bCs/>
         <w:i w:val="0"/>
         <w:iCs w:val="0"/>
-        <w:color w:val="FFFFFF" w:themeColor="background1"/>
+        <w:color w:val="000000"/>
       </w:rPr>
       <w:tblPr/>
       <w:tcPr>
@@ -21106,7 +21732,7 @@
         <w:bCs/>
         <w:i w:val="0"/>
         <w:iCs w:val="0"/>
-        <w:color w:val="FFFFFF" w:themeColor="background1"/>
+        <w:color w:val="000000"/>
       </w:rPr>
       <w:tblPr/>
       <w:tcPr>
@@ -21125,7 +21751,7 @@
         <w:bCs/>
         <w:i w:val="0"/>
         <w:iCs w:val="0"/>
-        <w:color w:val="FFFFFF" w:themeColor="background1"/>
+        <w:color w:val="000000"/>
       </w:rPr>
       <w:tblPr/>
       <w:tcPr>
@@ -21178,7 +21804,7 @@
       <w:spacing w:after="0" w:line="240" w:lineRule="auto"/>
     </w:pPr>
     <w:rPr>
-      <w:color w:val="FFFFFF" w:themeColor="background1"/>
+      <w:color w:val="000000"/>
     </w:rPr>
     <w:tblPr>
       <w:tblStyleRowBandSize w:val="1"/>
@@ -21292,7 +21918,7 @@
       <w:spacing w:after="0" w:line="240" w:lineRule="auto"/>
     </w:pPr>
     <w:rPr>
-      <w:color w:val="FFFFFF" w:themeColor="background1"/>
+      <w:color w:val="000000"/>
     </w:rPr>
     <w:tblPr>
       <w:tblStyleRowBandSize w:val="1"/>
@@ -21406,7 +22032,7 @@
       <w:spacing w:after="0" w:line="240" w:lineRule="auto"/>
     </w:pPr>
     <w:rPr>
-      <w:color w:val="FFFFFF" w:themeColor="background1"/>
+      <w:color w:val="000000"/>
     </w:rPr>
     <w:tblPr>
       <w:tblStyleRowBandSize w:val="1"/>
@@ -21520,7 +22146,7 @@
       <w:spacing w:after="0" w:line="240" w:lineRule="auto"/>
     </w:pPr>
     <w:rPr>
-      <w:color w:val="FFFFFF" w:themeColor="background1"/>
+      <w:color w:val="000000"/>
     </w:rPr>
     <w:tblPr>
       <w:tblStyleRowBandSize w:val="1"/>
@@ -21634,7 +22260,7 @@
       <w:spacing w:after="0" w:line="240" w:lineRule="auto"/>
     </w:pPr>
     <w:rPr>
-      <w:color w:val="FFFFFF" w:themeColor="background1"/>
+      <w:color w:val="000000"/>
     </w:rPr>
     <w:tblPr>
       <w:tblStyleRowBandSize w:val="1"/>
@@ -21748,7 +22374,7 @@
       <w:spacing w:after="0" w:line="240" w:lineRule="auto"/>
     </w:pPr>
     <w:rPr>
-      <w:color w:val="FFFFFF" w:themeColor="background1"/>
+      <w:color w:val="000000"/>
     </w:rPr>
     <w:tblPr>
       <w:tblStyleRowBandSize w:val="1"/>
@@ -21862,7 +22488,7 @@
       <w:spacing w:after="0" w:line="240" w:lineRule="auto"/>
     </w:pPr>
     <w:rPr>
-      <w:color w:val="FFFFFF" w:themeColor="background1"/>
+      <w:color w:val="000000"/>
     </w:rPr>
     <w:tblPr>
       <w:tblStyleRowBandSize w:val="1"/>
@@ -21976,7 +22602,7 @@
       <w:spacing w:after="0" w:line="240" w:lineRule="auto"/>
     </w:pPr>
     <w:rPr>
-      <w:color w:val="000000" w:themeColor="text1"/>
+      <w:color w:val="000000"/>
     </w:rPr>
     <w:tblPr>
       <w:tblStyleRowBandSize w:val="1"/>
@@ -22022,7 +22648,7 @@
       <w:rPr>
         <w:b/>
         <w:bCs/>
-        <w:color w:val="FFFFFF" w:themeColor="background1"/>
+        <w:color w:val="000000"/>
       </w:rPr>
       <w:tblPr/>
       <w:tcPr>
@@ -22034,7 +22660,7 @@
     </w:tblStylePr>
     <w:tblStylePr w:type="firstCol">
       <w:rPr>
-        <w:color w:val="FFFFFF" w:themeColor="background1"/>
+        <w:color w:val="000000"/>
       </w:rPr>
       <w:tblPr/>
       <w:tcPr>
@@ -22051,7 +22677,7 @@
     </w:tblStylePr>
     <w:tblStylePr w:type="lastCol">
       <w:rPr>
-        <w:color w:val="FFFFFF" w:themeColor="background1"/>
+        <w:color w:val="000000"/>
       </w:rPr>
       <w:tblPr/>
       <w:tcPr>
@@ -22080,12 +22706,12 @@
     </w:tblStylePr>
     <w:tblStylePr w:type="neCell">
       <w:rPr>
-        <w:color w:val="000000" w:themeColor="text1"/>
+        <w:color w:val="000000"/>
       </w:rPr>
     </w:tblStylePr>
     <w:tblStylePr w:type="nwCell">
       <w:rPr>
-        <w:color w:val="000000" w:themeColor="text1"/>
+        <w:color w:val="000000"/>
       </w:rPr>
     </w:tblStylePr>
   </w:style>
@@ -22098,7 +22724,7 @@
       <w:spacing w:after="0" w:line="240" w:lineRule="auto"/>
     </w:pPr>
     <w:rPr>
-      <w:color w:val="000000" w:themeColor="text1"/>
+      <w:color w:val="000000"/>
     </w:rPr>
     <w:tblPr>
       <w:tblStyleRowBandSize w:val="1"/>
@@ -22144,7 +22770,7 @@
       <w:rPr>
         <w:b/>
         <w:bCs/>
-        <w:color w:val="FFFFFF" w:themeColor="background1"/>
+        <w:color w:val="000000"/>
       </w:rPr>
       <w:tblPr/>
       <w:tcPr>
@@ -22156,7 +22782,7 @@
     </w:tblStylePr>
     <w:tblStylePr w:type="firstCol">
       <w:rPr>
-        <w:color w:val="FFFFFF" w:themeColor="background1"/>
+        <w:color w:val="000000"/>
       </w:rPr>
       <w:tblPr/>
       <w:tcPr>
@@ -22173,7 +22799,7 @@
     </w:tblStylePr>
     <w:tblStylePr w:type="lastCol">
       <w:rPr>
-        <w:color w:val="FFFFFF" w:themeColor="background1"/>
+        <w:color w:val="000000"/>
       </w:rPr>
       <w:tblPr/>
       <w:tcPr>
@@ -22202,12 +22828,12 @@
     </w:tblStylePr>
     <w:tblStylePr w:type="neCell">
       <w:rPr>
-        <w:color w:val="000000" w:themeColor="text1"/>
+        <w:color w:val="000000"/>
       </w:rPr>
     </w:tblStylePr>
     <w:tblStylePr w:type="nwCell">
       <w:rPr>
-        <w:color w:val="000000" w:themeColor="text1"/>
+        <w:color w:val="000000"/>
       </w:rPr>
     </w:tblStylePr>
   </w:style>
@@ -22220,7 +22846,7 @@
       <w:spacing w:after="0" w:line="240" w:lineRule="auto"/>
     </w:pPr>
     <w:rPr>
-      <w:color w:val="000000" w:themeColor="text1"/>
+      <w:color w:val="000000"/>
     </w:rPr>
     <w:tblPr>
       <w:tblStyleRowBandSize w:val="1"/>
@@ -22266,7 +22892,7 @@
       <w:rPr>
         <w:b/>
         <w:bCs/>
-        <w:color w:val="FFFFFF" w:themeColor="background1"/>
+        <w:color w:val="000000"/>
       </w:rPr>
       <w:tblPr/>
       <w:tcPr>
@@ -22278,7 +22904,7 @@
     </w:tblStylePr>
     <w:tblStylePr w:type="firstCol">
       <w:rPr>
-        <w:color w:val="FFFFFF" w:themeColor="background1"/>
+        <w:color w:val="000000"/>
       </w:rPr>
       <w:tblPr/>
       <w:tcPr>
@@ -22295,7 +22921,7 @@
     </w:tblStylePr>
     <w:tblStylePr w:type="lastCol">
       <w:rPr>
-        <w:color w:val="FFFFFF" w:themeColor="background1"/>
+        <w:color w:val="000000"/>
       </w:rPr>
       <w:tblPr/>
       <w:tcPr>
@@ -22324,12 +22950,12 @@
     </w:tblStylePr>
     <w:tblStylePr w:type="neCell">
       <w:rPr>
-        <w:color w:val="000000" w:themeColor="text1"/>
+        <w:color w:val="000000"/>
       </w:rPr>
     </w:tblStylePr>
     <w:tblStylePr w:type="nwCell">
       <w:rPr>
-        <w:color w:val="000000" w:themeColor="text1"/>
+        <w:color w:val="000000"/>
       </w:rPr>
     </w:tblStylePr>
   </w:style>
@@ -22342,7 +22968,7 @@
       <w:spacing w:after="0" w:line="240" w:lineRule="auto"/>
     </w:pPr>
     <w:rPr>
-      <w:color w:val="000000" w:themeColor="text1"/>
+      <w:color w:val="000000"/>
     </w:rPr>
     <w:tblPr>
       <w:tblStyleRowBandSize w:val="1"/>
@@ -22388,7 +23014,7 @@
       <w:rPr>
         <w:b/>
         <w:bCs/>
-        <w:color w:val="FFFFFF" w:themeColor="background1"/>
+        <w:color w:val="000000"/>
       </w:rPr>
       <w:tblPr/>
       <w:tcPr>
@@ -22400,7 +23026,7 @@
     </w:tblStylePr>
     <w:tblStylePr w:type="firstCol">
       <w:rPr>
-        <w:color w:val="FFFFFF" w:themeColor="background1"/>
+        <w:color w:val="000000"/>
       </w:rPr>
       <w:tblPr/>
       <w:tcPr>
@@ -22417,7 +23043,7 @@
     </w:tblStylePr>
     <w:tblStylePr w:type="lastCol">
       <w:rPr>
-        <w:color w:val="FFFFFF" w:themeColor="background1"/>
+        <w:color w:val="000000"/>
       </w:rPr>
       <w:tblPr/>
       <w:tcPr>
@@ -22454,7 +23080,7 @@
       <w:spacing w:after="0" w:line="240" w:lineRule="auto"/>
     </w:pPr>
     <w:rPr>
-      <w:color w:val="000000" w:themeColor="text1"/>
+      <w:color w:val="000000"/>
     </w:rPr>
     <w:tblPr>
       <w:tblStyleRowBandSize w:val="1"/>
@@ -22500,7 +23126,7 @@
       <w:rPr>
         <w:b/>
         <w:bCs/>
-        <w:color w:val="FFFFFF" w:themeColor="background1"/>
+        <w:color w:val="000000"/>
       </w:rPr>
       <w:tblPr/>
       <w:tcPr>
@@ -22512,7 +23138,7 @@
     </w:tblStylePr>
     <w:tblStylePr w:type="firstCol">
       <w:rPr>
-        <w:color w:val="FFFFFF" w:themeColor="background1"/>
+        <w:color w:val="000000"/>
       </w:rPr>
       <w:tblPr/>
       <w:tcPr>
@@ -22529,7 +23155,7 @@
     </w:tblStylePr>
     <w:tblStylePr w:type="lastCol">
       <w:rPr>
-        <w:color w:val="FFFFFF" w:themeColor="background1"/>
+        <w:color w:val="000000"/>
       </w:rPr>
       <w:tblPr/>
       <w:tcPr>
@@ -22558,12 +23184,12 @@
     </w:tblStylePr>
     <w:tblStylePr w:type="neCell">
       <w:rPr>
-        <w:color w:val="000000" w:themeColor="text1"/>
+        <w:color w:val="000000"/>
       </w:rPr>
     </w:tblStylePr>
     <w:tblStylePr w:type="nwCell">
       <w:rPr>
-        <w:color w:val="000000" w:themeColor="text1"/>
+        <w:color w:val="000000"/>
       </w:rPr>
     </w:tblStylePr>
   </w:style>
@@ -22576,7 +23202,7 @@
       <w:spacing w:after="0" w:line="240" w:lineRule="auto"/>
     </w:pPr>
     <w:rPr>
-      <w:color w:val="000000" w:themeColor="text1"/>
+      <w:color w:val="000000"/>
     </w:rPr>
     <w:tblPr>
       <w:tblStyleRowBandSize w:val="1"/>
@@ -22622,7 +23248,7 @@
       <w:rPr>
         <w:b/>
         <w:bCs/>
-        <w:color w:val="FFFFFF" w:themeColor="background1"/>
+        <w:color w:val="000000"/>
       </w:rPr>
       <w:tblPr/>
       <w:tcPr>
@@ -22634,7 +23260,7 @@
     </w:tblStylePr>
     <w:tblStylePr w:type="firstCol">
       <w:rPr>
-        <w:color w:val="FFFFFF" w:themeColor="background1"/>
+        <w:color w:val="000000"/>
       </w:rPr>
       <w:tblPr/>
       <w:tcPr>
@@ -22651,7 +23277,7 @@
     </w:tblStylePr>
     <w:tblStylePr w:type="lastCol">
       <w:rPr>
-        <w:color w:val="FFFFFF" w:themeColor="background1"/>
+        <w:color w:val="000000"/>
       </w:rPr>
       <w:tblPr/>
       <w:tcPr>
@@ -22680,12 +23306,12 @@
     </w:tblStylePr>
     <w:tblStylePr w:type="neCell">
       <w:rPr>
-        <w:color w:val="000000" w:themeColor="text1"/>
+        <w:color w:val="000000"/>
       </w:rPr>
     </w:tblStylePr>
     <w:tblStylePr w:type="nwCell">
       <w:rPr>
-        <w:color w:val="000000" w:themeColor="text1"/>
+        <w:color w:val="000000"/>
       </w:rPr>
     </w:tblStylePr>
   </w:style>
@@ -22698,7 +23324,7 @@
       <w:spacing w:after="0" w:line="240" w:lineRule="auto"/>
     </w:pPr>
     <w:rPr>
-      <w:color w:val="000000" w:themeColor="text1"/>
+      <w:color w:val="000000"/>
     </w:rPr>
     <w:tblPr>
       <w:tblStyleRowBandSize w:val="1"/>
@@ -22744,7 +23370,7 @@
       <w:rPr>
         <w:b/>
         <w:bCs/>
-        <w:color w:val="FFFFFF" w:themeColor="background1"/>
+        <w:color w:val="000000"/>
       </w:rPr>
       <w:tblPr/>
       <w:tcPr>
@@ -22756,7 +23382,7 @@
     </w:tblStylePr>
     <w:tblStylePr w:type="firstCol">
       <w:rPr>
-        <w:color w:val="FFFFFF" w:themeColor="background1"/>
+        <w:color w:val="000000"/>
       </w:rPr>
       <w:tblPr/>
       <w:tcPr>
@@ -22773,7 +23399,7 @@
     </w:tblStylePr>
     <w:tblStylePr w:type="lastCol">
       <w:rPr>
-        <w:color w:val="FFFFFF" w:themeColor="background1"/>
+        <w:color w:val="000000"/>
       </w:rPr>
       <w:tblPr/>
       <w:tcPr>
@@ -22802,12 +23428,12 @@
     </w:tblStylePr>
     <w:tblStylePr w:type="neCell">
       <w:rPr>
-        <w:color w:val="000000" w:themeColor="text1"/>
+        <w:color w:val="000000"/>
       </w:rPr>
     </w:tblStylePr>
     <w:tblStylePr w:type="nwCell">
       <w:rPr>
-        <w:color w:val="000000" w:themeColor="text1"/>
+        <w:color w:val="000000"/>
       </w:rPr>
     </w:tblStylePr>
   </w:style>
@@ -22820,7 +23446,7 @@
       <w:spacing w:after="0" w:line="240" w:lineRule="auto"/>
     </w:pPr>
     <w:rPr>
-      <w:color w:val="000000" w:themeColor="text1"/>
+      <w:color w:val="000000"/>
     </w:rPr>
     <w:tblPr>
       <w:tblStyleRowBandSize w:val="1"/>
@@ -22840,7 +23466,7 @@
       <w:rPr>
         <w:b/>
         <w:bCs/>
-        <w:color w:val="FFFFFF" w:themeColor="background1"/>
+        <w:color w:val="000000"/>
       </w:rPr>
       <w:tblPr/>
       <w:tcPr>
@@ -22854,7 +23480,7 @@
       <w:rPr>
         <w:b/>
         <w:bCs/>
-        <w:color w:val="9E3A38" w:themeColor="accent2" w:themeShade="CC"/>
+        <w:color w:val="000000"/>
       </w:rPr>
       <w:tblPr/>
       <w:tcPr>
@@ -22906,7 +23532,7 @@
       <w:spacing w:after="0" w:line="240" w:lineRule="auto"/>
     </w:pPr>
     <w:rPr>
-      <w:color w:val="000000" w:themeColor="text1"/>
+      <w:color w:val="000000"/>
     </w:rPr>
     <w:tblPr>
       <w:tblStyleRowBandSize w:val="1"/>
@@ -22926,7 +23552,7 @@
       <w:rPr>
         <w:b/>
         <w:bCs/>
-        <w:color w:val="FFFFFF" w:themeColor="background1"/>
+        <w:color w:val="000000"/>
       </w:rPr>
       <w:tblPr/>
       <w:tcPr>
@@ -22940,7 +23566,7 @@
       <w:rPr>
         <w:b/>
         <w:bCs/>
-        <w:color w:val="9E3A38" w:themeColor="accent2" w:themeShade="CC"/>
+        <w:color w:val="000000"/>
       </w:rPr>
       <w:tblPr/>
       <w:tcPr>
@@ -22992,7 +23618,7 @@
       <w:spacing w:after="0" w:line="240" w:lineRule="auto"/>
     </w:pPr>
     <w:rPr>
-      <w:color w:val="000000" w:themeColor="text1"/>
+      <w:color w:val="000000"/>
     </w:rPr>
     <w:tblPr>
       <w:tblStyleRowBandSize w:val="1"/>
@@ -23012,7 +23638,7 @@
       <w:rPr>
         <w:b/>
         <w:bCs/>
-        <w:color w:val="FFFFFF" w:themeColor="background1"/>
+        <w:color w:val="000000"/>
       </w:rPr>
       <w:tblPr/>
       <w:tcPr>
@@ -23026,7 +23652,7 @@
       <w:rPr>
         <w:b/>
         <w:bCs/>
-        <w:color w:val="9E3A38" w:themeColor="accent2" w:themeShade="CC"/>
+        <w:color w:val="000000"/>
       </w:rPr>
       <w:tblPr/>
       <w:tcPr>
@@ -23078,7 +23704,7 @@
       <w:spacing w:after="0" w:line="240" w:lineRule="auto"/>
     </w:pPr>
     <w:rPr>
-      <w:color w:val="000000" w:themeColor="text1"/>
+      <w:color w:val="000000"/>
     </w:rPr>
     <w:tblPr>
       <w:tblStyleRowBandSize w:val="1"/>
@@ -23098,7 +23724,7 @@
       <w:rPr>
         <w:b/>
         <w:bCs/>
-        <w:color w:val="FFFFFF" w:themeColor="background1"/>
+        <w:color w:val="000000"/>
       </w:rPr>
       <w:tblPr/>
       <w:tcPr>
@@ -23112,7 +23738,7 @@
       <w:rPr>
         <w:b/>
         <w:bCs/>
-        <w:color w:val="664E82" w:themeColor="accent4" w:themeShade="CC"/>
+        <w:color w:val="000000"/>
       </w:rPr>
       <w:tblPr/>
       <w:tcPr>
@@ -23164,7 +23790,7 @@
       <w:spacing w:after="0" w:line="240" w:lineRule="auto"/>
     </w:pPr>
     <w:rPr>
-      <w:color w:val="000000" w:themeColor="text1"/>
+      <w:color w:val="000000"/>
     </w:rPr>
     <w:tblPr>
       <w:tblStyleRowBandSize w:val="1"/>
@@ -23184,7 +23810,7 @@
       <w:rPr>
         <w:b/>
         <w:bCs/>
-        <w:color w:val="FFFFFF" w:themeColor="background1"/>
+        <w:color w:val="000000"/>
       </w:rPr>
       <w:tblPr/>
       <w:tcPr>
@@ -23198,7 +23824,7 @@
       <w:rPr>
         <w:b/>
         <w:bCs/>
-        <w:color w:val="7E9C40" w:themeColor="accent3" w:themeShade="CC"/>
+        <w:color w:val="000000"/>
       </w:rPr>
       <w:tblPr/>
       <w:tcPr>
@@ -23250,7 +23876,7 @@
       <w:spacing w:after="0" w:line="240" w:lineRule="auto"/>
     </w:pPr>
     <w:rPr>
-      <w:color w:val="000000" w:themeColor="text1"/>
+      <w:color w:val="000000"/>
     </w:rPr>
     <w:tblPr>
       <w:tblStyleRowBandSize w:val="1"/>
@@ -23270,7 +23896,7 @@
       <w:rPr>
         <w:b/>
         <w:bCs/>
-        <w:color w:val="FFFFFF" w:themeColor="background1"/>
+        <w:color w:val="000000"/>
       </w:rPr>
       <w:tblPr/>
       <w:tcPr>
@@ -23284,7 +23910,7 @@
       <w:rPr>
         <w:b/>
         <w:bCs/>
-        <w:color w:val="F2730A" w:themeColor="accent6" w:themeShade="CC"/>
+        <w:color w:val="000000"/>
       </w:rPr>
       <w:tblPr/>
       <w:tcPr>
@@ -23336,7 +23962,7 @@
       <w:spacing w:after="0" w:line="240" w:lineRule="auto"/>
     </w:pPr>
     <w:rPr>
-      <w:color w:val="000000" w:themeColor="text1"/>
+      <w:color w:val="000000"/>
     </w:rPr>
     <w:tblPr>
       <w:tblStyleRowBandSize w:val="1"/>
@@ -23356,7 +23982,7 @@
       <w:rPr>
         <w:b/>
         <w:bCs/>
-        <w:color w:val="FFFFFF" w:themeColor="background1"/>
+        <w:color w:val="000000"/>
       </w:rPr>
       <w:tblPr/>
       <w:tcPr>
@@ -23370,7 +23996,7 @@
       <w:rPr>
         <w:b/>
         <w:bCs/>
-        <w:color w:val="348DA5" w:themeColor="accent5" w:themeShade="CC"/>
+        <w:color w:val="000000"/>
       </w:rPr>
       <w:tblPr/>
       <w:tcPr>
@@ -23422,7 +24048,7 @@
       <w:spacing w:after="0" w:line="240" w:lineRule="auto"/>
     </w:pPr>
     <w:rPr>
-      <w:color w:val="000000" w:themeColor="text1"/>
+      <w:color w:val="000000"/>
     </w:rPr>
     <w:tblPr>
       <w:tblStyleRowBandSize w:val="1"/>
@@ -23455,7 +24081,7 @@
       <w:rPr>
         <w:b/>
         <w:bCs/>
-        <w:color w:val="000000" w:themeColor="text1"/>
+        <w:color w:val="000000"/>
       </w:rPr>
       <w:tblPr/>
       <w:tcPr>
@@ -23464,7 +24090,7 @@
     </w:tblStylePr>
     <w:tblStylePr w:type="firstCol">
       <w:rPr>
-        <w:color w:val="FFFFFF" w:themeColor="background1"/>
+        <w:color w:val="000000"/>
       </w:rPr>
       <w:tblPr/>
       <w:tcPr>
@@ -23473,7 +24099,7 @@
     </w:tblStylePr>
     <w:tblStylePr w:type="lastCol">
       <w:rPr>
-        <w:color w:val="FFFFFF" w:themeColor="background1"/>
+        <w:color w:val="000000"/>
       </w:rPr>
       <w:tblPr/>
       <w:tcPr>
@@ -23502,7 +24128,7 @@
       <w:spacing w:after="0" w:line="240" w:lineRule="auto"/>
     </w:pPr>
     <w:rPr>
-      <w:color w:val="000000" w:themeColor="text1"/>
+      <w:color w:val="000000"/>
     </w:rPr>
     <w:tblPr>
       <w:tblStyleRowBandSize w:val="1"/>
@@ -23535,7 +24161,7 @@
       <w:rPr>
         <w:b/>
         <w:bCs/>
-        <w:color w:val="000000" w:themeColor="text1"/>
+        <w:color w:val="000000"/>
       </w:rPr>
       <w:tblPr/>
       <w:tcPr>
@@ -23544,7 +24170,7 @@
     </w:tblStylePr>
     <w:tblStylePr w:type="firstCol">
       <w:rPr>
-        <w:color w:val="FFFFFF" w:themeColor="background1"/>
+        <w:color w:val="000000"/>
       </w:rPr>
       <w:tblPr/>
       <w:tcPr>
@@ -23553,7 +24179,7 @@
     </w:tblStylePr>
     <w:tblStylePr w:type="lastCol">
       <w:rPr>
-        <w:color w:val="FFFFFF" w:themeColor="background1"/>
+        <w:color w:val="000000"/>
       </w:rPr>
       <w:tblPr/>
       <w:tcPr>
@@ -23582,7 +24208,7 @@
       <w:spacing w:after="0" w:line="240" w:lineRule="auto"/>
     </w:pPr>
     <w:rPr>
-      <w:color w:val="000000" w:themeColor="text1"/>
+      <w:color w:val="000000"/>
     </w:rPr>
     <w:tblPr>
       <w:tblStyleRowBandSize w:val="1"/>
@@ -23615,7 +24241,7 @@
       <w:rPr>
         <w:b/>
         <w:bCs/>
-        <w:color w:val="000000" w:themeColor="text1"/>
+        <w:color w:val="000000"/>
       </w:rPr>
       <w:tblPr/>
       <w:tcPr>
@@ -23624,7 +24250,7 @@
     </w:tblStylePr>
     <w:tblStylePr w:type="firstCol">
       <w:rPr>
-        <w:color w:val="FFFFFF" w:themeColor="background1"/>
+        <w:color w:val="000000"/>
       </w:rPr>
       <w:tblPr/>
       <w:tcPr>
@@ -23633,7 +24259,7 @@
     </w:tblStylePr>
     <w:tblStylePr w:type="lastCol">
       <w:rPr>
-        <w:color w:val="FFFFFF" w:themeColor="background1"/>
+        <w:color w:val="000000"/>
       </w:rPr>
       <w:tblPr/>
       <w:tcPr>
@@ -23662,7 +24288,7 @@
       <w:spacing w:after="0" w:line="240" w:lineRule="auto"/>
     </w:pPr>
     <w:rPr>
-      <w:color w:val="000000" w:themeColor="text1"/>
+      <w:color w:val="000000"/>
     </w:rPr>
     <w:tblPr>
       <w:tblStyleRowBandSize w:val="1"/>
@@ -23695,7 +24321,7 @@
       <w:rPr>
         <w:b/>
         <w:bCs/>
-        <w:color w:val="000000" w:themeColor="text1"/>
+        <w:color w:val="000000"/>
       </w:rPr>
       <w:tblPr/>
       <w:tcPr>
@@ -23704,7 +24330,7 @@
     </w:tblStylePr>
     <w:tblStylePr w:type="firstCol">
       <w:rPr>
-        <w:color w:val="FFFFFF" w:themeColor="background1"/>
+        <w:color w:val="000000"/>
       </w:rPr>
       <w:tblPr/>
       <w:tcPr>
@@ -23713,7 +24339,7 @@
     </w:tblStylePr>
     <w:tblStylePr w:type="lastCol">
       <w:rPr>
-        <w:color w:val="FFFFFF" w:themeColor="background1"/>
+        <w:color w:val="000000"/>
       </w:rPr>
       <w:tblPr/>
       <w:tcPr>
@@ -23742,7 +24368,7 @@
       <w:spacing w:after="0" w:line="240" w:lineRule="auto"/>
     </w:pPr>
     <w:rPr>
-      <w:color w:val="000000" w:themeColor="text1"/>
+      <w:color w:val="000000"/>
     </w:rPr>
     <w:tblPr>
       <w:tblStyleRowBandSize w:val="1"/>
@@ -23775,7 +24401,7 @@
       <w:rPr>
         <w:b/>
         <w:bCs/>
-        <w:color w:val="000000" w:themeColor="text1"/>
+        <w:color w:val="000000"/>
       </w:rPr>
       <w:tblPr/>
       <w:tcPr>
@@ -23784,7 +24410,7 @@
     </w:tblStylePr>
     <w:tblStylePr w:type="firstCol">
       <w:rPr>
-        <w:color w:val="FFFFFF" w:themeColor="background1"/>
+        <w:color w:val="000000"/>
       </w:rPr>
       <w:tblPr/>
       <w:tcPr>
@@ -23793,7 +24419,7 @@
     </w:tblStylePr>
     <w:tblStylePr w:type="lastCol">
       <w:rPr>
-        <w:color w:val="FFFFFF" w:themeColor="background1"/>
+        <w:color w:val="000000"/>
       </w:rPr>
       <w:tblPr/>
       <w:tcPr>
@@ -23822,7 +24448,7 @@
       <w:spacing w:after="0" w:line="240" w:lineRule="auto"/>
     </w:pPr>
     <w:rPr>
-      <w:color w:val="000000" w:themeColor="text1"/>
+      <w:color w:val="000000"/>
     </w:rPr>
     <w:tblPr>
       <w:tblStyleRowBandSize w:val="1"/>
@@ -23855,7 +24481,7 @@
       <w:rPr>
         <w:b/>
         <w:bCs/>
-        <w:color w:val="000000" w:themeColor="text1"/>
+        <w:color w:val="000000"/>
       </w:rPr>
       <w:tblPr/>
       <w:tcPr>
@@ -23864,7 +24490,7 @@
     </w:tblStylePr>
     <w:tblStylePr w:type="firstCol">
       <w:rPr>
-        <w:color w:val="FFFFFF" w:themeColor="background1"/>
+        <w:color w:val="000000"/>
       </w:rPr>
       <w:tblPr/>
       <w:tcPr>
@@ -23873,7 +24499,7 @@
     </w:tblStylePr>
     <w:tblStylePr w:type="lastCol">
       <w:rPr>
-        <w:color w:val="FFFFFF" w:themeColor="background1"/>
+        <w:color w:val="000000"/>
       </w:rPr>
       <w:tblPr/>
       <w:tcPr>
@@ -23902,7 +24528,7 @@
       <w:spacing w:after="0" w:line="240" w:lineRule="auto"/>
     </w:pPr>
     <w:rPr>
-      <w:color w:val="000000" w:themeColor="text1"/>
+      <w:color w:val="000000"/>
     </w:rPr>
     <w:tblPr>
       <w:tblStyleRowBandSize w:val="1"/>
@@ -23935,7 +24561,7 @@
       <w:rPr>
         <w:b/>
         <w:bCs/>
-        <w:color w:val="000000" w:themeColor="text1"/>
+        <w:color w:val="000000"/>
       </w:rPr>
       <w:tblPr/>
       <w:tcPr>
@@ -23944,7 +24570,7 @@
     </w:tblStylePr>
     <w:tblStylePr w:type="firstCol">
       <w:rPr>
-        <w:color w:val="FFFFFF" w:themeColor="background1"/>
+        <w:color w:val="000000"/>
       </w:rPr>
       <w:tblPr/>
       <w:tcPr>
@@ -23953,7 +24579,7 @@
     </w:tblStylePr>
     <w:tblStylePr w:type="lastCol">
       <w:rPr>
-        <w:color w:val="FFFFFF" w:themeColor="background1"/>
+        <w:color w:val="000000"/>
       </w:rPr>
       <w:tblPr/>
       <w:tcPr>
